--- a/ba/workspace/drafts/brd/BRD-Portable-Water-Service-v1.2-2026-06-17.docx
+++ b/ba/workspace/drafts/brd/BRD-Portable-Water-Service-v1.2-2026-06-17.docx
@@ -1,9 +1,14 @@
 
 <file path=word/document.xml><?xml version="1.0" encoding="utf-8"?>
-<w:document xmlns:w="http://schemas.openxmlformats.org/wordprocessingml/2006/main" xmlns:m="http://schemas.openxmlformats.org/officeDocument/2006/math" xmlns:r="http://schemas.openxmlformats.org/officeDocument/2006/relationships" xmlns:o="urn:schemas-microsoft-com:office:office" xmlns:v="urn:schemas-microsoft-com:vml" xmlns:w10="urn:schemas-microsoft-com:office:word" xmlns:a="http://schemas.openxmlformats.org/drawingml/2006/main" xmlns:pic="http://schemas.openxmlformats.org/drawingml/2006/picture" xmlns:wp="http://schemas.openxmlformats.org/drawingml/2006/wordprocessingDrawing">
+<w:document xmlns:wpc="http://schemas.microsoft.com/office/word/2010/wordprocessingCanvas" xmlns:cx="http://schemas.microsoft.com/office/drawing/2014/chartex" xmlns:cx1="http://schemas.microsoft.com/office/drawing/2015/9/8/chartex" xmlns:cx2="http://schemas.microsoft.com/office/drawing/2015/10/21/chartex" xmlns:cx3="http://schemas.microsoft.com/office/drawing/2016/5/9/chartex" xmlns:cx4="http://schemas.microsoft.com/office/drawing/2016/5/10/chartex" xmlns:cx5="http://schemas.microsoft.com/office/drawing/2016/5/11/chartex" xmlns:cx6="http://schemas.microsoft.com/office/drawing/2016/5/12/chartex" xmlns:cx7="http://schemas.microsoft.com/office/drawing/2016/5/13/chartex" xmlns:cx8="http://schemas.microsoft.com/office/drawing/2016/5/14/chartex" xmlns:mc="http://schemas.openxmlformats.org/markup-compatibility/2006" xmlns:aink="http://schemas.microsoft.com/office/drawing/2016/ink" xmlns:am3d="http://schemas.microsoft.com/office/drawing/2017/model3d" xmlns:o="urn:schemas-microsoft-com:office:office" xmlns:oel="http://schemas.microsoft.com/office/2019/extlst" xmlns:r="http://schemas.openxmlformats.org/officeDocument/2006/relationships" xmlns:m="http://schemas.openxmlformats.org/officeDocument/2006/math" xmlns:v="urn:schemas-microsoft-com:vml" xmlns:wp14="http://schemas.microsoft.com/office/word/2010/wordprocessingDrawing" xmlns:wp="http://schemas.openxmlformats.org/drawingml/2006/wordprocessingDrawing" xmlns:w10="urn:schemas-microsoft-com:office:word" xmlns:w="http://schemas.openxmlformats.org/wordprocessingml/2006/main" xmlns:w14="http://schemas.microsoft.com/office/word/2010/wordml" xmlns:w15="http://schemas.microsoft.com/office/word/2012/wordml" xmlns:w16cex="http://schemas.microsoft.com/office/word/2018/wordml/cex" xmlns:w16cid="http://schemas.microsoft.com/office/word/2016/wordml/cid" xmlns:w16="http://schemas.microsoft.com/office/word/2018/wordml" xmlns:w16du="http://schemas.microsoft.com/office/word/2023/wordml/word16du" xmlns:w16sdtdh="http://schemas.microsoft.com/office/word/2020/wordml/sdtdatahash" xmlns:w16sdtfl="http://schemas.microsoft.com/office/word/2024/wordml/sdtformatlock" xmlns:w16se="http://schemas.microsoft.com/office/word/2015/wordml/symex" xmlns:wpg="http://schemas.microsoft.com/office/word/2010/wordprocessingGroup" xmlns:wpi="http://schemas.microsoft.com/office/word/2010/wordprocessingInk" xmlns:wne="http://schemas.microsoft.com/office/word/2006/wordml" xmlns:wps="http://schemas.microsoft.com/office/word/2010/wordprocessingShape" mc:Ignorable="w14 w15 w16se w16cid w16 w16cex w16sdtdh w16sdtfl w16du wp14">
   <w:body>
     <w:sdt>
       <w:sdtPr>
+        <w:rPr>
+          <w:rFonts w:asciiTheme="minorHAnsi" w:eastAsiaTheme="minorEastAsia" w:hAnsiTheme="minorHAnsi" w:cstheme="minorBidi"/>
+          <w:color w:val="auto"/>
+        </w:rPr>
+        <w:id w:val="1075472903"/>
         <w:docPartObj>
           <w:docPartGallery w:val="Table of Contents"/>
           <w:docPartUnique/>
@@ -15,27 +20,1803 @@
             <w:pStyle w:val="TOCHeading"/>
           </w:pPr>
           <w:r>
-            <w:t xml:space="preserve">Table of Contents</w:t>
+            <w:t>Table of Contents</w:t>
           </w:r>
         </w:p>
         <w:p>
+          <w:pPr>
+            <w:pStyle w:val="TOC1"/>
+            <w:tabs>
+              <w:tab w:val="right" w:leader="dot" w:pos="12950"/>
+            </w:tabs>
+            <w:rPr>
+              <w:noProof/>
+            </w:rPr>
+          </w:pPr>
           <w:r>
-            <w:fldChar w:fldCharType="begin" w:dirty="true"/>
-            <w:instrText xml:space="preserve">TOC \o "1-3" \h \z \u</w:instrText>
+            <w:fldChar w:fldCharType="begin"/>
+          </w:r>
+          <w:r>
+            <w:instrText>TOC \o "1-3" \h \z \u</w:instrText>
+          </w:r>
+          <w:r>
             <w:fldChar w:fldCharType="separate"/>
+          </w:r>
+          <w:hyperlink w:anchor="_Toc232583335" w:history="1">
+            <w:r>
+              <w:rPr>
+                <w:rStyle w:val="Hyperlink"/>
+                <w:noProof/>
+              </w:rPr>
+              <w:t>BRD-Light: Module Potable Water Service</w:t>
+            </w:r>
+            <w:r>
+              <w:rPr>
+                <w:noProof/>
+                <w:webHidden/>
+              </w:rPr>
+              <w:tab/>
+            </w:r>
+            <w:r>
+              <w:rPr>
+                <w:noProof/>
+                <w:webHidden/>
+              </w:rPr>
+              <w:fldChar w:fldCharType="begin"/>
+            </w:r>
+            <w:r>
+              <w:rPr>
+                <w:noProof/>
+                <w:webHidden/>
+              </w:rPr>
+              <w:instrText xml:space="preserve"> PAGEREF _Toc232583335 \h </w:instrText>
+            </w:r>
+            <w:r>
+              <w:rPr>
+                <w:noProof/>
+                <w:webHidden/>
+              </w:rPr>
+            </w:r>
+            <w:r>
+              <w:rPr>
+                <w:noProof/>
+                <w:webHidden/>
+              </w:rPr>
+              <w:fldChar w:fldCharType="separate"/>
+            </w:r>
+            <w:r>
+              <w:rPr>
+                <w:noProof/>
+                <w:webHidden/>
+              </w:rPr>
+              <w:t>2</w:t>
+            </w:r>
+            <w:r>
+              <w:rPr>
+                <w:noProof/>
+                <w:webHidden/>
+              </w:rPr>
+              <w:fldChar w:fldCharType="end"/>
+            </w:r>
+          </w:hyperlink>
+        </w:p>
+        <w:p>
+          <w:pPr>
+            <w:pStyle w:val="TOC1"/>
+            <w:tabs>
+              <w:tab w:val="right" w:leader="dot" w:pos="12950"/>
+            </w:tabs>
+            <w:rPr>
+              <w:noProof/>
+            </w:rPr>
+          </w:pPr>
+          <w:hyperlink w:anchor="_Toc232583336" w:history="1">
+            <w:r>
+              <w:rPr>
+                <w:rStyle w:val="Hyperlink"/>
+                <w:noProof/>
+              </w:rPr>
+              <w:t>BRD-Light: Module Potable Water Service</w:t>
+            </w:r>
+            <w:r>
+              <w:rPr>
+                <w:noProof/>
+                <w:webHidden/>
+              </w:rPr>
+              <w:tab/>
+            </w:r>
+            <w:r>
+              <w:rPr>
+                <w:noProof/>
+                <w:webHidden/>
+              </w:rPr>
+              <w:fldChar w:fldCharType="begin"/>
+            </w:r>
+            <w:r>
+              <w:rPr>
+                <w:noProof/>
+                <w:webHidden/>
+              </w:rPr>
+              <w:instrText xml:space="preserve"> PAGEREF _Toc232583336 \h </w:instrText>
+            </w:r>
+            <w:r>
+              <w:rPr>
+                <w:noProof/>
+                <w:webHidden/>
+              </w:rPr>
+            </w:r>
+            <w:r>
+              <w:rPr>
+                <w:noProof/>
+                <w:webHidden/>
+              </w:rPr>
+              <w:fldChar w:fldCharType="separate"/>
+            </w:r>
+            <w:r>
+              <w:rPr>
+                <w:noProof/>
+                <w:webHidden/>
+              </w:rPr>
+              <w:t>3</w:t>
+            </w:r>
+            <w:r>
+              <w:rPr>
+                <w:noProof/>
+                <w:webHidden/>
+              </w:rPr>
+              <w:fldChar w:fldCharType="end"/>
+            </w:r>
+          </w:hyperlink>
+        </w:p>
+        <w:p>
+          <w:pPr>
+            <w:pStyle w:val="TOC2"/>
+            <w:tabs>
+              <w:tab w:val="right" w:leader="dot" w:pos="12950"/>
+            </w:tabs>
+            <w:rPr>
+              <w:noProof/>
+            </w:rPr>
+          </w:pPr>
+          <w:hyperlink w:anchor="_Toc232583337" w:history="1">
+            <w:r>
+              <w:rPr>
+                <w:rStyle w:val="Hyperlink"/>
+                <w:noProof/>
+              </w:rPr>
+              <w:t>1. Bức tranh tổng thể</w:t>
+            </w:r>
+            <w:r>
+              <w:rPr>
+                <w:noProof/>
+                <w:webHidden/>
+              </w:rPr>
+              <w:tab/>
+            </w:r>
+            <w:r>
+              <w:rPr>
+                <w:noProof/>
+                <w:webHidden/>
+              </w:rPr>
+              <w:fldChar w:fldCharType="begin"/>
+            </w:r>
+            <w:r>
+              <w:rPr>
+                <w:noProof/>
+                <w:webHidden/>
+              </w:rPr>
+              <w:instrText xml:space="preserve"> PAGEREF _Toc232583337 \h </w:instrText>
+            </w:r>
+            <w:r>
+              <w:rPr>
+                <w:noProof/>
+                <w:webHidden/>
+              </w:rPr>
+            </w:r>
+            <w:r>
+              <w:rPr>
+                <w:noProof/>
+                <w:webHidden/>
+              </w:rPr>
+              <w:fldChar w:fldCharType="separate"/>
+            </w:r>
+            <w:r>
+              <w:rPr>
+                <w:noProof/>
+                <w:webHidden/>
+              </w:rPr>
+              <w:t>3</w:t>
+            </w:r>
+            <w:r>
+              <w:rPr>
+                <w:noProof/>
+                <w:webHidden/>
+              </w:rPr>
+              <w:fldChar w:fldCharType="end"/>
+            </w:r>
+          </w:hyperlink>
+        </w:p>
+        <w:p>
+          <w:pPr>
+            <w:pStyle w:val="TOC3"/>
+            <w:tabs>
+              <w:tab w:val="right" w:leader="dot" w:pos="12950"/>
+            </w:tabs>
+            <w:rPr>
+              <w:noProof/>
+            </w:rPr>
+          </w:pPr>
+          <w:hyperlink w:anchor="_Toc232583338" w:history="1">
+            <w:r>
+              <w:rPr>
+                <w:rStyle w:val="Hyperlink"/>
+                <w:noProof/>
+              </w:rPr>
+              <w:t>Đối tượng sử dụng:</w:t>
+            </w:r>
+            <w:r>
+              <w:rPr>
+                <w:noProof/>
+                <w:webHidden/>
+              </w:rPr>
+              <w:tab/>
+            </w:r>
+            <w:r>
+              <w:rPr>
+                <w:noProof/>
+                <w:webHidden/>
+              </w:rPr>
+              <w:fldChar w:fldCharType="begin"/>
+            </w:r>
+            <w:r>
+              <w:rPr>
+                <w:noProof/>
+                <w:webHidden/>
+              </w:rPr>
+              <w:instrText xml:space="preserve"> PAGEREF _Toc232583338 \h </w:instrText>
+            </w:r>
+            <w:r>
+              <w:rPr>
+                <w:noProof/>
+                <w:webHidden/>
+              </w:rPr>
+            </w:r>
+            <w:r>
+              <w:rPr>
+                <w:noProof/>
+                <w:webHidden/>
+              </w:rPr>
+              <w:fldChar w:fldCharType="separate"/>
+            </w:r>
+            <w:r>
+              <w:rPr>
+                <w:noProof/>
+                <w:webHidden/>
+              </w:rPr>
+              <w:t>3</w:t>
+            </w:r>
+            <w:r>
+              <w:rPr>
+                <w:noProof/>
+                <w:webHidden/>
+              </w:rPr>
+              <w:fldChar w:fldCharType="end"/>
+            </w:r>
+          </w:hyperlink>
+        </w:p>
+        <w:p>
+          <w:pPr>
+            <w:pStyle w:val="TOC2"/>
+            <w:tabs>
+              <w:tab w:val="right" w:leader="dot" w:pos="12950"/>
+            </w:tabs>
+            <w:rPr>
+              <w:noProof/>
+            </w:rPr>
+          </w:pPr>
+          <w:hyperlink w:anchor="_Toc232583339" w:history="1">
+            <w:r>
+              <w:rPr>
+                <w:rStyle w:val="Hyperlink"/>
+                <w:noProof/>
+              </w:rPr>
+              <w:t>2. Luồng dữ liệu tổng thể</w:t>
+            </w:r>
+            <w:r>
+              <w:rPr>
+                <w:noProof/>
+                <w:webHidden/>
+              </w:rPr>
+              <w:tab/>
+            </w:r>
+            <w:r>
+              <w:rPr>
+                <w:noProof/>
+                <w:webHidden/>
+              </w:rPr>
+              <w:fldChar w:fldCharType="begin"/>
+            </w:r>
+            <w:r>
+              <w:rPr>
+                <w:noProof/>
+                <w:webHidden/>
+              </w:rPr>
+              <w:instrText xml:space="preserve"> PAGEREF _Toc232583339 \h </w:instrText>
+            </w:r>
+            <w:r>
+              <w:rPr>
+                <w:noProof/>
+                <w:webHidden/>
+              </w:rPr>
+            </w:r>
+            <w:r>
+              <w:rPr>
+                <w:noProof/>
+                <w:webHidden/>
+              </w:rPr>
+              <w:fldChar w:fldCharType="separate"/>
+            </w:r>
+            <w:r>
+              <w:rPr>
+                <w:noProof/>
+                <w:webHidden/>
+              </w:rPr>
+              <w:t>5</w:t>
+            </w:r>
+            <w:r>
+              <w:rPr>
+                <w:noProof/>
+                <w:webHidden/>
+              </w:rPr>
+              <w:fldChar w:fldCharType="end"/>
+            </w:r>
+          </w:hyperlink>
+        </w:p>
+        <w:p>
+          <w:pPr>
+            <w:pStyle w:val="TOC2"/>
+            <w:tabs>
+              <w:tab w:val="right" w:leader="dot" w:pos="12950"/>
+            </w:tabs>
+            <w:rPr>
+              <w:noProof/>
+            </w:rPr>
+          </w:pPr>
+          <w:hyperlink w:anchor="_Toc232583340" w:history="1">
+            <w:r>
+              <w:rPr>
+                <w:rStyle w:val="Hyperlink"/>
+                <w:noProof/>
+              </w:rPr>
+              <w:t>3. Logic tính toán</w:t>
+            </w:r>
+            <w:r>
+              <w:rPr>
+                <w:noProof/>
+                <w:webHidden/>
+              </w:rPr>
+              <w:tab/>
+            </w:r>
+            <w:r>
+              <w:rPr>
+                <w:noProof/>
+                <w:webHidden/>
+              </w:rPr>
+              <w:fldChar w:fldCharType="begin"/>
+            </w:r>
+            <w:r>
+              <w:rPr>
+                <w:noProof/>
+                <w:webHidden/>
+              </w:rPr>
+              <w:instrText xml:space="preserve"> PAGEREF _Toc232583340 \h </w:instrText>
+            </w:r>
+            <w:r>
+              <w:rPr>
+                <w:noProof/>
+                <w:webHidden/>
+              </w:rPr>
+            </w:r>
+            <w:r>
+              <w:rPr>
+                <w:noProof/>
+                <w:webHidden/>
+              </w:rPr>
+              <w:fldChar w:fldCharType="separate"/>
+            </w:r>
+            <w:r>
+              <w:rPr>
+                <w:noProof/>
+                <w:webHidden/>
+              </w:rPr>
+              <w:t>7</w:t>
+            </w:r>
+            <w:r>
+              <w:rPr>
+                <w:noProof/>
+                <w:webHidden/>
+              </w:rPr>
+              <w:fldChar w:fldCharType="end"/>
+            </w:r>
+          </w:hyperlink>
+        </w:p>
+        <w:p>
+          <w:pPr>
+            <w:pStyle w:val="TOC3"/>
+            <w:tabs>
+              <w:tab w:val="right" w:leader="dot" w:pos="12950"/>
+            </w:tabs>
+            <w:rPr>
+              <w:noProof/>
+            </w:rPr>
+          </w:pPr>
+          <w:hyperlink w:anchor="_Toc232583341" w:history="1">
+            <w:r>
+              <w:rPr>
+                <w:rStyle w:val="Hyperlink"/>
+                <w:noProof/>
+              </w:rPr>
+              <w:t>3.1. Tính suất tiêu thụ lịch sử từ A-CAD / ACARS</w:t>
+            </w:r>
+            <w:r>
+              <w:rPr>
+                <w:noProof/>
+                <w:webHidden/>
+              </w:rPr>
+              <w:tab/>
+            </w:r>
+            <w:r>
+              <w:rPr>
+                <w:noProof/>
+                <w:webHidden/>
+              </w:rPr>
+              <w:fldChar w:fldCharType="begin"/>
+            </w:r>
+            <w:r>
+              <w:rPr>
+                <w:noProof/>
+                <w:webHidden/>
+              </w:rPr>
+              <w:instrText xml:space="preserve"> PAGEREF _Toc232583341 \h </w:instrText>
+            </w:r>
+            <w:r>
+              <w:rPr>
+                <w:noProof/>
+                <w:webHidden/>
+              </w:rPr>
+            </w:r>
+            <w:r>
+              <w:rPr>
+                <w:noProof/>
+                <w:webHidden/>
+              </w:rPr>
+              <w:fldChar w:fldCharType="separate"/>
+            </w:r>
+            <w:r>
+              <w:rPr>
+                <w:noProof/>
+                <w:webHidden/>
+              </w:rPr>
+              <w:t>7</w:t>
+            </w:r>
+            <w:r>
+              <w:rPr>
+                <w:noProof/>
+                <w:webHidden/>
+              </w:rPr>
+              <w:fldChar w:fldCharType="end"/>
+            </w:r>
+          </w:hyperlink>
+        </w:p>
+        <w:p>
+          <w:pPr>
+            <w:pStyle w:val="TOC3"/>
+            <w:tabs>
+              <w:tab w:val="right" w:leader="dot" w:pos="12950"/>
+            </w:tabs>
+            <w:rPr>
+              <w:noProof/>
+            </w:rPr>
+          </w:pPr>
+          <w:hyperlink w:anchor="_Toc232583342" w:history="1">
+            <w:r>
+              <w:rPr>
+                <w:rStyle w:val="Hyperlink"/>
+                <w:noProof/>
+              </w:rPr>
+              <w:t>3.2. Tính lượng nước cần nạp cho chuyến bay mới</w:t>
+            </w:r>
+            <w:r>
+              <w:rPr>
+                <w:noProof/>
+                <w:webHidden/>
+              </w:rPr>
+              <w:tab/>
+            </w:r>
+            <w:r>
+              <w:rPr>
+                <w:noProof/>
+                <w:webHidden/>
+              </w:rPr>
+              <w:fldChar w:fldCharType="begin"/>
+            </w:r>
+            <w:r>
+              <w:rPr>
+                <w:noProof/>
+                <w:webHidden/>
+              </w:rPr>
+              <w:instrText xml:space="preserve"> PAGEREF _Toc232583342 \h </w:instrText>
+            </w:r>
+            <w:r>
+              <w:rPr>
+                <w:noProof/>
+                <w:webHidden/>
+              </w:rPr>
+            </w:r>
+            <w:r>
+              <w:rPr>
+                <w:noProof/>
+                <w:webHidden/>
+              </w:rPr>
+              <w:fldChar w:fldCharType="separate"/>
+            </w:r>
+            <w:r>
+              <w:rPr>
+                <w:noProof/>
+                <w:webHidden/>
+              </w:rPr>
+              <w:t>7</w:t>
+            </w:r>
+            <w:r>
+              <w:rPr>
+                <w:noProof/>
+                <w:webHidden/>
+              </w:rPr>
+              <w:fldChar w:fldCharType="end"/>
+            </w:r>
+          </w:hyperlink>
+        </w:p>
+        <w:p>
+          <w:pPr>
+            <w:pStyle w:val="TOC3"/>
+            <w:tabs>
+              <w:tab w:val="right" w:leader="dot" w:pos="12950"/>
+            </w:tabs>
+            <w:rPr>
+              <w:noProof/>
+            </w:rPr>
+          </w:pPr>
+          <w:hyperlink w:anchor="_Toc232583343" w:history="1">
+            <w:r>
+              <w:rPr>
+                <w:rStyle w:val="Hyperlink"/>
+                <w:noProof/>
+              </w:rPr>
+              <w:t>3.3. Các nguồn số khách và quy tắc ưu tiên</w:t>
+            </w:r>
+            <w:r>
+              <w:rPr>
+                <w:noProof/>
+                <w:webHidden/>
+              </w:rPr>
+              <w:tab/>
+            </w:r>
+            <w:r>
+              <w:rPr>
+                <w:noProof/>
+                <w:webHidden/>
+              </w:rPr>
+              <w:fldChar w:fldCharType="begin"/>
+            </w:r>
+            <w:r>
+              <w:rPr>
+                <w:noProof/>
+                <w:webHidden/>
+              </w:rPr>
+              <w:instrText xml:space="preserve"> PAGEREF _Toc232583343 \h </w:instrText>
+            </w:r>
+            <w:r>
+              <w:rPr>
+                <w:noProof/>
+                <w:webHidden/>
+              </w:rPr>
+            </w:r>
+            <w:r>
+              <w:rPr>
+                <w:noProof/>
+                <w:webHidden/>
+              </w:rPr>
+              <w:fldChar w:fldCharType="separate"/>
+            </w:r>
+            <w:r>
+              <w:rPr>
+                <w:noProof/>
+                <w:webHidden/>
+              </w:rPr>
+              <w:t>8</w:t>
+            </w:r>
+            <w:r>
+              <w:rPr>
+                <w:noProof/>
+                <w:webHidden/>
+              </w:rPr>
+              <w:fldChar w:fldCharType="end"/>
+            </w:r>
+          </w:hyperlink>
+        </w:p>
+        <w:p>
+          <w:pPr>
+            <w:pStyle w:val="TOC3"/>
+            <w:tabs>
+              <w:tab w:val="right" w:leader="dot" w:pos="12950"/>
+            </w:tabs>
+            <w:rPr>
+              <w:noProof/>
+            </w:rPr>
+          </w:pPr>
+          <w:hyperlink w:anchor="_Toc232583344" w:history="1">
+            <w:r>
+              <w:rPr>
+                <w:rStyle w:val="Hyperlink"/>
+                <w:noProof/>
+              </w:rPr>
+              <w:t>3.4. Tự động thu nạp dữ liệu từ “Điện nước sạch” của tàu bay</w:t>
+            </w:r>
+            <w:r>
+              <w:rPr>
+                <w:noProof/>
+                <w:webHidden/>
+              </w:rPr>
+              <w:tab/>
+            </w:r>
+            <w:r>
+              <w:rPr>
+                <w:noProof/>
+                <w:webHidden/>
+              </w:rPr>
+              <w:fldChar w:fldCharType="begin"/>
+            </w:r>
+            <w:r>
+              <w:rPr>
+                <w:noProof/>
+                <w:webHidden/>
+              </w:rPr>
+              <w:instrText xml:space="preserve"> PAGEREF _Toc232583344 \h </w:instrText>
+            </w:r>
+            <w:r>
+              <w:rPr>
+                <w:noProof/>
+                <w:webHidden/>
+              </w:rPr>
+            </w:r>
+            <w:r>
+              <w:rPr>
+                <w:noProof/>
+                <w:webHidden/>
+              </w:rPr>
+              <w:fldChar w:fldCharType="separate"/>
+            </w:r>
+            <w:r>
+              <w:rPr>
+                <w:noProof/>
+                <w:webHidden/>
+              </w:rPr>
+              <w:t>9</w:t>
+            </w:r>
+            <w:r>
+              <w:rPr>
+                <w:noProof/>
+                <w:webHidden/>
+              </w:rPr>
+              <w:fldChar w:fldCharType="end"/>
+            </w:r>
+          </w:hyperlink>
+        </w:p>
+        <w:p>
+          <w:pPr>
+            <w:pStyle w:val="TOC2"/>
+            <w:tabs>
+              <w:tab w:val="right" w:leader="dot" w:pos="12950"/>
+            </w:tabs>
+            <w:rPr>
+              <w:noProof/>
+            </w:rPr>
+          </w:pPr>
+          <w:hyperlink w:anchor="_Toc232583345" w:history="1">
+            <w:r>
+              <w:rPr>
+                <w:rStyle w:val="Hyperlink"/>
+                <w:noProof/>
+              </w:rPr>
+              <w:t>4. Màn hình App – MO Plus (Tổ bay)</w:t>
+            </w:r>
+            <w:r>
+              <w:rPr>
+                <w:noProof/>
+                <w:webHidden/>
+              </w:rPr>
+              <w:tab/>
+            </w:r>
+            <w:r>
+              <w:rPr>
+                <w:noProof/>
+                <w:webHidden/>
+              </w:rPr>
+              <w:fldChar w:fldCharType="begin"/>
+            </w:r>
+            <w:r>
+              <w:rPr>
+                <w:noProof/>
+                <w:webHidden/>
+              </w:rPr>
+              <w:instrText xml:space="preserve"> PAGEREF _Toc232583345 \h </w:instrText>
+            </w:r>
+            <w:r>
+              <w:rPr>
+                <w:noProof/>
+                <w:webHidden/>
+              </w:rPr>
+            </w:r>
+            <w:r>
+              <w:rPr>
+                <w:noProof/>
+                <w:webHidden/>
+              </w:rPr>
+              <w:fldChar w:fldCharType="separate"/>
+            </w:r>
+            <w:r>
+              <w:rPr>
+                <w:noProof/>
+                <w:webHidden/>
+              </w:rPr>
+              <w:t>9</w:t>
+            </w:r>
+            <w:r>
+              <w:rPr>
+                <w:noProof/>
+                <w:webHidden/>
+              </w:rPr>
+              <w:fldChar w:fldCharType="end"/>
+            </w:r>
+          </w:hyperlink>
+        </w:p>
+        <w:p>
+          <w:pPr>
+            <w:pStyle w:val="TOC3"/>
+            <w:tabs>
+              <w:tab w:val="right" w:leader="dot" w:pos="12950"/>
+            </w:tabs>
+            <w:rPr>
+              <w:noProof/>
+            </w:rPr>
+          </w:pPr>
+          <w:hyperlink w:anchor="_Toc232583346" w:history="1">
+            <w:r>
+              <w:rPr>
+                <w:rStyle w:val="Hyperlink"/>
+                <w:noProof/>
+              </w:rPr>
+              <w:t>M-01: Giao diện Dashboard (1 màn hình duy nhất – vuốt từ trên xuống)</w:t>
+            </w:r>
+            <w:r>
+              <w:rPr>
+                <w:noProof/>
+                <w:webHidden/>
+              </w:rPr>
+              <w:tab/>
+            </w:r>
+            <w:r>
+              <w:rPr>
+                <w:noProof/>
+                <w:webHidden/>
+              </w:rPr>
+              <w:fldChar w:fldCharType="begin"/>
+            </w:r>
+            <w:r>
+              <w:rPr>
+                <w:noProof/>
+                <w:webHidden/>
+              </w:rPr>
+              <w:instrText xml:space="preserve"> PAGEREF _Toc232583346 \h </w:instrText>
+            </w:r>
+            <w:r>
+              <w:rPr>
+                <w:noProof/>
+                <w:webHidden/>
+              </w:rPr>
+            </w:r>
+            <w:r>
+              <w:rPr>
+                <w:noProof/>
+                <w:webHidden/>
+              </w:rPr>
+              <w:fldChar w:fldCharType="separate"/>
+            </w:r>
+            <w:r>
+              <w:rPr>
+                <w:noProof/>
+                <w:webHidden/>
+              </w:rPr>
+              <w:t>9</w:t>
+            </w:r>
+            <w:r>
+              <w:rPr>
+                <w:noProof/>
+                <w:webHidden/>
+              </w:rPr>
+              <w:fldChar w:fldCharType="end"/>
+            </w:r>
+          </w:hyperlink>
+        </w:p>
+        <w:p>
+          <w:pPr>
+            <w:pStyle w:val="TOC2"/>
+            <w:tabs>
+              <w:tab w:val="right" w:leader="dot" w:pos="12950"/>
+            </w:tabs>
+            <w:rPr>
+              <w:noProof/>
+            </w:rPr>
+          </w:pPr>
+          <w:hyperlink w:anchor="_Toc232583347" w:history="1">
+            <w:r>
+              <w:rPr>
+                <w:rStyle w:val="Hyperlink"/>
+                <w:noProof/>
+              </w:rPr>
+              <w:t>5. Màn hình Website – Admin</w:t>
+            </w:r>
+            <w:r>
+              <w:rPr>
+                <w:noProof/>
+                <w:webHidden/>
+              </w:rPr>
+              <w:tab/>
+            </w:r>
+            <w:r>
+              <w:rPr>
+                <w:noProof/>
+                <w:webHidden/>
+              </w:rPr>
+              <w:fldChar w:fldCharType="begin"/>
+            </w:r>
+            <w:r>
+              <w:rPr>
+                <w:noProof/>
+                <w:webHidden/>
+              </w:rPr>
+              <w:instrText xml:space="preserve"> PAGEREF _Toc232583347 \h </w:instrText>
+            </w:r>
+            <w:r>
+              <w:rPr>
+                <w:noProof/>
+                <w:webHidden/>
+              </w:rPr>
+            </w:r>
+            <w:r>
+              <w:rPr>
+                <w:noProof/>
+                <w:webHidden/>
+              </w:rPr>
+              <w:fldChar w:fldCharType="separate"/>
+            </w:r>
+            <w:r>
+              <w:rPr>
+                <w:noProof/>
+                <w:webHidden/>
+              </w:rPr>
+              <w:t>13</w:t>
+            </w:r>
+            <w:r>
+              <w:rPr>
+                <w:noProof/>
+                <w:webHidden/>
+              </w:rPr>
+              <w:fldChar w:fldCharType="end"/>
+            </w:r>
+          </w:hyperlink>
+        </w:p>
+        <w:p>
+          <w:pPr>
+            <w:pStyle w:val="TOC3"/>
+            <w:tabs>
+              <w:tab w:val="right" w:leader="dot" w:pos="12950"/>
+            </w:tabs>
+            <w:rPr>
+              <w:noProof/>
+            </w:rPr>
+          </w:pPr>
+          <w:hyperlink w:anchor="_Toc232583348" w:history="1">
+            <w:r>
+              <w:rPr>
+                <w:rStyle w:val="Hyperlink"/>
+                <w:noProof/>
+              </w:rPr>
+              <w:t>Chuẩn thiết kế giao diện bảng biểu của TOS:</w:t>
+            </w:r>
+            <w:r>
+              <w:rPr>
+                <w:noProof/>
+                <w:webHidden/>
+              </w:rPr>
+              <w:tab/>
+            </w:r>
+            <w:r>
+              <w:rPr>
+                <w:noProof/>
+                <w:webHidden/>
+              </w:rPr>
+              <w:fldChar w:fldCharType="begin"/>
+            </w:r>
+            <w:r>
+              <w:rPr>
+                <w:noProof/>
+                <w:webHidden/>
+              </w:rPr>
+              <w:instrText xml:space="preserve"> PAGEREF _Toc232583348 \h </w:instrText>
+            </w:r>
+            <w:r>
+              <w:rPr>
+                <w:noProof/>
+                <w:webHidden/>
+              </w:rPr>
+            </w:r>
+            <w:r>
+              <w:rPr>
+                <w:noProof/>
+                <w:webHidden/>
+              </w:rPr>
+              <w:fldChar w:fldCharType="separate"/>
+            </w:r>
+            <w:r>
+              <w:rPr>
+                <w:noProof/>
+                <w:webHidden/>
+              </w:rPr>
+              <w:t>13</w:t>
+            </w:r>
+            <w:r>
+              <w:rPr>
+                <w:noProof/>
+                <w:webHidden/>
+              </w:rPr>
+              <w:fldChar w:fldCharType="end"/>
+            </w:r>
+          </w:hyperlink>
+        </w:p>
+        <w:p>
+          <w:pPr>
+            <w:pStyle w:val="TOC3"/>
+            <w:tabs>
+              <w:tab w:val="right" w:leader="dot" w:pos="12950"/>
+            </w:tabs>
+            <w:rPr>
+              <w:noProof/>
+            </w:rPr>
+          </w:pPr>
+          <w:hyperlink w:anchor="_Toc232583349" w:history="1">
+            <w:r>
+              <w:rPr>
+                <w:rStyle w:val="Hyperlink"/>
+                <w:noProof/>
+              </w:rPr>
+              <w:t>W-01: Cấu hình Master Data &amp; Buffer</w:t>
+            </w:r>
+            <w:r>
+              <w:rPr>
+                <w:noProof/>
+                <w:webHidden/>
+              </w:rPr>
+              <w:tab/>
+            </w:r>
+            <w:r>
+              <w:rPr>
+                <w:noProof/>
+                <w:webHidden/>
+              </w:rPr>
+              <w:fldChar w:fldCharType="begin"/>
+            </w:r>
+            <w:r>
+              <w:rPr>
+                <w:noProof/>
+                <w:webHidden/>
+              </w:rPr>
+              <w:instrText xml:space="preserve"> PAGEREF _Toc232583349 \h </w:instrText>
+            </w:r>
+            <w:r>
+              <w:rPr>
+                <w:noProof/>
+                <w:webHidden/>
+              </w:rPr>
+            </w:r>
+            <w:r>
+              <w:rPr>
+                <w:noProof/>
+                <w:webHidden/>
+              </w:rPr>
+              <w:fldChar w:fldCharType="separate"/>
+            </w:r>
+            <w:r>
+              <w:rPr>
+                <w:noProof/>
+                <w:webHidden/>
+              </w:rPr>
+              <w:t>14</w:t>
+            </w:r>
+            <w:r>
+              <w:rPr>
+                <w:noProof/>
+                <w:webHidden/>
+              </w:rPr>
+              <w:fldChar w:fldCharType="end"/>
+            </w:r>
+          </w:hyperlink>
+        </w:p>
+        <w:p>
+          <w:pPr>
+            <w:pStyle w:val="TOC3"/>
+            <w:tabs>
+              <w:tab w:val="right" w:leader="dot" w:pos="12950"/>
+            </w:tabs>
+            <w:rPr>
+              <w:noProof/>
+            </w:rPr>
+          </w:pPr>
+          <w:hyperlink w:anchor="_Toc232583350" w:history="1">
+            <w:r>
+              <w:rPr>
+                <w:rStyle w:val="Hyperlink"/>
+                <w:noProof/>
+              </w:rPr>
+              <w:t>W-02: Nhập tay bổ sung (Khi mất kết nối tự động hoặc ACARS lỗi)</w:t>
+            </w:r>
+            <w:r>
+              <w:rPr>
+                <w:noProof/>
+                <w:webHidden/>
+              </w:rPr>
+              <w:tab/>
+            </w:r>
+            <w:r>
+              <w:rPr>
+                <w:noProof/>
+                <w:webHidden/>
+              </w:rPr>
+              <w:fldChar w:fldCharType="begin"/>
+            </w:r>
+            <w:r>
+              <w:rPr>
+                <w:noProof/>
+                <w:webHidden/>
+              </w:rPr>
+              <w:instrText xml:space="preserve"> PAGEREF _Toc232583350 \h </w:instrText>
+            </w:r>
+            <w:r>
+              <w:rPr>
+                <w:noProof/>
+                <w:webHidden/>
+              </w:rPr>
+            </w:r>
+            <w:r>
+              <w:rPr>
+                <w:noProof/>
+                <w:webHidden/>
+              </w:rPr>
+              <w:fldChar w:fldCharType="separate"/>
+            </w:r>
+            <w:r>
+              <w:rPr>
+                <w:noProof/>
+                <w:webHidden/>
+              </w:rPr>
+              <w:t>14</w:t>
+            </w:r>
+            <w:r>
+              <w:rPr>
+                <w:noProof/>
+                <w:webHidden/>
+              </w:rPr>
+              <w:fldChar w:fldCharType="end"/>
+            </w:r>
+          </w:hyperlink>
+        </w:p>
+        <w:p>
+          <w:pPr>
+            <w:pStyle w:val="TOC3"/>
+            <w:tabs>
+              <w:tab w:val="right" w:leader="dot" w:pos="12950"/>
+            </w:tabs>
+            <w:rPr>
+              <w:noProof/>
+            </w:rPr>
+          </w:pPr>
+          <w:hyperlink w:anchor="_Toc232583351" w:history="1">
+            <w:r>
+              <w:rPr>
+                <w:rStyle w:val="Hyperlink"/>
+                <w:noProof/>
+              </w:rPr>
+              <w:t>W-03: Báo cáo suất tiêu thụ lịch sử (FWS-19)</w:t>
+            </w:r>
+            <w:r>
+              <w:rPr>
+                <w:noProof/>
+                <w:webHidden/>
+              </w:rPr>
+              <w:tab/>
+            </w:r>
+            <w:r>
+              <w:rPr>
+                <w:noProof/>
+                <w:webHidden/>
+              </w:rPr>
+              <w:fldChar w:fldCharType="begin"/>
+            </w:r>
+            <w:r>
+              <w:rPr>
+                <w:noProof/>
+                <w:webHidden/>
+              </w:rPr>
+              <w:instrText xml:space="preserve"> PAGEREF _Toc232583351 \h </w:instrText>
+            </w:r>
+            <w:r>
+              <w:rPr>
+                <w:noProof/>
+                <w:webHidden/>
+              </w:rPr>
+            </w:r>
+            <w:r>
+              <w:rPr>
+                <w:noProof/>
+                <w:webHidden/>
+              </w:rPr>
+              <w:fldChar w:fldCharType="separate"/>
+            </w:r>
+            <w:r>
+              <w:rPr>
+                <w:noProof/>
+                <w:webHidden/>
+              </w:rPr>
+              <w:t>14</w:t>
+            </w:r>
+            <w:r>
+              <w:rPr>
+                <w:noProof/>
+                <w:webHidden/>
+              </w:rPr>
+              <w:fldChar w:fldCharType="end"/>
+            </w:r>
+          </w:hyperlink>
+        </w:p>
+        <w:p>
+          <w:pPr>
+            <w:pStyle w:val="TOC3"/>
+            <w:tabs>
+              <w:tab w:val="right" w:leader="dot" w:pos="12950"/>
+            </w:tabs>
+            <w:rPr>
+              <w:noProof/>
+            </w:rPr>
+          </w:pPr>
+          <w:hyperlink w:anchor="_Toc232583352" w:history="1">
+            <w:r>
+              <w:rPr>
+                <w:rStyle w:val="Hyperlink"/>
+                <w:noProof/>
+              </w:rPr>
+              <w:t>W-04: Báo cáo nước đầu/cuối chuyến (FWS-20)</w:t>
+            </w:r>
+            <w:r>
+              <w:rPr>
+                <w:noProof/>
+                <w:webHidden/>
+              </w:rPr>
+              <w:tab/>
+            </w:r>
+            <w:r>
+              <w:rPr>
+                <w:noProof/>
+                <w:webHidden/>
+              </w:rPr>
+              <w:fldChar w:fldCharType="begin"/>
+            </w:r>
+            <w:r>
+              <w:rPr>
+                <w:noProof/>
+                <w:webHidden/>
+              </w:rPr>
+              <w:instrText xml:space="preserve"> PAGEREF _Toc232583352 \h </w:instrText>
+            </w:r>
+            <w:r>
+              <w:rPr>
+                <w:noProof/>
+                <w:webHidden/>
+              </w:rPr>
+            </w:r>
+            <w:r>
+              <w:rPr>
+                <w:noProof/>
+                <w:webHidden/>
+              </w:rPr>
+              <w:fldChar w:fldCharType="separate"/>
+            </w:r>
+            <w:r>
+              <w:rPr>
+                <w:noProof/>
+                <w:webHidden/>
+              </w:rPr>
+              <w:t>14</w:t>
+            </w:r>
+            <w:r>
+              <w:rPr>
+                <w:noProof/>
+                <w:webHidden/>
+              </w:rPr>
+              <w:fldChar w:fldCharType="end"/>
+            </w:r>
+          </w:hyperlink>
+        </w:p>
+        <w:p>
+          <w:pPr>
+            <w:pStyle w:val="TOC3"/>
+            <w:tabs>
+              <w:tab w:val="right" w:leader="dot" w:pos="12950"/>
+            </w:tabs>
+            <w:rPr>
+              <w:noProof/>
+            </w:rPr>
+          </w:pPr>
+          <w:hyperlink w:anchor="_Toc232583353" w:history="1">
+            <w:r>
+              <w:rPr>
+                <w:rStyle w:val="Hyperlink"/>
+                <w:noProof/>
+              </w:rPr>
+              <w:t>W-05: Báo cáo chuyến nạp thừa (FWS-20)</w:t>
+            </w:r>
+            <w:r>
+              <w:rPr>
+                <w:noProof/>
+                <w:webHidden/>
+              </w:rPr>
+              <w:tab/>
+            </w:r>
+            <w:r>
+              <w:rPr>
+                <w:noProof/>
+                <w:webHidden/>
+              </w:rPr>
+              <w:fldChar w:fldCharType="begin"/>
+            </w:r>
+            <w:r>
+              <w:rPr>
+                <w:noProof/>
+                <w:webHidden/>
+              </w:rPr>
+              <w:instrText xml:space="preserve"> PAGEREF _Toc232583353 \h </w:instrText>
+            </w:r>
+            <w:r>
+              <w:rPr>
+                <w:noProof/>
+                <w:webHidden/>
+              </w:rPr>
+            </w:r>
+            <w:r>
+              <w:rPr>
+                <w:noProof/>
+                <w:webHidden/>
+              </w:rPr>
+              <w:fldChar w:fldCharType="separate"/>
+            </w:r>
+            <w:r>
+              <w:rPr>
+                <w:noProof/>
+                <w:webHidden/>
+              </w:rPr>
+              <w:t>15</w:t>
+            </w:r>
+            <w:r>
+              <w:rPr>
+                <w:noProof/>
+                <w:webHidden/>
+              </w:rPr>
+              <w:fldChar w:fldCharType="end"/>
+            </w:r>
+          </w:hyperlink>
+        </w:p>
+        <w:p>
+          <w:pPr>
+            <w:pStyle w:val="TOC3"/>
+            <w:tabs>
+              <w:tab w:val="right" w:leader="dot" w:pos="12950"/>
+            </w:tabs>
+            <w:rPr>
+              <w:noProof/>
+            </w:rPr>
+          </w:pPr>
+          <w:hyperlink w:anchor="_Toc232583354" w:history="1">
+            <w:r>
+              <w:rPr>
+                <w:rStyle w:val="Hyperlink"/>
+                <w:noProof/>
+              </w:rPr>
+              <w:t>W-06: Báo cáo chuyến dùng cạn nước (FWS-21)</w:t>
+            </w:r>
+            <w:r>
+              <w:rPr>
+                <w:noProof/>
+                <w:webHidden/>
+              </w:rPr>
+              <w:tab/>
+            </w:r>
+            <w:r>
+              <w:rPr>
+                <w:noProof/>
+                <w:webHidden/>
+              </w:rPr>
+              <w:fldChar w:fldCharType="begin"/>
+            </w:r>
+            <w:r>
+              <w:rPr>
+                <w:noProof/>
+                <w:webHidden/>
+              </w:rPr>
+              <w:instrText xml:space="preserve"> PAGEREF _Toc232583354 \h </w:instrText>
+            </w:r>
+            <w:r>
+              <w:rPr>
+                <w:noProof/>
+                <w:webHidden/>
+              </w:rPr>
+            </w:r>
+            <w:r>
+              <w:rPr>
+                <w:noProof/>
+                <w:webHidden/>
+              </w:rPr>
+              <w:fldChar w:fldCharType="separate"/>
+            </w:r>
+            <w:r>
+              <w:rPr>
+                <w:noProof/>
+                <w:webHidden/>
+              </w:rPr>
+              <w:t>15</w:t>
+            </w:r>
+            <w:r>
+              <w:rPr>
+                <w:noProof/>
+                <w:webHidden/>
+              </w:rPr>
+              <w:fldChar w:fldCharType="end"/>
+            </w:r>
+          </w:hyperlink>
+        </w:p>
+        <w:p>
+          <w:pPr>
+            <w:pStyle w:val="TOC3"/>
+            <w:tabs>
+              <w:tab w:val="right" w:leader="dot" w:pos="12950"/>
+            </w:tabs>
+            <w:rPr>
+              <w:noProof/>
+            </w:rPr>
+          </w:pPr>
+          <w:hyperlink w:anchor="_Toc232583355" w:history="1">
+            <w:r>
+              <w:rPr>
+                <w:rStyle w:val="Hyperlink"/>
+                <w:noProof/>
+              </w:rPr>
+              <w:t>W-07: Báo cáo chuyến vượt tính toán (FWS-22)</w:t>
+            </w:r>
+            <w:r>
+              <w:rPr>
+                <w:noProof/>
+                <w:webHidden/>
+              </w:rPr>
+              <w:tab/>
+            </w:r>
+            <w:r>
+              <w:rPr>
+                <w:noProof/>
+                <w:webHidden/>
+              </w:rPr>
+              <w:fldChar w:fldCharType="begin"/>
+            </w:r>
+            <w:r>
+              <w:rPr>
+                <w:noProof/>
+                <w:webHidden/>
+              </w:rPr>
+              <w:instrText xml:space="preserve"> PAGEREF _Toc232583355 \h </w:instrText>
+            </w:r>
+            <w:r>
+              <w:rPr>
+                <w:noProof/>
+                <w:webHidden/>
+              </w:rPr>
+            </w:r>
+            <w:r>
+              <w:rPr>
+                <w:noProof/>
+                <w:webHidden/>
+              </w:rPr>
+              <w:fldChar w:fldCharType="separate"/>
+            </w:r>
+            <w:r>
+              <w:rPr>
+                <w:noProof/>
+                <w:webHidden/>
+              </w:rPr>
+              <w:t>15</w:t>
+            </w:r>
+            <w:r>
+              <w:rPr>
+                <w:noProof/>
+                <w:webHidden/>
+              </w:rPr>
+              <w:fldChar w:fldCharType="end"/>
+            </w:r>
+          </w:hyperlink>
+        </w:p>
+        <w:p>
+          <w:pPr>
+            <w:pStyle w:val="TOC2"/>
+            <w:tabs>
+              <w:tab w:val="right" w:leader="dot" w:pos="12950"/>
+            </w:tabs>
+            <w:rPr>
+              <w:noProof/>
+            </w:rPr>
+          </w:pPr>
+          <w:hyperlink w:anchor="_Toc232583356" w:history="1">
+            <w:r>
+              <w:rPr>
+                <w:rStyle w:val="Hyperlink"/>
+                <w:noProof/>
+              </w:rPr>
+              <w:t>6. Tích hợp hệ thống liên quan</w:t>
+            </w:r>
+            <w:r>
+              <w:rPr>
+                <w:noProof/>
+                <w:webHidden/>
+              </w:rPr>
+              <w:tab/>
+            </w:r>
+            <w:r>
+              <w:rPr>
+                <w:noProof/>
+                <w:webHidden/>
+              </w:rPr>
+              <w:fldChar w:fldCharType="begin"/>
+            </w:r>
+            <w:r>
+              <w:rPr>
+                <w:noProof/>
+                <w:webHidden/>
+              </w:rPr>
+              <w:instrText xml:space="preserve"> PAGEREF _Toc232583356 \h </w:instrText>
+            </w:r>
+            <w:r>
+              <w:rPr>
+                <w:noProof/>
+                <w:webHidden/>
+              </w:rPr>
+            </w:r>
+            <w:r>
+              <w:rPr>
+                <w:noProof/>
+                <w:webHidden/>
+              </w:rPr>
+              <w:fldChar w:fldCharType="separate"/>
+            </w:r>
+            <w:r>
+              <w:rPr>
+                <w:noProof/>
+                <w:webHidden/>
+              </w:rPr>
+              <w:t>15</w:t>
+            </w:r>
+            <w:r>
+              <w:rPr>
+                <w:noProof/>
+                <w:webHidden/>
+              </w:rPr>
+              <w:fldChar w:fldCharType="end"/>
+            </w:r>
+          </w:hyperlink>
+        </w:p>
+        <w:p>
+          <w:pPr>
+            <w:pStyle w:val="TOC2"/>
+            <w:tabs>
+              <w:tab w:val="right" w:leader="dot" w:pos="12950"/>
+            </w:tabs>
+            <w:rPr>
+              <w:noProof/>
+            </w:rPr>
+          </w:pPr>
+          <w:hyperlink w:anchor="_Toc232583357" w:history="1">
+            <w:r>
+              <w:rPr>
+                <w:rStyle w:val="Hyperlink"/>
+                <w:noProof/>
+              </w:rPr>
+              <w:t>7. Điểm cần chốt</w:t>
+            </w:r>
+            <w:r>
+              <w:rPr>
+                <w:noProof/>
+                <w:webHidden/>
+              </w:rPr>
+              <w:tab/>
+            </w:r>
+            <w:r>
+              <w:rPr>
+                <w:noProof/>
+                <w:webHidden/>
+              </w:rPr>
+              <w:fldChar w:fldCharType="begin"/>
+            </w:r>
+            <w:r>
+              <w:rPr>
+                <w:noProof/>
+                <w:webHidden/>
+              </w:rPr>
+              <w:instrText xml:space="preserve"> PAGEREF _Toc232583357 \h </w:instrText>
+            </w:r>
+            <w:r>
+              <w:rPr>
+                <w:noProof/>
+                <w:webHidden/>
+              </w:rPr>
+            </w:r>
+            <w:r>
+              <w:rPr>
+                <w:noProof/>
+                <w:webHidden/>
+              </w:rPr>
+              <w:fldChar w:fldCharType="separate"/>
+            </w:r>
+            <w:r>
+              <w:rPr>
+                <w:noProof/>
+                <w:webHidden/>
+              </w:rPr>
+              <w:t>17</w:t>
+            </w:r>
+            <w:r>
+              <w:rPr>
+                <w:noProof/>
+                <w:webHidden/>
+              </w:rPr>
+              <w:fldChar w:fldCharType="end"/>
+            </w:r>
+          </w:hyperlink>
+        </w:p>
+        <w:p>
+          <w:pPr>
+            <w:pStyle w:val="TOC3"/>
+            <w:tabs>
+              <w:tab w:val="right" w:leader="dot" w:pos="12950"/>
+            </w:tabs>
+            <w:rPr>
+              <w:noProof/>
+            </w:rPr>
+          </w:pPr>
+          <w:hyperlink w:anchor="_Toc232583358" w:history="1">
+            <w:r>
+              <w:rPr>
+                <w:rStyle w:val="Hyperlink"/>
+                <w:noProof/>
+              </w:rPr>
+              <w:t>7.1. Về dữ liệu và tính toán</w:t>
+            </w:r>
+            <w:r>
+              <w:rPr>
+                <w:noProof/>
+                <w:webHidden/>
+              </w:rPr>
+              <w:tab/>
+            </w:r>
+            <w:r>
+              <w:rPr>
+                <w:noProof/>
+                <w:webHidden/>
+              </w:rPr>
+              <w:fldChar w:fldCharType="begin"/>
+            </w:r>
+            <w:r>
+              <w:rPr>
+                <w:noProof/>
+                <w:webHidden/>
+              </w:rPr>
+              <w:instrText xml:space="preserve"> PAGEREF _Toc232583358 \h </w:instrText>
+            </w:r>
+            <w:r>
+              <w:rPr>
+                <w:noProof/>
+                <w:webHidden/>
+              </w:rPr>
+            </w:r>
+            <w:r>
+              <w:rPr>
+                <w:noProof/>
+                <w:webHidden/>
+              </w:rPr>
+              <w:fldChar w:fldCharType="separate"/>
+            </w:r>
+            <w:r>
+              <w:rPr>
+                <w:noProof/>
+                <w:webHidden/>
+              </w:rPr>
+              <w:t>17</w:t>
+            </w:r>
+            <w:r>
+              <w:rPr>
+                <w:noProof/>
+                <w:webHidden/>
+              </w:rPr>
+              <w:fldChar w:fldCharType="end"/>
+            </w:r>
+          </w:hyperlink>
+        </w:p>
+        <w:p>
+          <w:pPr>
+            <w:pStyle w:val="TOC3"/>
+            <w:tabs>
+              <w:tab w:val="right" w:leader="dot" w:pos="12950"/>
+            </w:tabs>
+            <w:rPr>
+              <w:noProof/>
+            </w:rPr>
+          </w:pPr>
+          <w:hyperlink w:anchor="_Toc232583359" w:history="1">
+            <w:r>
+              <w:rPr>
+                <w:rStyle w:val="Hyperlink"/>
+                <w:noProof/>
+              </w:rPr>
+              <w:t>7.2. Về tích hợp Weight &amp; Balance (W&amp;B)</w:t>
+            </w:r>
+            <w:r>
+              <w:rPr>
+                <w:noProof/>
+                <w:webHidden/>
+              </w:rPr>
+              <w:tab/>
+            </w:r>
+            <w:r>
+              <w:rPr>
+                <w:noProof/>
+                <w:webHidden/>
+              </w:rPr>
+              <w:fldChar w:fldCharType="begin"/>
+            </w:r>
+            <w:r>
+              <w:rPr>
+                <w:noProof/>
+                <w:webHidden/>
+              </w:rPr>
+              <w:instrText xml:space="preserve"> PAGEREF _Toc232583359 \h </w:instrText>
+            </w:r>
+            <w:r>
+              <w:rPr>
+                <w:noProof/>
+                <w:webHidden/>
+              </w:rPr>
+            </w:r>
+            <w:r>
+              <w:rPr>
+                <w:noProof/>
+                <w:webHidden/>
+              </w:rPr>
+              <w:fldChar w:fldCharType="separate"/>
+            </w:r>
+            <w:r>
+              <w:rPr>
+                <w:noProof/>
+                <w:webHidden/>
+              </w:rPr>
+              <w:t>17</w:t>
+            </w:r>
+            <w:r>
+              <w:rPr>
+                <w:noProof/>
+                <w:webHidden/>
+              </w:rPr>
+              <w:fldChar w:fldCharType="end"/>
+            </w:r>
+          </w:hyperlink>
+        </w:p>
+        <w:p>
+          <w:pPr>
+            <w:pStyle w:val="TOC2"/>
+            <w:tabs>
+              <w:tab w:val="right" w:leader="dot" w:pos="12950"/>
+            </w:tabs>
+            <w:rPr>
+              <w:noProof/>
+            </w:rPr>
+          </w:pPr>
+          <w:hyperlink w:anchor="_Toc232583360" w:history="1">
+            <w:r>
+              <w:rPr>
+                <w:rStyle w:val="Hyperlink"/>
+                <w:noProof/>
+              </w:rPr>
+              <w:t>8. Đề xuất triển khai theo 3 giai đoạn</w:t>
+            </w:r>
+            <w:r>
+              <w:rPr>
+                <w:noProof/>
+                <w:webHidden/>
+              </w:rPr>
+              <w:tab/>
+            </w:r>
+            <w:r>
+              <w:rPr>
+                <w:noProof/>
+                <w:webHidden/>
+              </w:rPr>
+              <w:fldChar w:fldCharType="begin"/>
+            </w:r>
+            <w:r>
+              <w:rPr>
+                <w:noProof/>
+                <w:webHidden/>
+              </w:rPr>
+              <w:instrText xml:space="preserve"> PAGEREF _Toc232583360 \h </w:instrText>
+            </w:r>
+            <w:r>
+              <w:rPr>
+                <w:noProof/>
+                <w:webHidden/>
+              </w:rPr>
+            </w:r>
+            <w:r>
+              <w:rPr>
+                <w:noProof/>
+                <w:webHidden/>
+              </w:rPr>
+              <w:fldChar w:fldCharType="separate"/>
+            </w:r>
+            <w:r>
+              <w:rPr>
+                <w:noProof/>
+                <w:webHidden/>
+              </w:rPr>
+              <w:t>17</w:t>
+            </w:r>
+            <w:r>
+              <w:rPr>
+                <w:noProof/>
+                <w:webHidden/>
+              </w:rPr>
+              <w:fldChar w:fldCharType="end"/>
+            </w:r>
+          </w:hyperlink>
+        </w:p>
+        <w:p>
+          <w:r>
             <w:fldChar w:fldCharType="end"/>
           </w:r>
         </w:p>
       </w:sdtContent>
     </w:sdt>
-    <w:bookmarkStart w:id="50" w:name="brd-light-module-potable-water-service"/>
     <w:p>
       <w:pPr>
         <w:pStyle w:val="Heading1"/>
       </w:pPr>
-      <w:r>
-        <w:t xml:space="preserve">BRD-Light: Module Potable Water Service</w:t>
-      </w:r>
+      <w:bookmarkStart w:id="0" w:name="brd-light-module-potable-water-service"/>
+      <w:bookmarkStart w:id="1" w:name="_Toc232583335"/>
+      <w:r>
+        <w:t>BRD-Light: Module Potable Water Service</w:t>
+      </w:r>
+      <w:bookmarkEnd w:id="1"/>
     </w:p>
     <w:p>
       <w:pPr>
@@ -46,25 +1827,28 @@
           <w:i/>
           <w:iCs/>
         </w:rPr>
-        <w:t xml:space="preserve">Bổ sung module Quản lý Nước Sạch Trên Tàu Bay · v1.2 · 2026-06-17</w:t>
-      </w:r>
-    </w:p>
-    <w:p>
-      <w:r>
-        <w:pict>
-          <v:rect style="width:0;height:1.5pt" o:hralign="center" o:hrstd="t" o:hr="t"/>
+        <w:t>Bổ sung module Quản lý Nước Sạch Trên Tàu Bay · v1.2 · 2026-06-17</w:t>
+      </w:r>
+    </w:p>
+    <w:p>
+      <w:r>
+        <w:pict w14:anchorId="42357553">
+          <v:rect id="_x0000_i1025" style="width:0;height:1.5pt" o:hralign="center" o:hrstd="t" o:hr="t"/>
         </w:pict>
       </w:r>
     </w:p>
-    <w:bookmarkEnd w:id="50"/>
-    <w:bookmarkStart w:id="83" w:name="brd-light-module-potable-water-service-1"/>
     <w:p>
       <w:pPr>
         <w:pStyle w:val="Heading1"/>
       </w:pPr>
-      <w:r>
-        <w:t xml:space="preserve">BRD-Light: Module Potable Water Service</w:t>
-      </w:r>
+      <w:bookmarkStart w:id="2" w:name="brd-light-module-potable-water-service-1"/>
+      <w:bookmarkStart w:id="3" w:name="_Toc232583336"/>
+      <w:bookmarkEnd w:id="0"/>
+      <w:r>
+        <w:lastRenderedPageBreak/>
+        <w:t>BRD-Light: Module Potable Water Service</w:t>
+      </w:r>
+      <w:bookmarkEnd w:id="3"/>
     </w:p>
     <w:p>
       <w:pPr>
@@ -75,63 +1859,53 @@
           <w:b/>
           <w:bCs/>
         </w:rPr>
-        <w:t xml:space="preserve">Dự án:</w:t>
-      </w:r>
-      <w:r>
-        <w:t xml:space="preserve"> </w:t>
-      </w:r>
-      <w:r>
-        <w:t xml:space="preserve">MO Plus – Bổ sung module Quản lý Nước Sạch Trên Tàu Bay</w:t>
-      </w:r>
-    </w:p>
-    <w:p>
-      <w:r>
-        <w:pict>
-          <v:rect style="width:0;height:1.5pt" o:hralign="center" o:hrstd="t" o:hr="t"/>
+        <w:t>Dự án:</w:t>
+      </w:r>
+      <w:r>
+        <w:t xml:space="preserve"> MO Plus – Bổ sung module Quản lý Nước Sạch Trên Tàu Bay</w:t>
+      </w:r>
+    </w:p>
+    <w:p>
+      <w:r>
+        <w:pict w14:anchorId="17E2BFFB">
+          <v:rect id="_x0000_i1026" style="width:0;height:1.5pt" o:hralign="center" o:hrstd="t" o:hr="t"/>
         </w:pict>
       </w:r>
     </w:p>
-    <w:bookmarkStart w:id="52" w:name="bức-tranh-tổng-thể"/>
     <w:p>
       <w:pPr>
         <w:pStyle w:val="Heading2"/>
       </w:pPr>
-      <w:r>
-        <w:t xml:space="preserve">1. Bức tranh tổng thể</w:t>
-      </w:r>
+      <w:bookmarkStart w:id="4" w:name="bức-tranh-tổng-thể"/>
+      <w:bookmarkStart w:id="5" w:name="_Toc232583337"/>
+      <w:r>
+        <w:t>1. Bức tranh tổng thể</w:t>
+      </w:r>
+      <w:bookmarkEnd w:id="5"/>
     </w:p>
     <w:p>
       <w:pPr>
         <w:pStyle w:val="FirstParagraph"/>
       </w:pPr>
       <w:r>
-        <w:t xml:space="preserve">Module</w:t>
-      </w:r>
-      <w:r>
-        <w:t xml:space="preserve"> </w:t>
+        <w:t xml:space="preserve">Module </w:t>
       </w:r>
       <w:r>
         <w:rPr>
           <w:b/>
           <w:bCs/>
         </w:rPr>
-        <w:t xml:space="preserve">Portable Water Service</w:t>
-      </w:r>
-      <w:r>
-        <w:t xml:space="preserve"> </w:t>
-      </w:r>
-      <w:r>
-        <w:t xml:space="preserve">được bổ sung vào hệ thống MO Plus nhằm giải quyết bài toán:</w:t>
-      </w:r>
-      <w:r>
-        <w:t xml:space="preserve"> </w:t>
+        <w:t>Portable Water Service</w:t>
+      </w:r>
+      <w:r>
+        <w:t xml:space="preserve"> được bổ sung vào hệ thống MO Plus nhằm giải quyết bài toán: </w:t>
       </w:r>
       <w:r>
         <w:rPr>
           <w:b/>
           <w:bCs/>
         </w:rPr>
-        <w:t xml:space="preserve">biết được chuyến bay cần bao nhiêu lít nước sạch, tránh nạp thừa lãng phí (tăng trọng lượng cất cánh vô ích gây tốn nhiên liệu) hoặc nạp thiếu ảnh hưởng đến chất lượng dịch vụ trên không.</w:t>
+        <w:t>biết được chuyến bay cần bao nhiêu lít nước sạch, tránh nạp thừa lãng phí (tăng trọng lượng cất cánh vô ích gây tốn nhiên liệu) hoặc nạp thiếu ảnh hưởng đến chất lượng dịch vụ trên không.</w:t>
       </w:r>
     </w:p>
     <w:p>
@@ -139,74 +1913,85 @@
         <w:pStyle w:val="BodyText"/>
       </w:pPr>
       <w:r>
-        <w:t xml:space="preserve">Hiện tại dữ liệu nước sạch đã có trong hệ thống A-CAD (thông qua điện văn ACARS truyền về từ một số đội tàu bay) nhưng chưa được khai thác tự động; tổ bay cũng chưa có công cụ thống nhất để xác nhận và báo cáo thực tế.</w:t>
-      </w:r>
-    </w:p>
-    <w:bookmarkStart w:id="51" w:name="đối-tượng-sử-dụng"/>
+        <w:t>Hiện tại dữ liệu nước sạch đã có trong hệ thống A-CAD (thông qua điện văn ACARS truyền về từ một số đội tàu bay) nhưng chưa được khai thác tự động; tổ bay cũng chưa có công cụ thống nhất để xác nhận và báo cáo thực tế.</w:t>
+      </w:r>
+    </w:p>
     <w:p>
       <w:pPr>
         <w:pStyle w:val="Heading3"/>
       </w:pPr>
-      <w:r>
-        <w:t xml:space="preserve">Đối tượng sử dụng:</w:t>
-      </w:r>
+      <w:bookmarkStart w:id="6" w:name="đối-tượng-sử-dụng"/>
+      <w:bookmarkStart w:id="7" w:name="_Toc232583338"/>
+      <w:r>
+        <w:t>Đối tượng sử dụng:</w:t>
+      </w:r>
+      <w:bookmarkEnd w:id="7"/>
     </w:p>
     <w:tbl>
       <w:tblPr>
         <w:tblStyle w:val="Table"/>
-        <w:tblW w:type="pct" w:w="5000"/>
+        <w:tblW w:w="5000" w:type="pct"/>
         <w:tblLayout w:type="fixed"/>
-        <w:tblLook w:firstRow="1" w:lastRow="0" w:firstColumn="0" w:lastColumn="0" w:noHBand="0" w:noVBand="0" w:val="0020"/>
+        <w:tblLook w:val="0020" w:firstRow="1" w:lastRow="0" w:firstColumn="0" w:lastColumn="0" w:noHBand="0" w:noVBand="0"/>
       </w:tblPr>
       <w:tblGrid>
-        <w:gridCol w:w="2640"/>
-        <w:gridCol w:w="2640"/>
-        <w:gridCol w:w="2640"/>
+        <w:gridCol w:w="4392"/>
+        <w:gridCol w:w="4392"/>
+        <w:gridCol w:w="4392"/>
       </w:tblGrid>
       <w:tr>
         <w:trPr>
-          <w:tblHeader w:val="on"/>
+          <w:cnfStyle w:val="100000000000" w:firstRow="1" w:lastRow="0" w:firstColumn="0" w:lastColumn="0" w:oddVBand="0" w:evenVBand="0" w:oddHBand="0" w:evenHBand="0" w:firstRowFirstColumn="0" w:firstRowLastColumn="0" w:lastRowFirstColumn="0" w:lastRowLastColumn="0"/>
+          <w:tblHeader/>
         </w:trPr>
         <w:tc>
-          <w:tcPr/>
+          <w:tcPr>
+            <w:tcW w:w="2640" w:type="dxa"/>
+          </w:tcPr>
           <w:p>
             <w:pPr>
               <w:pStyle w:val="Compact"/>
               <w:jc w:val="left"/>
             </w:pPr>
             <w:r>
-              <w:t xml:space="preserve">Đối tượng</w:t>
+              <w:t>Đối tượng</w:t>
             </w:r>
           </w:p>
         </w:tc>
         <w:tc>
-          <w:tcPr/>
+          <w:tcPr>
+            <w:tcW w:w="2640" w:type="dxa"/>
+          </w:tcPr>
           <w:p>
             <w:pPr>
               <w:pStyle w:val="Compact"/>
               <w:jc w:val="left"/>
             </w:pPr>
             <w:r>
-              <w:t xml:space="preserve">Nền tảng</w:t>
+              <w:t>Nền tảng</w:t>
             </w:r>
           </w:p>
         </w:tc>
         <w:tc>
-          <w:tcPr/>
+          <w:tcPr>
+            <w:tcW w:w="2640" w:type="dxa"/>
+          </w:tcPr>
           <w:p>
             <w:pPr>
               <w:pStyle w:val="Compact"/>
               <w:jc w:val="left"/>
             </w:pPr>
             <w:r>
-              <w:t xml:space="preserve">Việc chính</w:t>
+              <w:t>Việc chính</w:t>
             </w:r>
           </w:p>
         </w:tc>
       </w:tr>
       <w:tr>
         <w:tc>
-          <w:tcPr/>
+          <w:tcPr>
+            <w:tcW w:w="2640" w:type="dxa"/>
+          </w:tcPr>
           <w:p>
             <w:pPr>
               <w:pStyle w:val="Compact"/>
@@ -217,50 +2002,47 @@
                 <w:b/>
                 <w:bCs/>
               </w:rPr>
-              <w:t xml:space="preserve">Tổ bay</w:t>
-            </w:r>
-            <w:r>
-              <w:t xml:space="preserve"> </w:t>
-            </w:r>
-            <w:r>
-              <w:t xml:space="preserve">(Cơ trưởng / Cơ phó / Tiếp viên trưởng / Tiếp viên)</w:t>
+              <w:t>Tổ bay</w:t>
+            </w:r>
+            <w:r>
+              <w:t xml:space="preserve"> (Cơ trưởng / Cơ phó / Tiếp viên trưởng / Tiếp viên)</w:t>
             </w:r>
           </w:p>
         </w:tc>
         <w:tc>
-          <w:tcPr/>
+          <w:tcPr>
+            <w:tcW w:w="2640" w:type="dxa"/>
+          </w:tcPr>
           <w:p>
             <w:pPr>
               <w:pStyle w:val="Compact"/>
               <w:jc w:val="left"/>
             </w:pPr>
             <w:r>
-              <w:t xml:space="preserve">MO Plus App (iPad)</w:t>
+              <w:t>MO Plus App (iPad)</w:t>
             </w:r>
           </w:p>
         </w:tc>
         <w:tc>
-          <w:tcPr/>
+          <w:tcPr>
+            <w:tcW w:w="2640" w:type="dxa"/>
+          </w:tcPr>
           <w:p>
             <w:pPr>
               <w:pStyle w:val="Compact"/>
               <w:jc w:val="left"/>
             </w:pPr>
             <w:r>
-              <w:t xml:space="preserve">- Xem số lượng nước khuyến nghị (nạp gợi ý).</w:t>
-            </w:r>
-            <w:r>
-              <w:t xml:space="preserve">- Nhập xác nhận chỉ số nước đầu chuyến và cuối chuyến.</w:t>
-            </w:r>
-            <w:r>
-              <w:t xml:space="preserve">- Nhận cảnh báo khi tải lượng thay đổi.</w:t>
+              <w:t>- Xem số lượng nước khuyến nghị (nạp gợi ý).- Nhập xác nhận chỉ số nước đầu chuyến và cuối chuyến.- Nhận cảnh báo khi tải lượng thay đổi.</w:t>
             </w:r>
           </w:p>
         </w:tc>
       </w:tr>
       <w:tr>
         <w:tc>
-          <w:tcPr/>
+          <w:tcPr>
+            <w:tcW w:w="2640" w:type="dxa"/>
+          </w:tcPr>
           <w:p>
             <w:pPr>
               <w:pStyle w:val="Compact"/>
@@ -271,40 +2053,39 @@
                 <w:b/>
                 <w:bCs/>
               </w:rPr>
-              <w:t xml:space="preserve">Admin / Khai thác</w:t>
+              <w:t>Admin / Khai thác</w:t>
             </w:r>
           </w:p>
         </w:tc>
         <w:tc>
-          <w:tcPr/>
+          <w:tcPr>
+            <w:tcW w:w="2640" w:type="dxa"/>
+          </w:tcPr>
           <w:p>
             <w:pPr>
               <w:pStyle w:val="Compact"/>
               <w:jc w:val="left"/>
             </w:pPr>
             <w:r>
-              <w:t xml:space="preserve">Website MO Plus</w:t>
+              <w:t>Website MO Plus</w:t>
             </w:r>
           </w:p>
         </w:tc>
         <w:tc>
-          <w:tcPr/>
+          <w:tcPr>
+            <w:tcW w:w="2640" w:type="dxa"/>
+          </w:tcPr>
           <w:p>
             <w:pPr>
               <w:pStyle w:val="Compact"/>
               <w:jc w:val="left"/>
             </w:pPr>
             <w:r>
-              <w:t xml:space="preserve">- Cấu hình master data (dung tích tank, định mức mặc định).</w:t>
-            </w:r>
-            <w:r>
-              <w:t xml:space="preserve">- Thiết lập tham số buffer (theo thời gian hoặc theo người).</w:t>
-            </w:r>
-            <w:r>
-              <w:t xml:space="preserve">- Nhập tay bù thiếu dữ liệu (khi ACARS lỗi).</w:t>
-            </w:r>
-            <w:r>
-              <w:t xml:space="preserve">- Theo dõi báo cáo phân tích hiệu suất nạp và tiêu thụ nước.</w:t>
+              <w:t xml:space="preserve">- Cấu hình master data (dung tích tank, định mức mặc định).- Thiết lập tham số buffer (theo thời gian hoặc theo người).- </w:t>
+            </w:r>
+            <w:r>
+              <w:lastRenderedPageBreak/>
+              <w:t>Nhập tay bù thiếu dữ liệu (khi ACARS lỗi).- Theo dõi báo cáo phân tích hiệu suất nạp và tiêu thụ nước.</w:t>
             </w:r>
           </w:p>
         </w:tc>
@@ -312,43 +2093,52 @@
     </w:tbl>
     <w:p>
       <w:r>
-        <w:pict>
-          <v:rect style="width:0;height:1.5pt" o:hralign="center" o:hrstd="t" o:hr="t"/>
+        <w:lastRenderedPageBreak/>
+        <w:pict w14:anchorId="70EBB6F4">
+          <v:rect id="_x0000_i1027" style="width:0;height:1.5pt" o:hralign="center" o:hrstd="t" o:hr="t"/>
         </w:pict>
       </w:r>
     </w:p>
-    <w:bookmarkEnd w:id="51"/>
-    <w:bookmarkEnd w:id="52"/>
-    <w:bookmarkStart w:id="56" w:name="luồng-dữ-liệu-tổng-thể"/>
     <w:p>
       <w:pPr>
         <w:pStyle w:val="Heading2"/>
       </w:pPr>
-      <w:r>
-        <w:t xml:space="preserve">2. Luồng dữ liệu tổng thể</w:t>
-      </w:r>
+      <w:bookmarkStart w:id="8" w:name="luồng-dữ-liệu-tổng-thể"/>
+      <w:bookmarkStart w:id="9" w:name="_Toc232583339"/>
+      <w:bookmarkEnd w:id="4"/>
+      <w:bookmarkEnd w:id="6"/>
+      <w:r>
+        <w:lastRenderedPageBreak/>
+        <w:t>2. Luồng dữ liệu tổng thể</w:t>
+      </w:r>
+      <w:bookmarkEnd w:id="9"/>
     </w:p>
     <w:p>
       <w:pPr>
         <w:pStyle w:val="CaptionedFigure"/>
       </w:pPr>
       <w:r>
+        <w:rPr>
+          <w:noProof/>
+        </w:rPr>
+        <w:lastRenderedPageBreak/>
         <w:drawing>
-          <wp:inline>
-            <wp:extent cx="3967829" cy="8367713"/>
-            <wp:effectExtent b="0" l="0" r="0" t="0"/>
-            <wp:docPr descr="Luồng dữ liệu tổng thể" title="" id="54" name="Picture"/>
-            <a:graphic>
+          <wp:inline distT="0" distB="0" distL="0" distR="0" wp14:anchorId="1DD6A661" wp14:editId="4E39E316">
+            <wp:extent cx="2779615" cy="5861902"/>
+            <wp:effectExtent l="0" t="0" r="0" b="0"/>
+            <wp:docPr id="54" name="Picture" descr="Luồng dữ liệu tổng thể"/>
+            <wp:cNvGraphicFramePr/>
+            <a:graphic xmlns:a="http://schemas.openxmlformats.org/drawingml/2006/main">
               <a:graphicData uri="http://schemas.openxmlformats.org/drawingml/2006/picture">
-                <pic:pic>
+                <pic:pic xmlns:pic="http://schemas.openxmlformats.org/drawingml/2006/picture">
                   <pic:nvPicPr>
-                    <pic:cNvPr descr="media/image1.png" id="55" name="Picture"/>
+                    <pic:cNvPr id="55" name="Picture" descr="media/image1.png"/>
                     <pic:cNvPicPr>
-                      <a:picLocks noChangeArrowheads="1" noChangeAspect="1"/>
+                      <a:picLocks noChangeAspect="1" noChangeArrowheads="1"/>
                     </pic:cNvPicPr>
                   </pic:nvPicPr>
                   <pic:blipFill>
-                    <a:blip r:embed="rId53"/>
+                    <a:blip r:embed="rId7"/>
                     <a:stretch>
                       <a:fillRect/>
                     </a:stretch>
@@ -356,7 +2146,7 @@
                   <pic:spPr bwMode="auto">
                     <a:xfrm>
                       <a:off x="0" y="0"/>
-                      <a:ext cx="3967829" cy="8367713"/>
+                      <a:ext cx="2792002" cy="5888025"/>
                     </a:xfrm>
                     <a:prstGeom prst="rect">
                       <a:avLst/>
@@ -380,70 +2170,63 @@
         <w:pStyle w:val="ImageCaption"/>
       </w:pPr>
       <w:r>
-        <w:t xml:space="preserve">Luồng dữ liệu tổng thể</w:t>
-      </w:r>
-    </w:p>
-    <w:p>
-      <w:r>
-        <w:pict>
-          <v:rect style="width:0;height:1.5pt" o:hralign="center" o:hrstd="t" o:hr="t"/>
+        <w:lastRenderedPageBreak/>
+        <w:t>Luồng dữ liệu tổng thể</w:t>
+      </w:r>
+    </w:p>
+    <w:p>
+      <w:r>
+        <w:pict w14:anchorId="40924E90">
+          <v:rect id="_x0000_i1028" style="width:0;height:1.5pt" o:hralign="center" o:hrstd="t" o:hr="t"/>
         </w:pict>
       </w:r>
     </w:p>
-    <w:bookmarkEnd w:id="56"/>
-    <w:bookmarkStart w:id="61" w:name="logic-tính-toán"/>
     <w:p>
       <w:pPr>
         <w:pStyle w:val="Heading2"/>
       </w:pPr>
-      <w:r>
-        <w:t xml:space="preserve">3. Logic tính toán</w:t>
-      </w:r>
-    </w:p>
-    <w:bookmarkStart w:id="57" w:name="Xbae505402d98b30f3a2dc17680bc03f6d069a7b"/>
+      <w:bookmarkStart w:id="10" w:name="logic-tính-toán"/>
+      <w:bookmarkStart w:id="11" w:name="_Toc232583340"/>
+      <w:bookmarkEnd w:id="8"/>
+      <w:r>
+        <w:t>3. Logic tính toán</w:t>
+      </w:r>
+      <w:bookmarkEnd w:id="11"/>
+    </w:p>
     <w:p>
       <w:pPr>
         <w:pStyle w:val="Heading3"/>
       </w:pPr>
-      <w:r>
-        <w:t xml:space="preserve">3.1. Tính suất tiêu thụ lịch sử từ A-CAD / ACARS</w:t>
-      </w:r>
+      <w:bookmarkStart w:id="12" w:name="Xbae505402d98b30f3a2dc17680bc03f6d069a7b"/>
+      <w:bookmarkStart w:id="13" w:name="_Toc232583341"/>
+      <w:r>
+        <w:t>3.1. Tính suất tiêu thụ lịch sử từ A-CAD / ACARS</w:t>
+      </w:r>
+      <w:bookmarkEnd w:id="13"/>
     </w:p>
     <w:p>
       <w:pPr>
         <w:pStyle w:val="FirstParagraph"/>
       </w:pPr>
       <w:r>
-        <w:t xml:space="preserve">Từ dữ liệu A-CAD của các chuyến đã thực hiện, ví dụ:</w:t>
-      </w:r>
-      <w:r>
-        <w:t xml:space="preserve"> </w:t>
-      </w:r>
-      <w:r>
-        <w:t xml:space="preserve">* Đầu chuyến: đồng hồ chỉ</w:t>
-      </w:r>
-      <w:r>
-        <w:t xml:space="preserve"> </w:t>
+        <w:t xml:space="preserve">Từ dữ liệu A-CAD của các chuyến đã thực hiện, ví dụ: * Đầu chuyến: đồng hồ chỉ </w:t>
       </w:r>
       <w:r>
         <w:rPr>
           <w:b/>
           <w:bCs/>
         </w:rPr>
-        <w:t xml:space="preserve">92%</w:t>
-      </w:r>
-      <w:r>
-        <w:t xml:space="preserve">, cuối chuyến còn</w:t>
-      </w:r>
-      <w:r>
-        <w:t xml:space="preserve"> </w:t>
+        <w:t>92%</w:t>
+      </w:r>
+      <w:r>
+        <w:t xml:space="preserve">, cuối chuyến còn </w:t>
       </w:r>
       <w:r>
         <w:rPr>
           <w:b/>
           <w:bCs/>
         </w:rPr>
-        <w:t xml:space="preserve">30%</w:t>
+        <w:t>30%</w:t>
       </w:r>
       <w:r>
         <w:t xml:space="preserve"> </w:t>
@@ -453,95 +2236,68 @@
           <m:rPr>
             <m:sty m:val="p"/>
           </m:rPr>
+          <w:rPr>
+            <w:rFonts w:ascii="Cambria Math" w:hAnsi="Cambria Math"/>
+          </w:rPr>
           <m:t>→</m:t>
         </m:r>
       </m:oMath>
       <w:r>
-        <w:t xml:space="preserve"> </w:t>
-      </w:r>
-      <w:r>
-        <w:t xml:space="preserve">tiêu thụ</w:t>
-      </w:r>
-      <w:r>
-        <w:t xml:space="preserve"> </w:t>
+        <w:t xml:space="preserve"> tiêu thụ </w:t>
       </w:r>
       <w:r>
         <w:rPr>
           <w:b/>
           <w:bCs/>
         </w:rPr>
-        <w:t xml:space="preserve">62% tank</w:t>
-      </w:r>
-      <w:r>
-        <w:t xml:space="preserve">.</w:t>
-      </w:r>
-      <w:r>
-        <w:t xml:space="preserve"> </w:t>
-      </w:r>
-      <w:r>
-        <w:t xml:space="preserve">* Dung tích tank của loại tàu bay đó (ví dụ B787) = 1.000 lít</w:t>
-      </w:r>
-      <w:r>
-        <w:t xml:space="preserve"> </w:t>
+        <w:t>62% tank</w:t>
+      </w:r>
+      <w:r>
+        <w:t xml:space="preserve">. * Dung tích tank của loại tàu bay đó (ví dụ B787) = 1.000 lít </w:t>
       </w:r>
       <m:oMath>
         <m:r>
           <m:rPr>
             <m:sty m:val="p"/>
           </m:rPr>
+          <w:rPr>
+            <w:rFonts w:ascii="Cambria Math" w:hAnsi="Cambria Math"/>
+          </w:rPr>
           <m:t>→</m:t>
         </m:r>
       </m:oMath>
       <w:r>
-        <w:t xml:space="preserve"> </w:t>
-      </w:r>
-      <w:r>
-        <w:t xml:space="preserve">tiêu thụ thực tế =</w:t>
-      </w:r>
-      <w:r>
-        <w:t xml:space="preserve"> </w:t>
+        <w:t xml:space="preserve"> tiêu thụ thực tế = </w:t>
       </w:r>
       <w:r>
         <w:rPr>
           <w:b/>
           <w:bCs/>
         </w:rPr>
-        <w:t xml:space="preserve">620 lít</w:t>
-      </w:r>
-      <w:r>
-        <w:t xml:space="preserve">.</w:t>
-      </w:r>
-      <w:r>
-        <w:t xml:space="preserve"> </w:t>
-      </w:r>
-      <w:r>
-        <w:t xml:space="preserve">* Chuyến bay đó có</w:t>
-      </w:r>
-      <w:r>
-        <w:t xml:space="preserve"> </w:t>
+        <w:t>620 lít</w:t>
+      </w:r>
+      <w:r>
+        <w:t xml:space="preserve">. * Chuyến bay đó có </w:t>
       </w:r>
       <w:r>
         <w:rPr>
           <w:b/>
           <w:bCs/>
         </w:rPr>
-        <w:t xml:space="preserve">160 hành khách + 10 tổ bay = 170 người</w:t>
-      </w:r>
-      <w:r>
-        <w:t xml:space="preserve">, thời gian bay là</w:t>
-      </w:r>
-      <w:r>
-        <w:t xml:space="preserve"> </w:t>
+        <w:t>160 hành khách + 10 tổ bay = 170 người</w:t>
+      </w:r>
+      <w:r>
+        <w:t xml:space="preserve">, thời gian bay là </w:t>
       </w:r>
       <w:r>
         <w:rPr>
           <w:b/>
           <w:bCs/>
         </w:rPr>
-        <w:t xml:space="preserve">2 giờ</w:t>
-      </w:r>
-      <w:r>
-        <w:t xml:space="preserve">.</w:t>
+        <w:t>2 giờ</w:t>
+      </w:r>
+      <w:r>
+        <w:t>.</w:t>
       </w:r>
     </w:p>
     <w:p>
@@ -556,7 +2312,6 @@
           <m:r>
             <m:rPr>
               <m:nor/>
-              <m:sty m:val="p"/>
             </m:rPr>
             <m:t>Suất tiêu thụ lịch sử</m:t>
           </m:r>
@@ -564,50 +2319,66 @@
             <m:rPr>
               <m:sty m:val="p"/>
             </m:rPr>
+            <w:rPr>
+              <w:rFonts w:ascii="Cambria Math" w:hAnsi="Cambria Math"/>
+            </w:rPr>
             <m:t>=</m:t>
           </m:r>
           <m:f>
             <m:fPr>
-              <m:type m:val="bar"/>
+              <m:ctrlPr>
+                <w:rPr>
+                  <w:rFonts w:ascii="Cambria Math" w:hAnsi="Cambria Math"/>
+                </w:rPr>
+              </m:ctrlPr>
             </m:fPr>
             <m:num>
               <m:r>
+                <w:rPr>
+                  <w:rFonts w:ascii="Cambria Math" w:hAnsi="Cambria Math"/>
+                </w:rPr>
                 <m:t>620</m:t>
               </m:r>
               <m:r>
                 <m:rPr>
                   <m:nor/>
-                  <m:sty m:val="p"/>
                 </m:rPr>
-                <m:t> lít</m:t>
+                <m:t xml:space="preserve"> lít</m:t>
               </m:r>
             </m:num>
             <m:den>
               <m:r>
+                <w:rPr>
+                  <w:rFonts w:ascii="Cambria Math" w:hAnsi="Cambria Math"/>
+                </w:rPr>
                 <m:t>170</m:t>
               </m:r>
               <m:r>
                 <m:rPr>
                   <m:nor/>
-                  <m:sty m:val="p"/>
                 </m:rPr>
-                <m:t> người</m:t>
+                <m:t xml:space="preserve"> người</m:t>
               </m:r>
               <m:r>
                 <m:rPr>
                   <m:sty m:val="p"/>
                 </m:rPr>
+                <w:rPr>
+                  <w:rFonts w:ascii="Cambria Math" w:hAnsi="Cambria Math"/>
+                </w:rPr>
                 <m:t>×</m:t>
               </m:r>
               <m:r>
+                <w:rPr>
+                  <w:rFonts w:ascii="Cambria Math" w:hAnsi="Cambria Math"/>
+                </w:rPr>
                 <m:t>2</m:t>
               </m:r>
               <m:r>
                 <m:rPr>
                   <m:nor/>
-                  <m:sty m:val="p"/>
                 </m:rPr>
-                <m:t> giờ</m:t>
+                <m:t xml:space="preserve"> giờ</m:t>
               </m:r>
             </m:den>
           </m:f>
@@ -615,17 +2386,22 @@
             <m:rPr>
               <m:sty m:val="p"/>
             </m:rPr>
+            <w:rPr>
+              <w:rFonts w:ascii="Cambria Math" w:hAnsi="Cambria Math"/>
+            </w:rPr>
             <m:t>≈</m:t>
           </m:r>
           <m:r>
+            <w:rPr>
+              <w:rFonts w:ascii="Cambria Math" w:hAnsi="Cambria Math"/>
+            </w:rPr>
             <m:t>1.82</m:t>
           </m:r>
           <m:r>
             <m:rPr>
               <m:nor/>
-              <m:sty m:val="p"/>
             </m:rPr>
-            <m:t> lít/người/giờ</m:t>
+            <m:t xml:space="preserve"> lít/người/giờ</m:t>
           </m:r>
         </m:oMath>
       </m:oMathPara>
@@ -639,7 +2415,7 @@
           <w:i/>
           <w:iCs/>
         </w:rPr>
-        <w:t xml:space="preserve">(Lưu ý: Suất tiêu thụ lịch sử này sẽ được hệ thống tính toán tự động dựa trên số liệu tích lũy của nhiều chuyến bay trước đó).</w:t>
+        <w:t>(Lưu ý: Suất tiêu thụ lịch sử này sẽ được hệ thống tính toán tự động dựa trên số liệu tích lũy của nhiều chuyến bay trước đó).</w:t>
       </w:r>
     </w:p>
     <w:p>
@@ -647,73 +2423,37 @@
         <w:pStyle w:val="BodyText"/>
       </w:pPr>
       <w:r>
-        <w:t xml:space="preserve">Hệ thống sẽ gom nhóm và tính toán suất tiêu thụ trung bình theo các chiều:</w:t>
-      </w:r>
-      <w:r>
-        <w:t xml:space="preserve"> </w:t>
-      </w:r>
-      <w:r>
-        <w:t xml:space="preserve">*</w:t>
-      </w:r>
-      <w:r>
-        <w:t xml:space="preserve"> </w:t>
+        <w:t xml:space="preserve">Hệ thống sẽ gom nhóm và tính toán suất tiêu thụ trung bình theo các chiều: * </w:t>
       </w:r>
       <w:r>
         <w:rPr>
           <w:b/>
           <w:bCs/>
         </w:rPr>
-        <w:t xml:space="preserve">Loại tàu bay:</w:t>
-      </w:r>
-      <w:r>
-        <w:t xml:space="preserve"> </w:t>
-      </w:r>
-      <w:r>
-        <w:t xml:space="preserve">(A321, A350, B787, ATR…)</w:t>
-      </w:r>
-      <w:r>
-        <w:t xml:space="preserve"> </w:t>
-      </w:r>
-      <w:r>
-        <w:t xml:space="preserve">*</w:t>
-      </w:r>
-      <w:r>
-        <w:t xml:space="preserve"> </w:t>
+        <w:t>Loại tàu bay:</w:t>
+      </w:r>
+      <w:r>
+        <w:t xml:space="preserve"> (A321, A350, B787, ATR…) * </w:t>
       </w:r>
       <w:r>
         <w:rPr>
           <w:b/>
           <w:bCs/>
         </w:rPr>
-        <w:t xml:space="preserve">Chặng bay:</w:t>
-      </w:r>
-      <w:r>
-        <w:t xml:space="preserve"> </w:t>
-      </w:r>
-      <w:r>
-        <w:t xml:space="preserve">(Nội địa ngắn / Nội địa dài / Quốc tế)</w:t>
-      </w:r>
-      <w:r>
-        <w:t xml:space="preserve"> </w:t>
-      </w:r>
-      <w:r>
-        <w:t xml:space="preserve">*</w:t>
-      </w:r>
-      <w:r>
-        <w:t xml:space="preserve"> </w:t>
+        <w:t>Chặng bay:</w:t>
+      </w:r>
+      <w:r>
+        <w:t xml:space="preserve"> (Nội địa ngắn / Nội địa dài / Quốc tế) * </w:t>
       </w:r>
       <w:r>
         <w:rPr>
           <w:b/>
           <w:bCs/>
         </w:rPr>
-        <w:t xml:space="preserve">Khung giờ khai thác:</w:t>
-      </w:r>
-      <w:r>
-        <w:t xml:space="preserve"> </w:t>
-      </w:r>
-      <w:r>
-        <w:t xml:space="preserve">(Sáng sớm / Giờ cao điểm / Tối muộn)</w:t>
+        <w:t>Khung giờ khai thác:</w:t>
+      </w:r>
+      <w:r>
+        <w:t xml:space="preserve"> (Sáng sớm / Giờ cao điểm / Tối muộn)</w:t>
       </w:r>
     </w:p>
     <w:p>
@@ -721,47 +2461,37 @@
         <w:pStyle w:val="BlockText"/>
       </w:pPr>
       <w:r>
-        <w:t xml:space="preserve">[!NOTE]</w:t>
-      </w:r>
-      <w:r>
-        <w:t xml:space="preserve"> </w:t>
-      </w:r>
-      <w:r>
-        <w:t xml:space="preserve">Khi chưa có đủ dữ liệu lịch sử (áp dụng cho tàu bay mới nhận hoặc chặng bay mới mở), Admin được quyền thiết lập</w:t>
-      </w:r>
-      <w:r>
-        <w:t xml:space="preserve"> </w:t>
+        <w:t xml:space="preserve">[!NOTE] Khi chưa có đủ dữ liệu lịch sử (áp dụng cho tàu bay mới nhận hoặc chặng bay mới mở), Admin được quyền thiết lập </w:t>
       </w:r>
       <w:r>
         <w:rPr>
           <w:b/>
           <w:bCs/>
         </w:rPr>
-        <w:t xml:space="preserve">Định mức tiêu thụ mặc định</w:t>
-      </w:r>
-      <w:r>
-        <w:t xml:space="preserve"> </w:t>
-      </w:r>
-      <w:r>
-        <w:t xml:space="preserve">tại màn hình quản trị để hệ thống luôn có số liệu tính toán gợi ý.</w:t>
-      </w:r>
-    </w:p>
-    <w:bookmarkEnd w:id="57"/>
-    <w:bookmarkStart w:id="58" w:name="Xe238ed7d6a69e82bb0d193ebd4a8674e776618a"/>
+        <w:t>Định mức tiêu thụ mặc định</w:t>
+      </w:r>
+      <w:r>
+        <w:t xml:space="preserve"> tại màn hình quản trị để hệ thống luôn có số liệu tính toán gợi ý.</w:t>
+      </w:r>
+    </w:p>
     <w:p>
       <w:pPr>
         <w:pStyle w:val="Heading3"/>
       </w:pPr>
-      <w:r>
-        <w:t xml:space="preserve">3.2. Tính lượng nước cần nạp cho chuyến bay mới</w:t>
-      </w:r>
+      <w:bookmarkStart w:id="14" w:name="Xe238ed7d6a69e82bb0d193ebd4a8674e776618a"/>
+      <w:bookmarkStart w:id="15" w:name="_Toc232583342"/>
+      <w:bookmarkEnd w:id="12"/>
+      <w:r>
+        <w:t>3.2. Tính lượng nước cần nạp cho chuyến bay mới</w:t>
+      </w:r>
+      <w:bookmarkEnd w:id="15"/>
     </w:p>
     <w:p>
       <w:pPr>
         <w:pStyle w:val="FirstParagraph"/>
       </w:pPr>
       <w:r>
-        <w:t xml:space="preserve">Công thức lõi tính toán lượng nước khuyến nghị:</w:t>
+        <w:t>Công thức lõi tính toán lượng nước khuyến nghị:</w:t>
       </w:r>
     </w:p>
     <w:p>
@@ -776,7 +2506,6 @@
           <m:r>
             <m:rPr>
               <m:nor/>
-              <m:sty m:val="p"/>
             </m:rPr>
             <m:t>W_khuyến_nghị</m:t>
           </m:r>
@@ -784,12 +2513,14 @@
             <m:rPr>
               <m:sty m:val="p"/>
             </m:rPr>
+            <w:rPr>
+              <w:rFonts w:ascii="Cambria Math" w:hAnsi="Cambria Math"/>
+            </w:rPr>
             <m:t>=</m:t>
           </m:r>
           <m:r>
             <m:rPr>
               <m:nor/>
-              <m:sty m:val="p"/>
             </m:rPr>
             <m:t>Suất_lịch_sử</m:t>
           </m:r>
@@ -797,18 +2528,14 @@
             <m:rPr>
               <m:sty m:val="p"/>
             </m:rPr>
-            <m:t>×</m:t>
-          </m:r>
-          <m:r>
-            <m:rPr>
-              <m:sty m:val="p"/>
-            </m:rPr>
-            <m:t>(</m:t>
+            <w:rPr>
+              <w:rFonts w:ascii="Cambria Math" w:hAnsi="Cambria Math"/>
+            </w:rPr>
+            <m:t>×(</m:t>
           </m:r>
           <m:r>
             <m:rPr>
               <m:nor/>
-              <m:sty m:val="p"/>
             </m:rPr>
             <m:t>Pax</m:t>
           </m:r>
@@ -816,12 +2543,14 @@
             <m:rPr>
               <m:sty m:val="p"/>
             </m:rPr>
+            <w:rPr>
+              <w:rFonts w:ascii="Cambria Math" w:hAnsi="Cambria Math"/>
+            </w:rPr>
             <m:t>+</m:t>
           </m:r>
           <m:r>
             <m:rPr>
               <m:nor/>
-              <m:sty m:val="p"/>
             </m:rPr>
             <m:t>Crew</m:t>
           </m:r>
@@ -829,18 +2558,14 @@
             <m:rPr>
               <m:sty m:val="p"/>
             </m:rPr>
-            <m:t>)</m:t>
-          </m:r>
-          <m:r>
-            <m:rPr>
-              <m:sty m:val="p"/>
-            </m:rPr>
-            <m:t>×</m:t>
+            <w:rPr>
+              <w:rFonts w:ascii="Cambria Math" w:hAnsi="Cambria Math"/>
+            </w:rPr>
+            <m:t>)×</m:t>
           </m:r>
           <m:r>
             <m:rPr>
               <m:nor/>
-              <m:sty m:val="p"/>
             </m:rPr>
             <m:t>Giờ_bay</m:t>
           </m:r>
@@ -848,12 +2573,14 @@
             <m:rPr>
               <m:sty m:val="p"/>
             </m:rPr>
+            <w:rPr>
+              <w:rFonts w:ascii="Cambria Math" w:hAnsi="Cambria Math"/>
+            </w:rPr>
             <m:t>+</m:t>
           </m:r>
           <m:r>
             <m:rPr>
               <m:nor/>
-              <m:sty m:val="p"/>
             </m:rPr>
             <m:t>W_buffer</m:t>
           </m:r>
@@ -865,226 +2592,157 @@
         <w:pStyle w:val="FirstParagraph"/>
       </w:pPr>
       <w:r>
-        <w:t xml:space="preserve">Trong đó:</w:t>
-      </w:r>
-      <w:r>
-        <w:t xml:space="preserve"> </w:t>
-      </w:r>
-      <w:r>
-        <w:t xml:space="preserve">*</w:t>
-      </w:r>
-      <w:r>
-        <w:t xml:space="preserve"> </w:t>
+        <w:lastRenderedPageBreak/>
+        <w:t xml:space="preserve">Trong đó: * </w:t>
       </w:r>
       <w:r>
         <w:rPr>
           <w:b/>
           <w:bCs/>
         </w:rPr>
-        <w:t xml:space="preserve">Suất_lịch_sử:</w:t>
-      </w:r>
-      <w:r>
-        <w:t xml:space="preserve"> </w:t>
-      </w:r>
-      <w:r>
-        <w:t xml:space="preserve">Suất tiêu thụ trung bình lít/người/giờ đã phân nhóm ở mục 3.1.</w:t>
-      </w:r>
-      <w:r>
-        <w:t xml:space="preserve"> </w:t>
-      </w:r>
-      <w:r>
-        <w:t xml:space="preserve">*</w:t>
-      </w:r>
-      <w:r>
-        <w:t xml:space="preserve"> </w:t>
+        <w:t>Suất_lịch_sử:</w:t>
+      </w:r>
+      <w:r>
+        <w:t xml:space="preserve"> Suất tiêu thụ trung bình lít/người/giờ đã phân nhóm ở mục 3.1. * </w:t>
       </w:r>
       <w:r>
         <w:rPr>
           <w:b/>
           <w:bCs/>
         </w:rPr>
-        <w:t xml:space="preserve">Pax (Hành khách):</w:t>
-      </w:r>
-      <w:r>
-        <w:t xml:space="preserve"> </w:t>
-      </w:r>
-      <w:r>
-        <w:t xml:space="preserve">Số lượng khách lấy theo nguồn ưu tiên (Booking hoặc Loadsheet thực tế).</w:t>
-      </w:r>
-      <w:r>
-        <w:t xml:space="preserve"> </w:t>
-      </w:r>
-      <w:r>
-        <w:t xml:space="preserve">*</w:t>
-      </w:r>
-      <w:r>
-        <w:t xml:space="preserve"> </w:t>
+        <w:t>Pax (Hành khách):</w:t>
+      </w:r>
+      <w:r>
+        <w:t xml:space="preserve"> Số lượng khách lấy theo nguồn ưu tiên (Booking hoặc Loadsheet thực tế). * </w:t>
       </w:r>
       <w:r>
         <w:rPr>
           <w:b/>
           <w:bCs/>
         </w:rPr>
-        <w:t xml:space="preserve">Crew (Tổ bay):</w:t>
-      </w:r>
-      <w:r>
-        <w:t xml:space="preserve"> </w:t>
-      </w:r>
-      <w:r>
-        <w:t xml:space="preserve">Số lượng tổ bay lấy từ hệ thống quản lý lịch trình tổ bay (Crew System).</w:t>
-      </w:r>
-      <w:r>
-        <w:t xml:space="preserve"> </w:t>
-      </w:r>
-      <w:r>
-        <w:t xml:space="preserve">*</w:t>
-      </w:r>
-      <w:r>
-        <w:t xml:space="preserve"> </w:t>
+        <w:t>Crew (Tổ bay):</w:t>
+      </w:r>
+      <w:r>
+        <w:t xml:space="preserve"> Số lượng tổ bay lấy từ hệ thống quản lý lịch trình tổ bay (Crew System). * </w:t>
       </w:r>
       <w:r>
         <w:rPr>
           <w:b/>
           <w:bCs/>
         </w:rPr>
-        <w:t xml:space="preserve">Giờ_bay:</w:t>
-      </w:r>
-      <w:r>
-        <w:t xml:space="preserve"> </w:t>
-      </w:r>
-      <w:r>
-        <w:t xml:space="preserve">Thời gian bay dự kiến của chuyến bay mới (Flight Time).</w:t>
-      </w:r>
-      <w:r>
-        <w:t xml:space="preserve"> </w:t>
-      </w:r>
-      <w:r>
-        <w:t xml:space="preserve">*</w:t>
-      </w:r>
-      <w:r>
-        <w:t xml:space="preserve"> </w:t>
+        <w:t>Giờ_bay:</w:t>
+      </w:r>
+      <w:r>
+        <w:t xml:space="preserve"> Thời gian bay dự kiến của chuyến bay mới (Flight Time). * </w:t>
       </w:r>
       <w:r>
         <w:rPr>
           <w:b/>
           <w:bCs/>
         </w:rPr>
-        <w:t xml:space="preserve">W_buffer (Lượng nước đệm an toàn):</w:t>
-      </w:r>
-      <w:r>
-        <w:t xml:space="preserve"> </w:t>
-      </w:r>
-      <w:r>
-        <w:t xml:space="preserve">Được cấu hình linh hoạt theo hai cơ chế:</w:t>
-      </w:r>
-      <w:r>
-        <w:t xml:space="preserve"> </w:t>
-      </w:r>
-      <w:r>
-        <w:t xml:space="preserve">1. Cấu hình theo thời gian và dung tích: giờ taxi trung bình tại sân bay, giờ dự phòng theo chặng, lượng tối thiểu an toàn theo dòng tàu.</w:t>
-      </w:r>
-      <w:r>
-        <w:t xml:space="preserve"> </w:t>
-      </w:r>
-      <w:r>
-        <w:t xml:space="preserve">2. Cấu hình</w:t>
-      </w:r>
-      <w:r>
-        <w:t xml:space="preserve"> </w:t>
+        <w:t>W_buffer (Lượng nước đệm an toàn):</w:t>
+      </w:r>
+      <w:r>
+        <w:t xml:space="preserve"> Được cấu hình linh hoạt theo hai cơ chế: 1. Cấu hình theo thời gian và dung tích: giờ taxi trung bình tại sân bay, giờ dự phòng theo chặng, lượng tối thiểu an toàn theo dòng tàu. 2. Cấu hình </w:t>
       </w:r>
       <w:r>
         <w:rPr>
           <w:b/>
           <w:bCs/>
         </w:rPr>
-        <w:t xml:space="preserve">buffer theo số lượng người tương đương</w:t>
-      </w:r>
-      <w:r>
-        <w:t xml:space="preserve">: cộng thêm lượng nước tiêu thụ của một số lượng người nhất định (ví dụ mặc định cộng thêm buffer tương đương</w:t>
-      </w:r>
-      <w:r>
-        <w:t xml:space="preserve"> </w:t>
+        <w:t>buffer theo số lượng người tương đương</w:t>
+      </w:r>
+      <w:r>
+        <w:t xml:space="preserve">: cộng thêm lượng nước tiêu thụ của một số lượng người nhất định (ví dụ mặc định cộng thêm buffer tương đương </w:t>
       </w:r>
       <w:r>
         <w:rPr>
           <w:b/>
           <w:bCs/>
         </w:rPr>
-        <w:t xml:space="preserve">+5 người</w:t>
-      </w:r>
-      <w:r>
-        <w:t xml:space="preserve"> </w:t>
-      </w:r>
-      <w:r>
-        <w:t xml:space="preserve">vào tổng số Pax + Crew) để tạo biên an toàn.</w:t>
-      </w:r>
-    </w:p>
-    <w:bookmarkEnd w:id="58"/>
-    <w:bookmarkStart w:id="59" w:name="các-nguồn-số-khách-và-quy-tắc-ưu-tiên"/>
+        <w:t>+5 người</w:t>
+      </w:r>
+      <w:r>
+        <w:t xml:space="preserve"> vào tổng số Pax + Crew) để tạo biên an toàn.</w:t>
+      </w:r>
+    </w:p>
     <w:p>
       <w:pPr>
         <w:pStyle w:val="Heading3"/>
       </w:pPr>
-      <w:r>
-        <w:t xml:space="preserve">3.3. Các nguồn số khách và quy tắc ưu tiên</w:t>
-      </w:r>
+      <w:bookmarkStart w:id="16" w:name="các-nguồn-số-khách-và-quy-tắc-ưu-tiên"/>
+      <w:bookmarkStart w:id="17" w:name="_Toc232583343"/>
+      <w:bookmarkEnd w:id="14"/>
+      <w:r>
+        <w:t>3.3. Các nguồn số khách và quy tắc ưu tiên</w:t>
+      </w:r>
+      <w:bookmarkEnd w:id="17"/>
     </w:p>
     <w:tbl>
       <w:tblPr>
         <w:tblStyle w:val="Table"/>
-        <w:tblW w:type="pct" w:w="5000"/>
+        <w:tblW w:w="5000" w:type="pct"/>
         <w:tblLayout w:type="fixed"/>
-        <w:tblLook w:firstRow="1" w:lastRow="0" w:firstColumn="0" w:lastColumn="0" w:noHBand="0" w:noVBand="0" w:val="0020"/>
+        <w:tblLook w:val="0020" w:firstRow="1" w:lastRow="0" w:firstColumn="0" w:lastColumn="0" w:noHBand="0" w:noVBand="0"/>
       </w:tblPr>
       <w:tblGrid>
-        <w:gridCol w:w="2640"/>
-        <w:gridCol w:w="2640"/>
-        <w:gridCol w:w="2640"/>
+        <w:gridCol w:w="4392"/>
+        <w:gridCol w:w="4392"/>
+        <w:gridCol w:w="4392"/>
       </w:tblGrid>
       <w:tr>
         <w:trPr>
-          <w:tblHeader w:val="on"/>
+          <w:cnfStyle w:val="100000000000" w:firstRow="1" w:lastRow="0" w:firstColumn="0" w:lastColumn="0" w:oddVBand="0" w:evenVBand="0" w:oddHBand="0" w:evenHBand="0" w:firstRowFirstColumn="0" w:firstRowLastColumn="0" w:lastRowFirstColumn="0" w:lastRowLastColumn="0"/>
+          <w:tblHeader/>
         </w:trPr>
         <w:tc>
-          <w:tcPr/>
+          <w:tcPr>
+            <w:tcW w:w="2640" w:type="dxa"/>
+          </w:tcPr>
           <w:p>
             <w:pPr>
               <w:pStyle w:val="Compact"/>
               <w:jc w:val="left"/>
             </w:pPr>
             <w:r>
-              <w:t xml:space="preserve">Thời điểm</w:t>
+              <w:t>Thời điểm</w:t>
             </w:r>
           </w:p>
         </w:tc>
         <w:tc>
-          <w:tcPr/>
+          <w:tcPr>
+            <w:tcW w:w="2640" w:type="dxa"/>
+          </w:tcPr>
           <w:p>
             <w:pPr>
               <w:pStyle w:val="Compact"/>
               <w:jc w:val="left"/>
             </w:pPr>
             <w:r>
-              <w:t xml:space="preserve">Nguồn dữ liệu</w:t>
+              <w:t>Nguồn dữ liệu</w:t>
             </w:r>
           </w:p>
         </w:tc>
         <w:tc>
-          <w:tcPr/>
+          <w:tcPr>
+            <w:tcW w:w="2640" w:type="dxa"/>
+          </w:tcPr>
           <w:p>
             <w:pPr>
               <w:pStyle w:val="Compact"/>
               <w:jc w:val="left"/>
             </w:pPr>
             <w:r>
-              <w:t xml:space="preserve">Hành vi hệ thống</w:t>
+              <w:t>Hành vi hệ thống</w:t>
             </w:r>
           </w:p>
         </w:tc>
       </w:tr>
       <w:tr>
         <w:tc>
-          <w:tcPr/>
+          <w:tcPr>
+            <w:tcW w:w="2640" w:type="dxa"/>
+          </w:tcPr>
           <w:p>
             <w:pPr>
               <w:pStyle w:val="Compact"/>
@@ -1095,38 +2753,44 @@
                 <w:b/>
                 <w:bCs/>
               </w:rPr>
-              <w:t xml:space="preserve">Trước khi có Loadsheet</w:t>
+              <w:t>Trước khi có Loadsheet</w:t>
             </w:r>
           </w:p>
         </w:tc>
         <w:tc>
-          <w:tcPr/>
+          <w:tcPr>
+            <w:tcW w:w="2640" w:type="dxa"/>
+          </w:tcPr>
           <w:p>
             <w:pPr>
               <w:pStyle w:val="Compact"/>
               <w:jc w:val="left"/>
             </w:pPr>
             <w:r>
-              <w:t xml:space="preserve">Booking trên hệ thống Amadeus PSS</w:t>
+              <w:t>Booking trên hệ thống Amadeus PSS</w:t>
             </w:r>
           </w:p>
         </w:tc>
         <w:tc>
-          <w:tcPr/>
+          <w:tcPr>
+            <w:tcW w:w="2640" w:type="dxa"/>
+          </w:tcPr>
           <w:p>
             <w:pPr>
               <w:pStyle w:val="Compact"/>
               <w:jc w:val="left"/>
             </w:pPr>
             <w:r>
-              <w:t xml:space="preserve">Tính toán lượng nước khuyến nghị sơ bộ dựa trên số khách đặt chỗ dự kiến và số lượng Crew từ Crew System.</w:t>
+              <w:t>Tính toán lượng nước khuyến nghị sơ bộ dựa trên số khách đặt chỗ dự kiến và số lượng Crew từ Crew System.</w:t>
             </w:r>
           </w:p>
         </w:tc>
       </w:tr>
       <w:tr>
         <w:tc>
-          <w:tcPr/>
+          <w:tcPr>
+            <w:tcW w:w="2640" w:type="dxa"/>
+          </w:tcPr>
           <w:p>
             <w:pPr>
               <w:pStyle w:val="Compact"/>
@@ -1137,61 +2801,61 @@
                 <w:b/>
                 <w:bCs/>
               </w:rPr>
-              <w:t xml:space="preserve">Sau khi có Loadsheet</w:t>
-            </w:r>
-            <w:r>
-              <w:t xml:space="preserve"> </w:t>
-            </w:r>
-            <w:r>
-              <w:t xml:space="preserve">(BNA</w:t>
-            </w:r>
-            <w:r>
-              <w:t xml:space="preserve"> </w:t>
+              <w:t>Sau khi có Loadsheet</w:t>
+            </w:r>
+            <w:r>
+              <w:t xml:space="preserve"> (BNA </w:t>
             </w:r>
             <m:oMath>
               <m:r>
                 <m:rPr>
                   <m:sty m:val="p"/>
                 </m:rPr>
+                <w:rPr>
+                  <w:rFonts w:ascii="Cambria Math" w:hAnsi="Cambria Math"/>
+                </w:rPr>
                 <m:t>→</m:t>
               </m:r>
             </m:oMath>
             <w:r>
-              <w:t xml:space="preserve"> </w:t>
-            </w:r>
-            <w:r>
-              <w:t xml:space="preserve">MO)</w:t>
+              <w:t xml:space="preserve"> MO)</w:t>
             </w:r>
           </w:p>
         </w:tc>
         <w:tc>
-          <w:tcPr/>
+          <w:tcPr>
+            <w:tcW w:w="2640" w:type="dxa"/>
+          </w:tcPr>
           <w:p>
             <w:pPr>
               <w:pStyle w:val="Compact"/>
               <w:jc w:val="left"/>
             </w:pPr>
             <w:r>
-              <w:t xml:space="preserve">Loadsheet thực tế</w:t>
+              <w:t>Loadsheet thực tế</w:t>
             </w:r>
           </w:p>
         </w:tc>
         <w:tc>
-          <w:tcPr/>
+          <w:tcPr>
+            <w:tcW w:w="2640" w:type="dxa"/>
+          </w:tcPr>
           <w:p>
             <w:pPr>
               <w:pStyle w:val="Compact"/>
               <w:jc w:val="left"/>
             </w:pPr>
             <w:r>
-              <w:t xml:space="preserve">Hệ thống tự động bóc tách file Loadsheet để lấy số Pax thực tế trên từng khoang máy bay, tính lại lượng nước cần nạp ngay lập tức.</w:t>
+              <w:t>Hệ thống tự động bóc tách file Loadsheet để lấy số Pax thực tế trên từng khoang máy bay, tính lại lượng nước cần nạp ngay lập tức.</w:t>
             </w:r>
           </w:p>
         </w:tc>
       </w:tr>
       <w:tr>
         <w:tc>
-          <w:tcPr/>
+          <w:tcPr>
+            <w:tcW w:w="2640" w:type="dxa"/>
+          </w:tcPr>
           <w:p>
             <w:pPr>
               <w:pStyle w:val="Compact"/>
@@ -1202,178 +2866,152 @@
                 <w:b/>
                 <w:bCs/>
               </w:rPr>
-              <w:t xml:space="preserve">Khi có chênh lệch đáng kể</w:t>
+              <w:t>Khi có chênh lệch đáng kể</w:t>
             </w:r>
           </w:p>
         </w:tc>
         <w:tc>
-          <w:tcPr/>
+          <w:tcPr>
+            <w:tcW w:w="2640" w:type="dxa"/>
+          </w:tcPr>
           <w:p>
             <w:pPr>
               <w:pStyle w:val="Compact"/>
               <w:jc w:val="left"/>
             </w:pPr>
             <w:r>
-              <w:t xml:space="preserve">Trigger Notification</w:t>
+              <w:t>Trigger Notification</w:t>
             </w:r>
           </w:p>
         </w:tc>
         <w:tc>
-          <w:tcPr/>
+          <w:tcPr>
+            <w:tcW w:w="2640" w:type="dxa"/>
+          </w:tcPr>
           <w:p>
             <w:pPr>
               <w:pStyle w:val="Compact"/>
               <w:jc w:val="left"/>
             </w:pPr>
             <w:r>
-              <w:t xml:space="preserve">Nếu lượng nước tính lại sau khi có Loadsheet lệch so với lượng nước tính theo Booking vượt quá ngưỡng cảnh báo (ví dụ chênh lệch &gt; 20 lít), hệ thống sẽ gửi Push Notification tới App MO Plus của tổ bay. Tổ bay bấm vào thông báo sẽ hiển thị Popup cập nhật thông số.</w:t>
+              <w:t xml:space="preserve">Nếu lượng nước tính lại sau khi có Loadsheet lệch so với lượng nước tính theo Booking vượt quá ngưỡng cảnh báo (ví dụ chênh lệch &gt; 20 lít), hệ thống sẽ gửi Push </w:t>
+            </w:r>
+            <w:r>
+              <w:lastRenderedPageBreak/>
+              <w:t>Notification tới App MO Plus của tổ bay. Tổ bay bấm vào thông báo sẽ hiển thị Popup cập nhật thông số.</w:t>
             </w:r>
           </w:p>
         </w:tc>
       </w:tr>
     </w:tbl>
-    <w:bookmarkEnd w:id="59"/>
-    <w:bookmarkStart w:id="60" w:name="X8602c2c81fe436e43be0bd59bdf888ca8b04f1b"/>
     <w:p>
       <w:pPr>
         <w:pStyle w:val="Heading3"/>
       </w:pPr>
-      <w:r>
-        <w:t xml:space="preserve">3.4. Tự động thu nạp dữ liệu từ</w:t>
-      </w:r>
-      <w:r>
-        <w:t xml:space="preserve"> </w:t>
-      </w:r>
-      <w:r>
-        <w:t xml:space="preserve">“Điện nước sạch”</w:t>
-      </w:r>
-      <w:r>
-        <w:t xml:space="preserve"> </w:t>
-      </w:r>
-      <w:r>
-        <w:t xml:space="preserve">của tàu bay</w:t>
-      </w:r>
+      <w:bookmarkStart w:id="18" w:name="X8602c2c81fe436e43be0bd59bdf888ca8b04f1b"/>
+      <w:bookmarkStart w:id="19" w:name="_Toc232583344"/>
+      <w:bookmarkEnd w:id="16"/>
+      <w:r>
+        <w:lastRenderedPageBreak/>
+        <w:t>3.4. Tự động thu nạp dữ liệu từ “Điện nước sạch” của tàu bay</w:t>
+      </w:r>
+      <w:bookmarkEnd w:id="19"/>
     </w:p>
     <w:p>
       <w:pPr>
         <w:pStyle w:val="FirstParagraph"/>
       </w:pPr>
       <w:r>
-        <w:t xml:space="preserve">Đối với các dòng tàu bay hiện đại (như A350 và B787), hệ thống hỗ trợ tích hợp tự động dữ liệu điện văn ACARS truyền về từ tàu bay (gọi là</w:t>
-      </w:r>
-      <w:r>
-        <w:t xml:space="preserve"> </w:t>
+        <w:t xml:space="preserve">Đối với các dòng tàu bay hiện đại (như A350 và B787), hệ thống hỗ trợ tích hợp tự động dữ liệu điện văn ACARS truyền về từ tàu bay (gọi là </w:t>
       </w:r>
       <w:r>
         <w:rPr>
           <w:b/>
           <w:bCs/>
         </w:rPr>
-        <w:t xml:space="preserve">Điện nước sạch</w:t>
-      </w:r>
-      <w:r>
-        <w:t xml:space="preserve">):</w:t>
-      </w:r>
-      <w:r>
-        <w:t xml:space="preserve"> </w:t>
-      </w:r>
-      <w:r>
-        <w:t xml:space="preserve">* Hệ thống tự động bắt điện văn khi máy bay đóng cửa chuẩn bị khởi hành để ghi nhận</w:t>
-      </w:r>
-      <w:r>
-        <w:t xml:space="preserve"> </w:t>
+        <w:t>Điện nước sạch</w:t>
+      </w:r>
+      <w:r>
+        <w:t xml:space="preserve">): * Hệ thống tự động bắt điện văn khi máy bay đóng cửa chuẩn bị khởi hành để ghi nhận </w:t>
       </w:r>
       <w:r>
         <w:rPr>
           <w:b/>
           <w:bCs/>
         </w:rPr>
-        <w:t xml:space="preserve">% nước đầu chuyến</w:t>
-      </w:r>
-      <w:r>
-        <w:t xml:space="preserve">.</w:t>
-      </w:r>
-      <w:r>
-        <w:t xml:space="preserve"> </w:t>
-      </w:r>
-      <w:r>
-        <w:t xml:space="preserve">* Hệ thống tự động bắt điện văn khi máy bay hạ cánh đóng động cơ để ghi nhận</w:t>
-      </w:r>
-      <w:r>
-        <w:t xml:space="preserve"> </w:t>
+        <w:t>% nước đầu chuyến</w:t>
+      </w:r>
+      <w:r>
+        <w:t xml:space="preserve">. * Hệ thống tự động bắt điện văn khi máy bay hạ cánh đóng động cơ để ghi nhận </w:t>
       </w:r>
       <w:r>
         <w:rPr>
           <w:b/>
           <w:bCs/>
         </w:rPr>
-        <w:t xml:space="preserve">% nước cuối chuyến</w:t>
-      </w:r>
-      <w:r>
-        <w:t xml:space="preserve">.</w:t>
-      </w:r>
-      <w:r>
-        <w:t xml:space="preserve"> </w:t>
-      </w:r>
-      <w:r>
-        <w:t xml:space="preserve">* Lượng nước từ điện văn ACARS được xử lý như một lần submit tự động của hệ thống, lưu trữ song song với số liệu nhập tay của tổ bay để phục vụ việc đối chiếu, giám sát chênh lệch và cập nhật cơ sở dữ liệu suất lịch sử.</w:t>
-      </w:r>
-    </w:p>
-    <w:p>
-      <w:r>
-        <w:pict>
-          <v:rect style="width:0;height:1.5pt" o:hralign="center" o:hrstd="t" o:hr="t"/>
+        <w:t>% nước cuối chuyến</w:t>
+      </w:r>
+      <w:r>
+        <w:t>. * Lượng nước từ điện văn ACARS được xử lý như một lần submit tự động của hệ thống, lưu trữ song song với số liệu nhập tay của tổ bay để phục vụ việc đối chiếu, giám sát chênh lệch và cập nhật cơ sở dữ liệu suất lịch sử.</w:t>
+      </w:r>
+    </w:p>
+    <w:p>
+      <w:r>
+        <w:pict w14:anchorId="47DCD2B0">
+          <v:rect id="_x0000_i1029" style="width:0;height:1.5pt" o:hralign="center" o:hrstd="t" o:hr="t"/>
         </w:pict>
       </w:r>
     </w:p>
-    <w:bookmarkEnd w:id="60"/>
-    <w:bookmarkEnd w:id="61"/>
-    <w:bookmarkStart w:id="68" w:name="màn-hình-app-mo-plus-tổ-bay"/>
     <w:p>
       <w:pPr>
         <w:pStyle w:val="Heading2"/>
       </w:pPr>
-      <w:r>
-        <w:t xml:space="preserve">4. Màn hình App – MO Plus (Tổ bay)</w:t>
-      </w:r>
-    </w:p>
-    <w:bookmarkStart w:id="67" w:name="X13bfdd6c5e34531c1b72725b754cf5b2c08cb2b"/>
+      <w:bookmarkStart w:id="20" w:name="màn-hình-app-mo-plus-tổ-bay"/>
+      <w:bookmarkStart w:id="21" w:name="_Toc232583345"/>
+      <w:bookmarkEnd w:id="10"/>
+      <w:bookmarkEnd w:id="18"/>
+      <w:r>
+        <w:t>4. Màn hình App – MO Plus (Tổ bay)</w:t>
+      </w:r>
+      <w:bookmarkEnd w:id="21"/>
+    </w:p>
     <w:p>
       <w:pPr>
         <w:pStyle w:val="Heading3"/>
       </w:pPr>
-      <w:r>
-        <w:t xml:space="preserve">M-01: Giao diện Dashboard (1 màn hình duy nhất – vuốt từ trên xuống)</w:t>
-      </w:r>
+      <w:bookmarkStart w:id="22" w:name="X13bfdd6c5e34531c1b72725b754cf5b2c08cb2b"/>
+      <w:bookmarkStart w:id="23" w:name="_Toc232583346"/>
+      <w:r>
+        <w:t>M-01: Giao diện Dashboard (1 màn hình duy nhất – vuốt từ trên xuống)</w:t>
+      </w:r>
+      <w:bookmarkEnd w:id="23"/>
     </w:p>
     <w:p>
       <w:pPr>
         <w:pStyle w:val="FirstParagraph"/>
       </w:pPr>
       <w:r>
-        <w:t xml:space="preserve">Toàn bộ quy trình theo dõi và xác nhận nước của tổ bay được thực hiện trên</w:t>
-      </w:r>
-      <w:r>
-        <w:t xml:space="preserve"> </w:t>
+        <w:t xml:space="preserve">Toàn bộ quy trình theo dõi và xác nhận nước của tổ bay được thực hiện trên </w:t>
       </w:r>
       <w:r>
         <w:rPr>
           <w:b/>
           <w:bCs/>
         </w:rPr>
-        <w:t xml:space="preserve">một màn hình duy nhất</w:t>
-      </w:r>
-      <w:r>
-        <w:t xml:space="preserve">, chia làm 3 block chính tương ứng với hành trình chuyến bay.</w:t>
-      </w:r>
-    </w:p>
-    <w:bookmarkStart w:id="62" w:name="quy-tắc-múi-giờ-hiển-thị-timezone"/>
+        <w:t>một màn hình duy nhất</w:t>
+      </w:r>
+      <w:r>
+        <w:t>, chia làm 3 block chính tương ứng với hành trình chuyến bay.</w:t>
+      </w:r>
+    </w:p>
     <w:p>
       <w:pPr>
         <w:pStyle w:val="Heading4"/>
       </w:pPr>
-      <w:r>
-        <w:t xml:space="preserve">Quy tắc múi giờ hiển thị (Timezone):</w:t>
+      <w:bookmarkStart w:id="24" w:name="quy-tắc-múi-giờ-hiển-thị-timezone"/>
+      <w:r>
+        <w:lastRenderedPageBreak/>
+        <w:t>Quy tắc múi giờ hiển thị (Timezone):</w:t>
       </w:r>
     </w:p>
     <w:p>
@@ -1381,37 +3019,34 @@
         <w:pStyle w:val="FirstParagraph"/>
       </w:pPr>
       <w:r>
-        <w:t xml:space="preserve">Để đồng bộ với hệ thống vận hành khai thác TOS, toàn bộ các mốc thời gian hiển thị trên App (giờ đi, giờ đến, thời gian submit) đều sử dụng</w:t>
-      </w:r>
-      <w:r>
-        <w:t xml:space="preserve"> </w:t>
+        <w:t xml:space="preserve">Để đồng bộ với hệ thống vận hành khai thác TOS, toàn bộ các mốc thời gian hiển thị trên App (giờ đi, giờ đến, thời gian submit) đều sử dụng </w:t>
       </w:r>
       <w:r>
         <w:rPr>
           <w:b/>
           <w:bCs/>
         </w:rPr>
-        <w:t xml:space="preserve">giờ UTC</w:t>
-      </w:r>
-      <w:r>
-        <w:t xml:space="preserve">. Tại khu vực tiêu đề (Header), thiết kế đồng hồ hiển thị song song giờ UTC và giờ Local Việt Nam (GMT+7) để tổ bay dễ đối chiếu.</w:t>
-      </w:r>
-    </w:p>
-    <w:p>
-      <w:r>
-        <w:pict>
-          <v:rect style="width:0;height:1.5pt" o:hralign="center" o:hrstd="t" o:hr="t"/>
+        <w:t>giờ UTC</w:t>
+      </w:r>
+      <w:r>
+        <w:t>. Tại khu vực tiêu đề (Header), thiết kế đồng hồ hiển thị song song giờ UTC và giờ Local Việt Nam (GMT+7) để tổ bay dễ đối chiếu.</w:t>
+      </w:r>
+    </w:p>
+    <w:p>
+      <w:r>
+        <w:pict w14:anchorId="7D8B84BF">
+          <v:rect id="_x0000_i1030" style="width:0;height:1.5pt" o:hralign="center" o:hrstd="t" o:hr="t"/>
         </w:pict>
       </w:r>
     </w:p>
-    <w:bookmarkEnd w:id="62"/>
-    <w:bookmarkStart w:id="63" w:name="Xa540f0328d4f37825203e02f0c5f5a633aea683"/>
     <w:p>
       <w:pPr>
         <w:pStyle w:val="Heading4"/>
       </w:pPr>
-      <w:r>
-        <w:t xml:space="preserve">Block 1 – Thông số nước khuyến nghị (Luôn hiển thị)</w:t>
+      <w:bookmarkStart w:id="25" w:name="Xa540f0328d4f37825203e02f0c5f5a633aea683"/>
+      <w:bookmarkEnd w:id="24"/>
+      <w:r>
+        <w:t>Block 1 – Thông số nước khuyến nghị (Luôn hiển thị)</w:t>
       </w:r>
     </w:p>
     <w:p>
@@ -1419,7 +3054,7 @@
         <w:pStyle w:val="Compact"/>
         <w:numPr>
           <w:ilvl w:val="0"/>
-          <w:numId w:val="1001"/>
+          <w:numId w:val="2"/>
         </w:numPr>
       </w:pPr>
       <w:r>
@@ -1427,50 +3062,20 @@
           <w:b/>
           <w:bCs/>
         </w:rPr>
-        <w:t xml:space="preserve">Thành phần đồ họa:</w:t>
-      </w:r>
-      <w:r>
-        <w:t xml:space="preserve"> </w:t>
-      </w:r>
-      <w:r>
-        <w:t xml:space="preserve">Thiết kế</w:t>
-      </w:r>
-      <w:r>
-        <w:t xml:space="preserve"> </w:t>
+        <w:t>Thành phần đồ họa:</w:t>
+      </w:r>
+      <w:r>
+        <w:t xml:space="preserve"> Thiết kế </w:t>
       </w:r>
       <w:r>
         <w:rPr>
           <w:b/>
           <w:bCs/>
         </w:rPr>
-        <w:t xml:space="preserve">thanh chỉ thị lượng nước dạng đồ họa trực quan (cột nước hiển thị dung tích tank -</w:t>
-      </w:r>
-      <w:r>
-        <w:rPr>
-          <w:b/>
-          <w:bCs/>
-        </w:rPr>
-        <w:t xml:space="preserve"> </w:t>
-      </w:r>
-      <w:r>
-        <w:rPr>
-          <w:b/>
-          <w:bCs/>
-        </w:rPr>
-        <w:t xml:space="preserve">“nhìn giả nước”</w:t>
-      </w:r>
-      <w:r>
-        <w:rPr>
-          <w:b/>
-          <w:bCs/>
-        </w:rPr>
-        <w:t xml:space="preserve">)</w:t>
-      </w:r>
-      <w:r>
-        <w:t xml:space="preserve"> </w:t>
-      </w:r>
-      <w:r>
-        <w:t xml:space="preserve">giúp tổ bay nhận biết ngay dung tích bồn chứa, mức nước hiện tại (%) và vạch khuyến nghị cần nạp.</w:t>
+        <w:t>thanh chỉ thị lượng nước dạng đồ họa trực quan (cột nước hiển thị dung tích tank - “nhìn giả nước”)</w:t>
+      </w:r>
+      <w:r>
+        <w:t xml:space="preserve"> giúp tổ bay nhận biết ngay dung tích bồn chứa, mức nước hiện tại (%) và vạch khuyến nghị cần nạp.</w:t>
       </w:r>
     </w:p>
     <w:p>
@@ -1481,7 +3086,7 @@
         <w:rPr>
           <w:rStyle w:val="VerbatimChar"/>
         </w:rPr>
-        <w:t xml:space="preserve">┌────────────────────────────────────────────────────────┐</w:t>
+        <w:t>┌────────────────────────────────────────────────────────┐</w:t>
       </w:r>
       <w:r>
         <w:br/>
@@ -1490,7 +3095,7 @@
         <w:rPr>
           <w:rStyle w:val="VerbatimChar"/>
         </w:rPr>
-        <w:t xml:space="preserve">│ VN123 · HAN→SGN · 15/06/2026 · B787                    │</w:t>
+        <w:t>│ VN123 · HAN→SGN · 15/06/2026 · B787                    │</w:t>
       </w:r>
       <w:r>
         <w:br/>
@@ -1499,7 +3104,7 @@
         <w:rPr>
           <w:rStyle w:val="VerbatimChar"/>
         </w:rPr>
-        <w:t xml:space="preserve">│ Giờ UTC: 05:00 (Local: 12:00) | [↻ Làm mới]            │</w:t>
+        <w:t>│ Giờ UTC: 05:00 (Local: 12:00) | [↻ Làm mới]            │</w:t>
       </w:r>
       <w:r>
         <w:br/>
@@ -1508,7 +3113,7 @@
         <w:rPr>
           <w:rStyle w:val="VerbatimChar"/>
         </w:rPr>
-        <w:t xml:space="preserve">├────────────────────────────────────────────────────────┤</w:t>
+        <w:t>├────────────────────────────────────────────────────────┤</w:t>
       </w:r>
       <w:r>
         <w:br/>
@@ -1517,7 +3122,7 @@
         <w:rPr>
           <w:rStyle w:val="VerbatimChar"/>
         </w:rPr>
-        <w:t xml:space="preserve">│ Suất tiêu thụ lịch sử: 1.82 L/người/h                  │</w:t>
+        <w:t>│ Suất tiêu thụ lịch sử: 1.82 L/người/h                  │</w:t>
       </w:r>
       <w:r>
         <w:br/>
@@ -1526,7 +3131,7 @@
         <w:rPr>
           <w:rStyle w:val="VerbatimChar"/>
         </w:rPr>
-        <w:t xml:space="preserve">│                                                        │</w:t>
+        <w:t>│                                                        │</w:t>
       </w:r>
       <w:r>
         <w:br/>
@@ -1535,7 +3140,7 @@
         <w:rPr>
           <w:rStyle w:val="VerbatimChar"/>
         </w:rPr>
-        <w:t xml:space="preserve">│ 💧 Lượng nước khuyến nghị cần nạp: ~370 L              │</w:t>
+        <w:t>│ 💧 Lượng nước khuyến nghị cần nạp: ~370 L              │</w:t>
       </w:r>
       <w:r>
         <w:br/>
@@ -1544,7 +3149,7 @@
         <w:rPr>
           <w:rStyle w:val="VerbatimChar"/>
         </w:rPr>
-        <w:t xml:space="preserve">│ ┌────────────────────────────────────────────────────┐ │</w:t>
+        <w:t>│ ┌────────────────────────────────────────────────────┐ │</w:t>
       </w:r>
       <w:r>
         <w:br/>
@@ -1553,7 +3158,7 @@
         <w:rPr>
           <w:rStyle w:val="VerbatimChar"/>
         </w:rPr>
-        <w:t xml:space="preserve">│ │ [██████████░░░░░░░░░░░░░░░] 37% (Tank: 1.000 L)    │ │</w:t>
+        <w:t>│ │ [██████████░░░░░░░░░░░░░░░] 37% (Tank: 1.000 L)    │ │</w:t>
       </w:r>
       <w:r>
         <w:br/>
@@ -1562,7 +3167,7 @@
         <w:rPr>
           <w:rStyle w:val="VerbatimChar"/>
         </w:rPr>
-        <w:t xml:space="preserve">│ │                            ▲ Vạch khuyến nghị (~37%) │</w:t>
+        <w:t>│ │                            ▲ Vạch khuyến nghị (~37%) │</w:t>
       </w:r>
       <w:r>
         <w:br/>
@@ -1571,7 +3176,7 @@
         <w:rPr>
           <w:rStyle w:val="VerbatimChar"/>
         </w:rPr>
-        <w:t xml:space="preserve">│ └────────────────────────────────────────────────────┘ │</w:t>
+        <w:t>│ └────────────────────────────────────────────────────┘ │</w:t>
       </w:r>
       <w:r>
         <w:br/>
@@ -1580,7 +3185,7 @@
         <w:rPr>
           <w:rStyle w:val="VerbatimChar"/>
         </w:rPr>
-        <w:t xml:space="preserve">│ Dựa trên: 160 khách (Booking Amadeus) + 10 Crew        │</w:t>
+        <w:t>│ Dựa trên: 160 khách (Booking Amadeus) + 10 Crew        │</w:t>
       </w:r>
       <w:r>
         <w:br/>
@@ -1589,7 +3194,8 @@
         <w:rPr>
           <w:rStyle w:val="VerbatimChar"/>
         </w:rPr>
-        <w:t xml:space="preserve">│ ℹ️ Chưa có Loadsheet                                   │</w:t>
+        <w:lastRenderedPageBreak/>
+        <w:t>│ ℹ️ Chưa có Loadsheet                                   │</w:t>
       </w:r>
       <w:r>
         <w:br/>
@@ -1598,7 +3204,7 @@
         <w:rPr>
           <w:rStyle w:val="VerbatimChar"/>
         </w:rPr>
-        <w:t xml:space="preserve">└────────────────────────────────────────────────────────┘</w:t>
+        <w:t>└────────────────────────────────────────────────────────┘</w:t>
       </w:r>
     </w:p>
     <w:p>
@@ -1606,24 +3212,21 @@
         <w:pStyle w:val="Compact"/>
         <w:numPr>
           <w:ilvl w:val="0"/>
-          <w:numId w:val="1002"/>
+          <w:numId w:val="3"/>
         </w:numPr>
       </w:pPr>
       <w:r>
-        <w:t xml:space="preserve">Nút</w:t>
-      </w:r>
-      <w:r>
-        <w:t xml:space="preserve"> </w:t>
+        <w:t xml:space="preserve">Nút </w:t>
       </w:r>
       <w:r>
         <w:rPr>
           <w:b/>
           <w:bCs/>
         </w:rPr>
-        <w:t xml:space="preserve">[↻ Làm mới]</w:t>
-      </w:r>
-      <w:r>
-        <w:t xml:space="preserve">: Tổ bay chủ động bấm để đồng bộ số khách mới nhất từ Amadeus hoặc Loadsheet.</w:t>
+        <w:t>[↻ Làm mới]</w:t>
+      </w:r>
+      <w:r>
+        <w:t>: Tổ bay chủ động bấm để đồng bộ số khách mới nhất từ Amadeus hoặc Loadsheet.</w:t>
       </w:r>
     </w:p>
     <w:p>
@@ -1631,38 +3234,35 @@
         <w:pStyle w:val="Compact"/>
         <w:numPr>
           <w:ilvl w:val="0"/>
-          <w:numId w:val="1002"/>
+          <w:numId w:val="3"/>
         </w:numPr>
       </w:pPr>
       <w:r>
-        <w:t xml:space="preserve">Khi Loadsheet được bóc tách và số nước cần nạp thay đổi lớn</w:t>
-      </w:r>
-      <w:r>
-        <w:t xml:space="preserve"> </w:t>
+        <w:t xml:space="preserve">Khi Loadsheet được bóc tách và số nước cần nạp thay đổi lớn </w:t>
       </w:r>
       <m:oMath>
         <m:r>
           <m:rPr>
             <m:sty m:val="p"/>
           </m:rPr>
+          <w:rPr>
+            <w:rFonts w:ascii="Cambria Math" w:hAnsi="Cambria Math"/>
+          </w:rPr>
           <m:t>→</m:t>
         </m:r>
       </m:oMath>
       <w:r>
-        <w:t xml:space="preserve"> </w:t>
-      </w:r>
-      <w:r>
-        <w:t xml:space="preserve">hiện Popup cảnh báo đè lên màn hình App.</w:t>
-      </w:r>
-    </w:p>
-    <w:bookmarkEnd w:id="63"/>
-    <w:bookmarkStart w:id="64" w:name="popup-cảnh-báo-khi-loadsheet-cập-nhật"/>
+        <w:t xml:space="preserve"> hiện Popup cảnh báo đè lên màn hình App.</w:t>
+      </w:r>
+    </w:p>
     <w:p>
       <w:pPr>
         <w:pStyle w:val="Heading4"/>
       </w:pPr>
-      <w:r>
-        <w:t xml:space="preserve">Popup cảnh báo khi Loadsheet cập nhật:</w:t>
+      <w:bookmarkStart w:id="26" w:name="popup-cảnh-báo-khi-loadsheet-cập-nhật"/>
+      <w:bookmarkEnd w:id="25"/>
+      <w:r>
+        <w:t>Popup cảnh báo khi Loadsheet cập nhật:</w:t>
       </w:r>
     </w:p>
     <w:p>
@@ -1673,7 +3273,7 @@
         <w:rPr>
           <w:rStyle w:val="VerbatimChar"/>
         </w:rPr>
-        <w:t xml:space="preserve">┌──────────────────────────────────────────┐</w:t>
+        <w:t>┌──────────────────────────────────────────┐</w:t>
       </w:r>
       <w:r>
         <w:br/>
@@ -1682,7 +3282,7 @@
         <w:rPr>
           <w:rStyle w:val="VerbatimChar"/>
         </w:rPr>
-        <w:t xml:space="preserve">│ ⚠️ THÔNG SỐ NƯỚC ĐÃ CẬP NHẬT              │</w:t>
+        <w:t>│ ⚠️ THÔNG SỐ NƯỚC ĐÃ CẬP NHẬT              │</w:t>
       </w:r>
       <w:r>
         <w:br/>
@@ -1691,7 +3291,7 @@
         <w:rPr>
           <w:rStyle w:val="VerbatimChar"/>
         </w:rPr>
-        <w:t xml:space="preserve">│                                          │</w:t>
+        <w:t>│                                          │</w:t>
       </w:r>
       <w:r>
         <w:br/>
@@ -1700,7 +3300,7 @@
         <w:rPr>
           <w:rStyle w:val="VerbatimChar"/>
         </w:rPr>
-        <w:t xml:space="preserve">│ Có file Loadsheet thực tế:               │</w:t>
+        <w:t>│ Có file Loadsheet thực tế:               │</w:t>
       </w:r>
       <w:r>
         <w:br/>
@@ -1709,7 +3309,7 @@
         <w:rPr>
           <w:rStyle w:val="VerbatimChar"/>
         </w:rPr>
-        <w:t xml:space="preserve">│ - Số khách thay đổi: 160 → 178 Pax       │</w:t>
+        <w:t>│ - Số khách thay đổi: 160 → 178 Pax       │</w:t>
       </w:r>
       <w:r>
         <w:br/>
@@ -1718,7 +3318,7 @@
         <w:rPr>
           <w:rStyle w:val="VerbatimChar"/>
         </w:rPr>
-        <w:t xml:space="preserve">│ - Lượng nước khuyến nghị: 370 → 401 lít  │</w:t>
+        <w:t>│ - Lượng nước khuyến nghị: 370 → 401 lít  │</w:t>
       </w:r>
       <w:r>
         <w:br/>
@@ -1727,7 +3327,7 @@
         <w:rPr>
           <w:rStyle w:val="VerbatimChar"/>
         </w:rPr>
-        <w:t xml:space="preserve">│                                          │</w:t>
+        <w:t>│                                          │</w:t>
       </w:r>
       <w:r>
         <w:br/>
@@ -1736,7 +3336,7 @@
         <w:rPr>
           <w:rStyle w:val="VerbatimChar"/>
         </w:rPr>
-        <w:t xml:space="preserve">│                [Đã biết]                 │</w:t>
+        <w:t>│                [Đã biết]                 │</w:t>
       </w:r>
       <w:r>
         <w:br/>
@@ -1745,24 +3345,24 @@
         <w:rPr>
           <w:rStyle w:val="VerbatimChar"/>
         </w:rPr>
-        <w:t xml:space="preserve">└──────────────────────────────────────────┘</w:t>
-      </w:r>
-    </w:p>
-    <w:p>
-      <w:r>
-        <w:pict>
-          <v:rect style="width:0;height:1.5pt" o:hralign="center" o:hrstd="t" o:hr="t"/>
+        <w:t>└──────────────────────────────────────────┘</w:t>
+      </w:r>
+    </w:p>
+    <w:p>
+      <w:r>
+        <w:pict w14:anchorId="6C709948">
+          <v:rect id="_x0000_i1031" style="width:0;height:1.5pt" o:hralign="center" o:hrstd="t" o:hr="t"/>
         </w:pict>
       </w:r>
     </w:p>
-    <w:bookmarkEnd w:id="64"/>
-    <w:bookmarkStart w:id="65" w:name="block-2-xác-nhận-nước-đầu-chuyến"/>
     <w:p>
       <w:pPr>
         <w:pStyle w:val="Heading4"/>
       </w:pPr>
-      <w:r>
-        <w:t xml:space="preserve">Block 2 – Xác nhận nước ĐẦU CHUYẾN</w:t>
+      <w:bookmarkStart w:id="27" w:name="block-2-xác-nhận-nước-đầu-chuyến"/>
+      <w:bookmarkEnd w:id="26"/>
+      <w:r>
+        <w:t>Block 2 – Xác nhận nước ĐẦU CHUYẾN</w:t>
       </w:r>
     </w:p>
     <w:p>
@@ -1773,7 +3373,7 @@
         <w:rPr>
           <w:rStyle w:val="VerbatimChar"/>
         </w:rPr>
-        <w:t xml:space="preserve">┌────────────────────────────────────────────────────────┐</w:t>
+        <w:t>┌────────────────────────────────────────────────────────┐</w:t>
       </w:r>
       <w:r>
         <w:br/>
@@ -1782,7 +3382,7 @@
         <w:rPr>
           <w:rStyle w:val="VerbatimChar"/>
         </w:rPr>
-        <w:t xml:space="preserve">│ 📋 Xác nhận nước ĐẦU CHUYẾN                            │</w:t>
+        <w:t>│ 📋 Xác nhận nước ĐẦU CHUYẾN                            │</w:t>
       </w:r>
       <w:r>
         <w:br/>
@@ -1791,7 +3391,7 @@
         <w:rPr>
           <w:rStyle w:val="VerbatimChar"/>
         </w:rPr>
-        <w:t xml:space="preserve">│                                                        │</w:t>
+        <w:t>│                                                        │</w:t>
       </w:r>
       <w:r>
         <w:br/>
@@ -1800,7 +3400,7 @@
         <w:rPr>
           <w:rStyle w:val="VerbatimChar"/>
         </w:rPr>
-        <w:t xml:space="preserve">│ Nhập tỷ lệ % hiển thị trên đồng hồ cabin:               │</w:t>
+        <w:t>│ Nhập tỷ lệ % hiển thị trên đồng hồ cabin:               │</w:t>
       </w:r>
       <w:r>
         <w:br/>
@@ -1809,7 +3409,7 @@
         <w:rPr>
           <w:rStyle w:val="VerbatimChar"/>
         </w:rPr>
-        <w:t xml:space="preserve">│ ┌────────────────────────────────────────────────────┐ │</w:t>
+        <w:t>│ ┌────────────────────────────────────────────────────┐ │</w:t>
       </w:r>
       <w:r>
         <w:br/>
@@ -1818,7 +3418,8 @@
         <w:rPr>
           <w:rStyle w:val="VerbatimChar"/>
         </w:rPr>
-        <w:t xml:space="preserve">│ │ [  75 ] %  → Tương đương ~750 lít / 1.000 lít      │ │</w:t>
+        <w:lastRenderedPageBreak/>
+        <w:t>│ │ [  75 ] %  → Tương đương ~750 lít / 1.000 lít      │ │</w:t>
       </w:r>
       <w:r>
         <w:br/>
@@ -1827,7 +3428,7 @@
         <w:rPr>
           <w:rStyle w:val="VerbatimChar"/>
         </w:rPr>
-        <w:t xml:space="preserve">│ └────────────────────────────────────────────────────┘ │</w:t>
+        <w:t>│ └────────────────────────────────────────────────────┘ │</w:t>
       </w:r>
       <w:r>
         <w:br/>
@@ -1836,7 +3437,7 @@
         <w:rPr>
           <w:rStyle w:val="VerbatimChar"/>
         </w:rPr>
-        <w:t xml:space="preserve">│                                                        │</w:t>
+        <w:t>│                                                        │</w:t>
       </w:r>
       <w:r>
         <w:br/>
@@ -1845,7 +3446,7 @@
         <w:rPr>
           <w:rStyle w:val="VerbatimChar"/>
         </w:rPr>
-        <w:t xml:space="preserve">│ 📷 Chụp ảnh đồng hồ hiển thị (Tùy chọn)                │</w:t>
+        <w:t>│ 📷 Chụp ảnh đồng hồ hiển thị (Tùy chọn)                │</w:t>
       </w:r>
       <w:r>
         <w:br/>
@@ -1854,7 +3455,7 @@
         <w:rPr>
           <w:rStyle w:val="VerbatimChar"/>
         </w:rPr>
-        <w:t xml:space="preserve">│                                                        │</w:t>
+        <w:t>│                                                        │</w:t>
       </w:r>
       <w:r>
         <w:br/>
@@ -1863,7 +3464,7 @@
         <w:rPr>
           <w:rStyle w:val="VerbatimChar"/>
         </w:rPr>
-        <w:t xml:space="preserve">│             [GỬI XÁC NHẬN ĐẦU CHUYẾN]                  │</w:t>
+        <w:t>│             [GỬI XÁC NHẬN ĐẦU CHUYẾN]                  │</w:t>
       </w:r>
       <w:r>
         <w:br/>
@@ -1872,7 +3473,7 @@
         <w:rPr>
           <w:rStyle w:val="VerbatimChar"/>
         </w:rPr>
-        <w:t xml:space="preserve">└────────────────────────────────────────────────────────┘</w:t>
+        <w:t>└────────────────────────────────────────────────────────┘</w:t>
       </w:r>
     </w:p>
     <w:p>
@@ -1880,28 +3481,25 @@
         <w:pStyle w:val="Compact"/>
         <w:numPr>
           <w:ilvl w:val="0"/>
-          <w:numId w:val="1003"/>
+          <w:numId w:val="4"/>
         </w:numPr>
       </w:pPr>
       <w:r>
-        <w:t xml:space="preserve">Tổ bay nhập tỷ lệ % nước trên đồng hồ đo thực tế</w:t>
-      </w:r>
-      <w:r>
-        <w:t xml:space="preserve"> </w:t>
+        <w:t xml:space="preserve">Tổ bay nhập tỷ lệ % nước trên đồng hồ đo thực tế </w:t>
       </w:r>
       <m:oMath>
         <m:r>
           <m:rPr>
             <m:sty m:val="p"/>
           </m:rPr>
+          <w:rPr>
+            <w:rFonts w:ascii="Cambria Math" w:hAnsi="Cambria Math"/>
+          </w:rPr>
           <m:t>→</m:t>
         </m:r>
       </m:oMath>
       <w:r>
-        <w:t xml:space="preserve"> </w:t>
-      </w:r>
-      <w:r>
-        <w:t xml:space="preserve">Hệ thống tự quy đổi ra số lít dựa trên dung tích tank của loại tàu bay đó.</w:t>
+        <w:t xml:space="preserve"> Hệ thống tự quy đổi ra số lít dựa trên dung tích tank của loại tàu bay đó.</w:t>
       </w:r>
     </w:p>
     <w:p>
@@ -1909,11 +3507,11 @@
         <w:pStyle w:val="Compact"/>
         <w:numPr>
           <w:ilvl w:val="0"/>
-          <w:numId w:val="1003"/>
+          <w:numId w:val="4"/>
         </w:numPr>
       </w:pPr>
       <w:r>
-        <w:t xml:space="preserve">Hỗ trợ mở camera chụp ảnh đồng hồ đo đính kèm vào lịch sử chuyến bay.</w:t>
+        <w:t>Hỗ trợ mở camera chụp ảnh đồng hồ đo đính kèm vào lịch sử chuyến bay.</w:t>
       </w:r>
     </w:p>
     <w:p>
@@ -1921,28 +3519,28 @@
         <w:pStyle w:val="Compact"/>
         <w:numPr>
           <w:ilvl w:val="0"/>
-          <w:numId w:val="1003"/>
+          <w:numId w:val="4"/>
         </w:numPr>
       </w:pPr>
       <w:r>
-        <w:t xml:space="preserve">Ghi nhận tự động ID của người gửi (Cơ trưởng hoặc Tiếp viên trưởng) và dấu thời gian gửi (giờ UTC).</w:t>
-      </w:r>
-    </w:p>
-    <w:p>
-      <w:r>
-        <w:pict>
-          <v:rect style="width:0;height:1.5pt" o:hralign="center" o:hrstd="t" o:hr="t"/>
+        <w:t>Ghi nhận tự động ID của người gửi (Cơ trưởng hoặc Tiếp viên trưởng) và dấu thời gian gửi (giờ UTC).</w:t>
+      </w:r>
+    </w:p>
+    <w:p>
+      <w:r>
+        <w:pict w14:anchorId="36B54FC6">
+          <v:rect id="_x0000_i1032" style="width:0;height:1.5pt" o:hralign="center" o:hrstd="t" o:hr="t"/>
         </w:pict>
       </w:r>
     </w:p>
-    <w:bookmarkEnd w:id="65"/>
-    <w:bookmarkStart w:id="66" w:name="block-3-xác-nhận-nước-cuối-chuyến"/>
     <w:p>
       <w:pPr>
         <w:pStyle w:val="Heading4"/>
       </w:pPr>
-      <w:r>
-        <w:t xml:space="preserve">Block 3 – Xác nhận nước CUỐI CHUYẾN</w:t>
+      <w:bookmarkStart w:id="28" w:name="block-3-xác-nhận-nước-cuối-chuyến"/>
+      <w:bookmarkEnd w:id="27"/>
+      <w:r>
+        <w:t>Block 3 – Xác nhận nước CUỐI CHUYẾN</w:t>
       </w:r>
     </w:p>
     <w:p>
@@ -1954,7 +3552,7 @@
           <w:i/>
           <w:iCs/>
         </w:rPr>
-        <w:t xml:space="preserve">(Mở khóa sau khi chuyến bay hạ cánh và đã hoàn tất xác nhận đầu chuyến)</w:t>
+        <w:t>(Mở khóa sau khi chuyến bay hạ cánh và đã hoàn tất xác nhận đầu chuyến)</w:t>
       </w:r>
     </w:p>
     <w:p>
@@ -1965,7 +3563,7 @@
         <w:rPr>
           <w:rStyle w:val="VerbatimChar"/>
         </w:rPr>
-        <w:t xml:space="preserve">┌────────────────────────────────────────────────────────┐</w:t>
+        <w:t>┌────────────────────────────────────────────────────────┐</w:t>
       </w:r>
       <w:r>
         <w:br/>
@@ -1974,7 +3572,7 @@
         <w:rPr>
           <w:rStyle w:val="VerbatimChar"/>
         </w:rPr>
-        <w:t xml:space="preserve">│ 📋 Xác nhận nước CUỐI CHUYẾN                           │</w:t>
+        <w:t>│ 📋 Xác nhận nước CUỐI CHUYẾN                           │</w:t>
       </w:r>
       <w:r>
         <w:br/>
@@ -1983,7 +3581,7 @@
         <w:rPr>
           <w:rStyle w:val="VerbatimChar"/>
         </w:rPr>
-        <w:t xml:space="preserve">│                                                        │</w:t>
+        <w:t>│                                                        │</w:t>
       </w:r>
       <w:r>
         <w:br/>
@@ -1992,7 +3590,7 @@
         <w:rPr>
           <w:rStyle w:val="VerbatimChar"/>
         </w:rPr>
-        <w:t xml:space="preserve">│ Chỉ số đầu chuyến đã nhập: 75% (~750 lít)              │</w:t>
+        <w:t>│ Chỉ số đầu chuyến đã nhập: 75% (~750 lít)              │</w:t>
       </w:r>
       <w:r>
         <w:br/>
@@ -2001,7 +3599,7 @@
         <w:rPr>
           <w:rStyle w:val="VerbatimChar"/>
         </w:rPr>
-        <w:t xml:space="preserve">│ Nhập tỷ lệ % còn lại trên đồng hồ cabin:               │</w:t>
+        <w:t>│ Nhập tỷ lệ % còn lại trên đồng hồ cabin:               │</w:t>
       </w:r>
       <w:r>
         <w:br/>
@@ -2010,7 +3608,7 @@
         <w:rPr>
           <w:rStyle w:val="VerbatimChar"/>
         </w:rPr>
-        <w:t xml:space="preserve">│ ┌────────────────────────────────────────────────────┐ │</w:t>
+        <w:t>│ ┌────────────────────────────────────────────────────┐ │</w:t>
       </w:r>
       <w:r>
         <w:br/>
@@ -2019,7 +3617,7 @@
         <w:rPr>
           <w:rStyle w:val="VerbatimChar"/>
         </w:rPr>
-        <w:t xml:space="preserve">│ │ [  30 ] %  → Tương đương ~300 lít còn lại          │ │</w:t>
+        <w:t>│ │ [  30 ] %  → Tương đương ~300 lít còn lại          │ │</w:t>
       </w:r>
       <w:r>
         <w:br/>
@@ -2028,7 +3626,7 @@
         <w:rPr>
           <w:rStyle w:val="VerbatimChar"/>
         </w:rPr>
-        <w:t xml:space="preserve">│ └────────────────────────────────────────────────────┘ │</w:t>
+        <w:t>│ └────────────────────────────────────────────────────┘ │</w:t>
       </w:r>
       <w:r>
         <w:br/>
@@ -2037,7 +3635,8 @@
         <w:rPr>
           <w:rStyle w:val="VerbatimChar"/>
         </w:rPr>
-        <w:t xml:space="preserve">│ → Lượng nước tiêu thụ thực tế: ~450 lít                │</w:t>
+        <w:lastRenderedPageBreak/>
+        <w:t>│ → Lượng nước tiêu thụ thực tế: ~450 lít                │</w:t>
       </w:r>
       <w:r>
         <w:br/>
@@ -2046,7 +3645,7 @@
         <w:rPr>
           <w:rStyle w:val="VerbatimChar"/>
         </w:rPr>
-        <w:t xml:space="preserve">│                                                        │</w:t>
+        <w:t>│                                                        │</w:t>
       </w:r>
       <w:r>
         <w:br/>
@@ -2055,7 +3654,7 @@
         <w:rPr>
           <w:rStyle w:val="VerbatimChar"/>
         </w:rPr>
-        <w:t xml:space="preserve">│ 📷 Chụp ảnh đồng hồ hiển thị (Tùy chọn)                │</w:t>
+        <w:t>│ 📷 Chụp ảnh đồng hồ hiển thị (Tùy chọn)                │</w:t>
       </w:r>
       <w:r>
         <w:br/>
@@ -2064,7 +3663,7 @@
         <w:rPr>
           <w:rStyle w:val="VerbatimChar"/>
         </w:rPr>
-        <w:t xml:space="preserve">│                                                        │</w:t>
+        <w:t>│                                                        │</w:t>
       </w:r>
       <w:r>
         <w:br/>
@@ -2073,7 +3672,7 @@
         <w:rPr>
           <w:rStyle w:val="VerbatimChar"/>
         </w:rPr>
-        <w:t xml:space="preserve">│             [GỬI XÁC NHẬN CUỐI CHUYẾN]                 │</w:t>
+        <w:t>│             [GỬI XÁC NHẬN CUỐI CHUYẾN]                 │</w:t>
       </w:r>
       <w:r>
         <w:br/>
@@ -2082,7 +3681,7 @@
         <w:rPr>
           <w:rStyle w:val="VerbatimChar"/>
         </w:rPr>
-        <w:t xml:space="preserve">└────────────────────────────────────────────────────────┘</w:t>
+        <w:t>└────────────────────────────────────────────────────────┘</w:t>
       </w:r>
     </w:p>
     <w:p>
@@ -2090,11 +3689,11 @@
         <w:pStyle w:val="Compact"/>
         <w:numPr>
           <w:ilvl w:val="0"/>
-          <w:numId w:val="1004"/>
+          <w:numId w:val="5"/>
         </w:numPr>
       </w:pPr>
       <w:r>
-        <w:t xml:space="preserve">Hiển thị chỉ số đầu chuyến để tổ bay đối chiếu trực quan.</w:t>
+        <w:t>Hiển thị chỉ số đầu chuyến để tổ bay đối chiếu trực quan.</w:t>
       </w:r>
     </w:p>
     <w:p>
@@ -2102,297 +3701,195 @@
         <w:pStyle w:val="Compact"/>
         <w:numPr>
           <w:ilvl w:val="0"/>
-          <w:numId w:val="1004"/>
+          <w:numId w:val="5"/>
         </w:numPr>
       </w:pPr>
       <w:r>
-        <w:t xml:space="preserve">Tự động tính toán lượng nước tiêu thụ thực tế để tổ bay kiểm tra trước khi gửi.</w:t>
-      </w:r>
-    </w:p>
-    <w:p>
-      <w:r>
-        <w:pict>
-          <v:rect style="width:0;height:1.5pt" o:hralign="center" o:hrstd="t" o:hr="t"/>
+        <w:t>Tự động tính toán lượng nước tiêu thụ thực tế để tổ bay kiểm tra trước khi gửi.</w:t>
+      </w:r>
+    </w:p>
+    <w:p>
+      <w:r>
+        <w:pict w14:anchorId="64C23911">
+          <v:rect id="_x0000_i1033" style="width:0;height:1.5pt" o:hralign="center" o:hrstd="t" o:hr="t"/>
         </w:pict>
       </w:r>
     </w:p>
-    <w:bookmarkEnd w:id="66"/>
-    <w:bookmarkEnd w:id="67"/>
-    <w:bookmarkEnd w:id="68"/>
-    <w:bookmarkStart w:id="77" w:name="màn-hình-website-admin"/>
     <w:p>
       <w:pPr>
         <w:pStyle w:val="Heading2"/>
       </w:pPr>
-      <w:r>
-        <w:t xml:space="preserve">5. Màn hình Website – Admin</w:t>
-      </w:r>
-    </w:p>
-    <w:bookmarkStart w:id="69" w:name="X1d3444182fd4c99658255f6453885799708f3e5"/>
+      <w:bookmarkStart w:id="29" w:name="màn-hình-website-admin"/>
+      <w:bookmarkStart w:id="30" w:name="_Toc232583347"/>
+      <w:bookmarkEnd w:id="20"/>
+      <w:bookmarkEnd w:id="22"/>
+      <w:bookmarkEnd w:id="28"/>
+      <w:r>
+        <w:t>5. Màn hình Website – Admin</w:t>
+      </w:r>
+      <w:bookmarkEnd w:id="30"/>
+    </w:p>
     <w:p>
       <w:pPr>
         <w:pStyle w:val="Heading3"/>
       </w:pPr>
-      <w:r>
-        <w:t xml:space="preserve">Chuẩn thiết kế giao diện bảng biểu của TOS:</w:t>
-      </w:r>
+      <w:bookmarkStart w:id="31" w:name="X1d3444182fd4c99658255f6453885799708f3e5"/>
+      <w:bookmarkStart w:id="32" w:name="_Toc232583348"/>
+      <w:r>
+        <w:t>Chuẩn thiết kế giao diện bảng biểu của TOS:</w:t>
+      </w:r>
+      <w:bookmarkEnd w:id="32"/>
     </w:p>
     <w:p>
       <w:pPr>
         <w:pStyle w:val="FirstParagraph"/>
       </w:pPr>
       <w:r>
-        <w:t xml:space="preserve">Tất cả các màn hình bảng biểu quản trị và báo cáo trên Web Admin (từ W-03 đến W-07) phải tuân thủ chuẩn thiết kế giao diện chung của hệ thống TOS:</w:t>
-      </w:r>
-      <w:r>
-        <w:t xml:space="preserve"> </w:t>
-      </w:r>
-      <w:r>
-        <w:t xml:space="preserve">*</w:t>
-      </w:r>
-      <w:r>
-        <w:t xml:space="preserve"> </w:t>
+        <w:t xml:space="preserve">Tất cả các màn hình bảng biểu quản trị và báo cáo trên Web Admin (từ W-03 đến W-07) phải tuân thủ chuẩn thiết kế giao diện chung của hệ thống TOS: * </w:t>
       </w:r>
       <w:r>
         <w:rPr>
           <w:b/>
           <w:bCs/>
         </w:rPr>
-        <w:t xml:space="preserve">Tùy biến cột (Customize Columns):</w:t>
-      </w:r>
-      <w:r>
-        <w:t xml:space="preserve"> </w:t>
-      </w:r>
-      <w:r>
-        <w:t xml:space="preserve">Cho phép người dùng tùy chọn ẩn/hiện các cột thông tin trên bảng biểu. Cấu hình cột hiển thị phải được tự động lưu lại theo tài khoản người dùng đăng nhập (User-based settings). Khi người dùng đăng nhập lại, giao diện sẽ tự động tải cấu hình này.</w:t>
-      </w:r>
-      <w:r>
-        <w:t xml:space="preserve"> </w:t>
-      </w:r>
-      <w:r>
-        <w:t xml:space="preserve">*</w:t>
-      </w:r>
-      <w:r>
-        <w:t xml:space="preserve"> </w:t>
+        <w:t>Tùy biến cột (Customize Columns):</w:t>
+      </w:r>
+      <w:r>
+        <w:t xml:space="preserve"> Cho phép người dùng tùy chọn ẩn/hiện các cột thông tin trên bảng biểu. Cấu hình cột hiển thị phải được tự động lưu lại theo tài khoản người dùng đăng nhập (User-based settings). Khi người dùng đăng nhập lại, giao diện sẽ tự động tải cấu hình này. * </w:t>
       </w:r>
       <w:r>
         <w:rPr>
           <w:b/>
           <w:bCs/>
         </w:rPr>
-        <w:t xml:space="preserve">Bộ lọc tối ưu diện tích (Collapse Menu/Filter):</w:t>
-      </w:r>
-      <w:r>
-        <w:t xml:space="preserve"> </w:t>
-      </w:r>
-      <w:r>
-        <w:t xml:space="preserve">Thanh menu điều hướng bên trái và các bộ lọc tìm kiếm phía trên bảng biểu phải có tính năng thu gọn (Collapse/Expand) để dành không gian hiển thị tối đa cho bảng dữ liệu.</w:t>
-      </w:r>
-      <w:r>
-        <w:t xml:space="preserve"> </w:t>
-      </w:r>
-      <w:r>
-        <w:t xml:space="preserve">*</w:t>
-      </w:r>
-      <w:r>
-        <w:t xml:space="preserve"> </w:t>
+        <w:t>Bộ lọc tối ưu diện tích (Collapse Menu/Filter):</w:t>
+      </w:r>
+      <w:r>
+        <w:t xml:space="preserve"> Thanh menu điều hướng bên trái và các bộ lọc tìm kiếm phía trên bảng biểu phải có tính năng thu gọn (Collapse/Expand) để dành không gian hiển thị tối đa cho bảng dữ liệu. * </w:t>
       </w:r>
       <w:r>
         <w:rPr>
           <w:b/>
           <w:bCs/>
         </w:rPr>
-        <w:t xml:space="preserve">Xử lý dữ liệu khuyết thiếu:</w:t>
-      </w:r>
-      <w:r>
-        <w:t xml:space="preserve"> </w:t>
-      </w:r>
-      <w:r>
-        <w:t xml:space="preserve">Các cột thông tin chưa có dữ liệu tích hợp được từ hệ thống vệ tinh sẽ hiển thị ký hiệu gạch ngang</w:t>
-      </w:r>
-      <w:r>
-        <w:t xml:space="preserve"> </w:t>
+        <w:t>Xử lý dữ liệu khuyết thiếu:</w:t>
+      </w:r>
+      <w:r>
+        <w:t xml:space="preserve"> Các cột thông tin chưa có dữ liệu tích hợp được từ hệ thống vệ tinh sẽ hiển thị ký hiệu gạch ngang </w:t>
       </w:r>
       <w:r>
         <w:rPr>
           <w:rStyle w:val="VerbatimChar"/>
         </w:rPr>
-        <w:t xml:space="preserve">-</w:t>
-      </w:r>
-      <w:r>
-        <w:t xml:space="preserve"> </w:t>
-      </w:r>
-      <w:r>
-        <w:t xml:space="preserve">thay vì để trống.</w:t>
-      </w:r>
-    </w:p>
-    <w:bookmarkEnd w:id="69"/>
-    <w:bookmarkStart w:id="70" w:name="w-01-cấu-hình-master-data-buffer"/>
+        <w:t>-</w:t>
+      </w:r>
+      <w:r>
+        <w:t xml:space="preserve"> thay vì để trống.</w:t>
+      </w:r>
+    </w:p>
     <w:p>
       <w:pPr>
         <w:pStyle w:val="Heading3"/>
       </w:pPr>
-      <w:r>
-        <w:t xml:space="preserve">W-01: Cấu hình Master Data &amp; Buffer</w:t>
-      </w:r>
+      <w:bookmarkStart w:id="33" w:name="w-01-cấu-hình-master-data-buffer"/>
+      <w:bookmarkStart w:id="34" w:name="_Toc232583349"/>
+      <w:bookmarkEnd w:id="31"/>
+      <w:r>
+        <w:lastRenderedPageBreak/>
+        <w:t>W-01: Cấu hình Master Data &amp; Buffer</w:t>
+      </w:r>
+      <w:bookmarkEnd w:id="34"/>
     </w:p>
     <w:p>
       <w:pPr>
         <w:pStyle w:val="FirstParagraph"/>
       </w:pPr>
       <w:r>
-        <w:t xml:space="preserve">Admin thực hiện cấu hình các tham số nền cho hệ thống:</w:t>
-      </w:r>
-      <w:r>
-        <w:t xml:space="preserve"> </w:t>
-      </w:r>
-      <w:r>
-        <w:t xml:space="preserve">* Dung tích tank chứa nước tối đa theo từng dòng tàu bay (A321, A350, B787…).</w:t>
-      </w:r>
-      <w:r>
-        <w:t xml:space="preserve"> </w:t>
-      </w:r>
-      <w:r>
-        <w:t xml:space="preserve">* Số lượng tổ bay mặc định (Crew) theo từng cấu hình đội tàu.</w:t>
-      </w:r>
-      <w:r>
-        <w:t xml:space="preserve"> </w:t>
-      </w:r>
-      <w:r>
-        <w:t xml:space="preserve">* Định mức tiêu thụ mặc định (lít/người/giờ) khi chặng bay hoặc tàu bay chưa có dữ liệu lịch sử.</w:t>
-      </w:r>
-      <w:r>
-        <w:t xml:space="preserve"> </w:t>
-      </w:r>
-      <w:r>
-        <w:t xml:space="preserve">* Cấu hình tham số</w:t>
-      </w:r>
-      <w:r>
-        <w:t xml:space="preserve"> </w:t>
+        <w:t xml:space="preserve">Admin thực hiện cấu hình các tham số nền cho hệ thống: * Dung tích tank chứa nước tối đa theo từng dòng tàu bay (A321, A350, B787…). * Số lượng tổ bay mặc định (Crew) theo từng cấu hình đội tàu. * Định mức tiêu thụ mặc định (lít/người/giờ) khi chặng bay hoặc tàu bay chưa có dữ liệu lịch sử. * Cấu hình tham số </w:t>
       </w:r>
       <w:r>
         <w:rPr>
           <w:b/>
           <w:bCs/>
         </w:rPr>
-        <w:t xml:space="preserve">W_buffer</w:t>
-      </w:r>
-      <w:r>
-        <w:t xml:space="preserve">:</w:t>
-      </w:r>
-      <w:r>
-        <w:t xml:space="preserve"> </w:t>
-      </w:r>
-      <w:r>
-        <w:t xml:space="preserve">- Giờ taxi trung bình theo từng sân bay.</w:t>
-      </w:r>
-      <w:r>
-        <w:t xml:space="preserve"> </w:t>
-      </w:r>
-      <w:r>
-        <w:t xml:space="preserve">- Giờ dự phòng (holding time) theo chặng bay.</w:t>
-      </w:r>
-      <w:r>
-        <w:t xml:space="preserve"> </w:t>
-      </w:r>
-      <w:r>
-        <w:t xml:space="preserve">- Mức tối thiểu an toàn (lít) theo loại tàu.</w:t>
-      </w:r>
-      <w:r>
-        <w:t xml:space="preserve"> </w:t>
-      </w:r>
-      <w:r>
-        <w:t xml:space="preserve">- Tham số</w:t>
-      </w:r>
-      <w:r>
-        <w:t xml:space="preserve"> </w:t>
+        <w:t>W_buffer</w:t>
+      </w:r>
+      <w:r>
+        <w:t xml:space="preserve">: - Giờ taxi trung bình theo từng sân bay. - Giờ dự phòng (holding time) theo chặng bay. - Mức tối thiểu an toàn (lít) theo loại tàu. - Tham số </w:t>
       </w:r>
       <w:r>
         <w:rPr>
           <w:b/>
           <w:bCs/>
         </w:rPr>
-        <w:t xml:space="preserve">buffer theo người</w:t>
-      </w:r>
-      <w:r>
-        <w:t xml:space="preserve"> </w:t>
-      </w:r>
-      <w:r>
-        <w:t xml:space="preserve">(ví dụ: cộng thêm nước của 5 người mặc định).</w:t>
-      </w:r>
-      <w:r>
-        <w:t xml:space="preserve"> </w:t>
-      </w:r>
-      <w:r>
-        <w:t xml:space="preserve">* Thiết lập ngưỡng cảnh báo ngoại lệ:</w:t>
-      </w:r>
-      <w:r>
-        <w:t xml:space="preserve"> </w:t>
-      </w:r>
-      <w:r>
-        <w:t xml:space="preserve">- Cảnh báo nạp thừa khi: Lượng nước nạp thực tế vượt mức khuyến nghị quá</w:t>
-      </w:r>
-      <w:r>
-        <w:t xml:space="preserve"> </w:t>
+        <w:t>buffer theo người</w:t>
+      </w:r>
+      <w:r>
+        <w:t xml:space="preserve"> (ví dụ: cộng thêm nước của 5 người mặc định). * Thiết lập ngưỡng cảnh báo ngoại lệ: - Cảnh báo nạp thừa khi: Lượng nước nạp thực tế vượt mức khuyến nghị quá </w:t>
       </w:r>
       <m:oMath>
         <m:r>
+          <w:rPr>
+            <w:rFonts w:ascii="Cambria Math" w:hAnsi="Cambria Math"/>
+          </w:rPr>
           <m:t>X</m:t>
         </m:r>
         <m:r>
           <m:rPr>
             <m:sty m:val="p"/>
           </m:rPr>
+          <w:rPr>
+            <w:rFonts w:ascii="Cambria Math" w:hAnsi="Cambria Math"/>
+          </w:rPr>
           <m:t>%</m:t>
         </m:r>
       </m:oMath>
       <w:r>
-        <w:t xml:space="preserve">.</w:t>
-      </w:r>
-      <w:r>
-        <w:t xml:space="preserve"> </w:t>
-      </w:r>
-      <w:r>
-        <w:t xml:space="preserve">- Cảnh báo dùng cạn nước khi: Chỉ số nước cuối chuyến còn lại dưới</w:t>
-      </w:r>
-      <w:r>
-        <w:t xml:space="preserve"> </w:t>
+        <w:t xml:space="preserve">. - Cảnh báo dùng cạn nước khi: Chỉ số nước cuối chuyến còn lại dưới </w:t>
       </w:r>
       <m:oMath>
         <m:r>
+          <w:rPr>
+            <w:rFonts w:ascii="Cambria Math" w:hAnsi="Cambria Math"/>
+          </w:rPr>
           <m:t>Y</m:t>
         </m:r>
         <m:r>
           <m:rPr>
             <m:sty m:val="p"/>
           </m:rPr>
+          <w:rPr>
+            <w:rFonts w:ascii="Cambria Math" w:hAnsi="Cambria Math"/>
+          </w:rPr>
           <m:t>%</m:t>
         </m:r>
       </m:oMath>
       <w:r>
-        <w:t xml:space="preserve">.</w:t>
-      </w:r>
-    </w:p>
-    <w:bookmarkEnd w:id="70"/>
-    <w:bookmarkStart w:id="71" w:name="X623af73c0b1a313ebc7b303dcb2bba7a7859eb5"/>
+        <w:t>.</w:t>
+      </w:r>
+    </w:p>
     <w:p>
       <w:pPr>
         <w:pStyle w:val="Heading3"/>
       </w:pPr>
-      <w:r>
-        <w:t xml:space="preserve">W-02: Nhập tay bổ sung (Khi mất kết nối tự động hoặc ACARS lỗi)</w:t>
-      </w:r>
+      <w:bookmarkStart w:id="35" w:name="X623af73c0b1a313ebc7b303dcb2bba7a7859eb5"/>
+      <w:bookmarkStart w:id="36" w:name="_Toc232583350"/>
+      <w:bookmarkEnd w:id="33"/>
+      <w:r>
+        <w:t>W-02: Nhập tay bổ sung (Khi mất kết nối tự động hoặc ACARS lỗi)</w:t>
+      </w:r>
+      <w:bookmarkEnd w:id="36"/>
     </w:p>
     <w:p>
       <w:pPr>
         <w:pStyle w:val="Compact"/>
         <w:numPr>
           <w:ilvl w:val="0"/>
-          <w:numId w:val="1005"/>
+          <w:numId w:val="6"/>
         </w:numPr>
       </w:pPr>
       <w:r>
-        <w:t xml:space="preserve">Admin có thể tìm kiếm chuyến bay và nhập tay chỉ số nước đầu chuyến/cuối chuyến của tổ bay từ báo cáo giấy hoặc các nguồn khác.</w:t>
+        <w:t>Admin có thể tìm kiếm chuyến bay và nhập tay chỉ số nước đầu chuyến/cuối chuyến của tổ bay từ báo cáo giấy hoặc các nguồn khác.</w:t>
       </w:r>
     </w:p>
     <w:p>
@@ -2400,48 +3897,44 @@
         <w:pStyle w:val="Compact"/>
         <w:numPr>
           <w:ilvl w:val="0"/>
-          <w:numId w:val="1005"/>
+          <w:numId w:val="6"/>
         </w:numPr>
       </w:pPr>
       <w:r>
-        <w:t xml:space="preserve">Hệ thống ghi nhận rõ nguồn dữ liệu:</w:t>
-      </w:r>
-      <w:r>
-        <w:t xml:space="preserve"> </w:t>
+        <w:t xml:space="preserve">Hệ thống ghi nhận rõ nguồn dữ liệu: </w:t>
       </w:r>
       <w:r>
         <w:rPr>
           <w:rStyle w:val="VerbatimChar"/>
         </w:rPr>
-        <w:t xml:space="preserve">Nhập tay - Admin [Tên User]</w:t>
-      </w:r>
-      <w:r>
-        <w:t xml:space="preserve"> </w:t>
-      </w:r>
-      <w:r>
-        <w:t xml:space="preserve">để phân biệt với dữ liệu tự động từ ACARS hoặc dữ liệu gửi trực tiếp từ App MO Plus.</w:t>
-      </w:r>
-    </w:p>
-    <w:bookmarkEnd w:id="71"/>
-    <w:bookmarkStart w:id="72" w:name="X3c5e9b1d8e898769b93901f6e99ef556e618eca"/>
+        <w:t>Nhập tay - Admin [Tên User]</w:t>
+      </w:r>
+      <w:r>
+        <w:t xml:space="preserve"> để phân biệt với dữ liệu tự động từ ACARS hoặc dữ liệu gửi trực tiếp từ App MO Plus.</w:t>
+      </w:r>
+    </w:p>
     <w:p>
       <w:pPr>
         <w:pStyle w:val="Heading3"/>
       </w:pPr>
-      <w:r>
-        <w:t xml:space="preserve">W-03: Báo cáo suất tiêu thụ lịch sử (FWS-19)</w:t>
-      </w:r>
+      <w:bookmarkStart w:id="37" w:name="X3c5e9b1d8e898769b93901f6e99ef556e618eca"/>
+      <w:bookmarkStart w:id="38" w:name="_Toc232583351"/>
+      <w:bookmarkEnd w:id="35"/>
+      <w:r>
+        <w:t>W-03: Báo cáo suất tiêu thụ lịch sử (FWS-19)</w:t>
+      </w:r>
+      <w:bookmarkEnd w:id="38"/>
     </w:p>
     <w:p>
       <w:pPr>
         <w:pStyle w:val="Compact"/>
         <w:numPr>
           <w:ilvl w:val="0"/>
-          <w:numId w:val="1006"/>
+          <w:numId w:val="7"/>
         </w:numPr>
       </w:pPr>
       <w:r>
-        <w:t xml:space="preserve">Bộ lọc theo loại tàu, chặng bay, khung giờ, khoảng thời gian.</w:t>
+        <w:t>Bộ lọc theo loại tàu, chặng bay, khung giờ, khoảng thời gian.</w:t>
       </w:r>
     </w:p>
     <w:p>
@@ -2449,268 +3942,308 @@
         <w:pStyle w:val="Compact"/>
         <w:numPr>
           <w:ilvl w:val="0"/>
-          <w:numId w:val="1006"/>
+          <w:numId w:val="7"/>
         </w:numPr>
       </w:pPr>
       <w:r>
-        <w:t xml:space="preserve">Hiển thị: Suất tiêu thụ trung bình thực tế (lít/người/giờ), xu hướng tiêu thụ theo thời gian dưới dạng biểu đồ đường.</w:t>
-      </w:r>
-    </w:p>
-    <w:bookmarkEnd w:id="72"/>
-    <w:bookmarkStart w:id="73" w:name="w-04-báo-cáo-nước-đầucuối-chuyến-fws-20"/>
+        <w:t>Hiển thị: Suất tiêu thụ trung bình thực tế (lít/người/giờ), xu hướng tiêu thụ theo thời gian dưới dạng biểu đồ đường.</w:t>
+      </w:r>
+    </w:p>
     <w:p>
       <w:pPr>
         <w:pStyle w:val="Heading3"/>
       </w:pPr>
-      <w:r>
-        <w:t xml:space="preserve">W-04: Báo cáo nước đầu/cuối chuyến (FWS-20)</w:t>
-      </w:r>
+      <w:bookmarkStart w:id="39" w:name="w-04-báo-cáo-nước-đầucuối-chuyến-fws-20"/>
+      <w:bookmarkStart w:id="40" w:name="_Toc232583352"/>
+      <w:bookmarkEnd w:id="37"/>
+      <w:r>
+        <w:t>W-04: Báo cáo nước đầu/cuối chuyến (FWS-20)</w:t>
+      </w:r>
+      <w:bookmarkEnd w:id="40"/>
     </w:p>
     <w:p>
       <w:pPr>
         <w:pStyle w:val="FirstParagraph"/>
       </w:pPr>
       <w:r>
-        <w:t xml:space="preserve">Hiển thị so khớp thông tin nước giữa các nguồn dữ liệu trên cùng một chuyến bay:</w:t>
+        <w:t>Hiển thị so khớp thông tin nước giữa các nguồn dữ liệu trên cùng một chuyến bay:</w:t>
       </w:r>
     </w:p>
     <w:tbl>
       <w:tblPr>
         <w:tblStyle w:val="Table"/>
-        <w:tblW w:type="pct" w:w="5000"/>
+        <w:tblW w:w="5000" w:type="pct"/>
         <w:tblLayout w:type="fixed"/>
-        <w:tblLook w:firstRow="1" w:lastRow="0" w:firstColumn="0" w:lastColumn="0" w:noHBand="0" w:noVBand="0" w:val="0020"/>
+        <w:tblLook w:val="0020" w:firstRow="1" w:lastRow="0" w:firstColumn="0" w:lastColumn="0" w:noHBand="0" w:noVBand="0"/>
       </w:tblPr>
       <w:tblGrid>
-        <w:gridCol w:w="879"/>
-        <w:gridCol w:w="879"/>
-        <w:gridCol w:w="879"/>
-        <w:gridCol w:w="879"/>
-        <w:gridCol w:w="879"/>
-        <w:gridCol w:w="879"/>
-        <w:gridCol w:w="879"/>
-        <w:gridCol w:w="879"/>
-        <w:gridCol w:w="879"/>
+        <w:gridCol w:w="1464"/>
+        <w:gridCol w:w="1464"/>
+        <w:gridCol w:w="1464"/>
+        <w:gridCol w:w="1464"/>
+        <w:gridCol w:w="1464"/>
+        <w:gridCol w:w="1464"/>
+        <w:gridCol w:w="1464"/>
+        <w:gridCol w:w="1464"/>
+        <w:gridCol w:w="1464"/>
       </w:tblGrid>
       <w:tr>
         <w:trPr>
-          <w:tblHeader w:val="on"/>
+          <w:cnfStyle w:val="100000000000" w:firstRow="1" w:lastRow="0" w:firstColumn="0" w:lastColumn="0" w:oddVBand="0" w:evenVBand="0" w:oddHBand="0" w:evenHBand="0" w:firstRowFirstColumn="0" w:firstRowLastColumn="0" w:lastRowFirstColumn="0" w:lastRowLastColumn="0"/>
+          <w:tblHeader/>
         </w:trPr>
         <w:tc>
-          <w:tcPr/>
+          <w:tcPr>
+            <w:tcW w:w="879" w:type="dxa"/>
+          </w:tcPr>
           <w:p>
             <w:pPr>
               <w:pStyle w:val="Compact"/>
               <w:jc w:val="left"/>
             </w:pPr>
             <w:r>
-              <w:t xml:space="preserve">Chuyến bay</w:t>
+              <w:lastRenderedPageBreak/>
+              <w:t>Chuyến bay</w:t>
             </w:r>
           </w:p>
         </w:tc>
         <w:tc>
-          <w:tcPr/>
+          <w:tcPr>
+            <w:tcW w:w="879" w:type="dxa"/>
+          </w:tcPr>
           <w:p>
             <w:pPr>
               <w:pStyle w:val="Compact"/>
               <w:jc w:val="left"/>
             </w:pPr>
             <w:r>
-              <w:t xml:space="preserve">Tàu bay</w:t>
+              <w:t>Tàu bay</w:t>
             </w:r>
           </w:p>
         </w:tc>
         <w:tc>
-          <w:tcPr/>
+          <w:tcPr>
+            <w:tcW w:w="879" w:type="dxa"/>
+          </w:tcPr>
           <w:p>
             <w:pPr>
               <w:pStyle w:val="Compact"/>
               <w:jc w:val="left"/>
             </w:pPr>
             <w:r>
-              <w:t xml:space="preserve">Số người</w:t>
+              <w:t>Số người</w:t>
             </w:r>
           </w:p>
         </w:tc>
         <w:tc>
-          <w:tcPr/>
+          <w:tcPr>
+            <w:tcW w:w="879" w:type="dxa"/>
+          </w:tcPr>
           <w:p>
             <w:pPr>
               <w:pStyle w:val="Compact"/>
               <w:jc w:val="left"/>
             </w:pPr>
             <w:r>
-              <w:t xml:space="preserve">Nước khuyến nghị</w:t>
+              <w:t>Nước khuyến nghị</w:t>
             </w:r>
           </w:p>
         </w:tc>
         <w:tc>
-          <w:tcPr/>
+          <w:tcPr>
+            <w:tcW w:w="879" w:type="dxa"/>
+          </w:tcPr>
           <w:p>
             <w:pPr>
               <w:pStyle w:val="Compact"/>
               <w:jc w:val="left"/>
             </w:pPr>
             <w:r>
-              <w:t xml:space="preserve">Đầu chuyến (ACARS)</w:t>
+              <w:t>Đầu chuyến (ACARS)</w:t>
             </w:r>
           </w:p>
         </w:tc>
         <w:tc>
-          <w:tcPr/>
+          <w:tcPr>
+            <w:tcW w:w="879" w:type="dxa"/>
+          </w:tcPr>
           <w:p>
             <w:pPr>
               <w:pStyle w:val="Compact"/>
               <w:jc w:val="left"/>
             </w:pPr>
             <w:r>
-              <w:t xml:space="preserve">Đầu chuyến (Tổ bay)</w:t>
+              <w:t>Đầu chuyến (Tổ bay)</w:t>
             </w:r>
           </w:p>
         </w:tc>
         <w:tc>
-          <w:tcPr/>
+          <w:tcPr>
+            <w:tcW w:w="879" w:type="dxa"/>
+          </w:tcPr>
           <w:p>
             <w:pPr>
               <w:pStyle w:val="Compact"/>
               <w:jc w:val="left"/>
             </w:pPr>
             <w:r>
-              <w:t xml:space="preserve">Cuối chuyến (Tổ bay)</w:t>
+              <w:t>Cuối chuyến (Tổ bay)</w:t>
             </w:r>
           </w:p>
         </w:tc>
         <w:tc>
-          <w:tcPr/>
+          <w:tcPr>
+            <w:tcW w:w="879" w:type="dxa"/>
+          </w:tcPr>
           <w:p>
             <w:pPr>
               <w:pStyle w:val="Compact"/>
               <w:jc w:val="left"/>
             </w:pPr>
             <w:r>
-              <w:t xml:space="preserve">Tiêu thụ thực tế</w:t>
+              <w:t>Tiêu thụ thực tế</w:t>
             </w:r>
           </w:p>
         </w:tc>
         <w:tc>
-          <w:tcPr/>
+          <w:tcPr>
+            <w:tcW w:w="879" w:type="dxa"/>
+          </w:tcPr>
           <w:p>
             <w:pPr>
               <w:pStyle w:val="Compact"/>
               <w:jc w:val="left"/>
             </w:pPr>
             <w:r>
-              <w:t xml:space="preserve">Suất thực tế</w:t>
+              <w:t>Suất thực tế</w:t>
             </w:r>
           </w:p>
         </w:tc>
       </w:tr>
       <w:tr>
         <w:tc>
-          <w:tcPr/>
+          <w:tcPr>
+            <w:tcW w:w="879" w:type="dxa"/>
+          </w:tcPr>
           <w:p>
             <w:pPr>
               <w:pStyle w:val="Compact"/>
               <w:jc w:val="left"/>
             </w:pPr>
             <w:r>
-              <w:t xml:space="preserve">VN123</w:t>
+              <w:t>VN123</w:t>
             </w:r>
           </w:p>
         </w:tc>
         <w:tc>
-          <w:tcPr/>
+          <w:tcPr>
+            <w:tcW w:w="879" w:type="dxa"/>
+          </w:tcPr>
           <w:p>
             <w:pPr>
               <w:pStyle w:val="Compact"/>
               <w:jc w:val="left"/>
             </w:pPr>
             <w:r>
-              <w:t xml:space="preserve">B787</w:t>
+              <w:t>B787</w:t>
             </w:r>
           </w:p>
         </w:tc>
         <w:tc>
-          <w:tcPr/>
+          <w:tcPr>
+            <w:tcW w:w="879" w:type="dxa"/>
+          </w:tcPr>
           <w:p>
             <w:pPr>
               <w:pStyle w:val="Compact"/>
               <w:jc w:val="left"/>
             </w:pPr>
             <w:r>
-              <w:t xml:space="preserve">170</w:t>
+              <w:t>170</w:t>
             </w:r>
           </w:p>
         </w:tc>
         <w:tc>
-          <w:tcPr/>
+          <w:tcPr>
+            <w:tcW w:w="879" w:type="dxa"/>
+          </w:tcPr>
           <w:p>
             <w:pPr>
               <w:pStyle w:val="Compact"/>
               <w:jc w:val="left"/>
             </w:pPr>
             <w:r>
-              <w:t xml:space="preserve">370L</w:t>
+              <w:t>370L</w:t>
             </w:r>
           </w:p>
         </w:tc>
         <w:tc>
-          <w:tcPr/>
+          <w:tcPr>
+            <w:tcW w:w="879" w:type="dxa"/>
+          </w:tcPr>
           <w:p>
             <w:pPr>
               <w:pStyle w:val="Compact"/>
               <w:jc w:val="left"/>
             </w:pPr>
             <w:r>
-              <w:t xml:space="preserve">750L (75%)</w:t>
+              <w:t>750L (75%)</w:t>
             </w:r>
           </w:p>
         </w:tc>
         <w:tc>
-          <w:tcPr/>
+          <w:tcPr>
+            <w:tcW w:w="879" w:type="dxa"/>
+          </w:tcPr>
           <w:p>
             <w:pPr>
               <w:pStyle w:val="Compact"/>
               <w:jc w:val="left"/>
             </w:pPr>
             <w:r>
-              <w:t xml:space="preserve">750L (75%)</w:t>
+              <w:t>750L (75%)</w:t>
             </w:r>
           </w:p>
         </w:tc>
         <w:tc>
-          <w:tcPr/>
+          <w:tcPr>
+            <w:tcW w:w="879" w:type="dxa"/>
+          </w:tcPr>
           <w:p>
             <w:pPr>
               <w:pStyle w:val="Compact"/>
               <w:jc w:val="left"/>
             </w:pPr>
             <w:r>
-              <w:t xml:space="preserve">300L (30%)</w:t>
+              <w:t>300L (30%)</w:t>
             </w:r>
           </w:p>
         </w:tc>
         <w:tc>
-          <w:tcPr/>
+          <w:tcPr>
+            <w:tcW w:w="879" w:type="dxa"/>
+          </w:tcPr>
           <w:p>
             <w:pPr>
               <w:pStyle w:val="Compact"/>
               <w:jc w:val="left"/>
             </w:pPr>
             <w:r>
-              <w:t xml:space="preserve">450L</w:t>
+              <w:t>450L</w:t>
             </w:r>
           </w:p>
         </w:tc>
         <w:tc>
-          <w:tcPr/>
+          <w:tcPr>
+            <w:tcW w:w="879" w:type="dxa"/>
+          </w:tcPr>
           <w:p>
             <w:pPr>
               <w:pStyle w:val="Compact"/>
               <w:jc w:val="left"/>
             </w:pPr>
             <w:r>
-              <w:t xml:space="preserve">1.32 L/p/h</w:t>
+              <w:t>1.32 L/p/h</w:t>
             </w:r>
           </w:p>
         </w:tc>
@@ -2721,223 +4254,248 @@
         <w:pStyle w:val="Compact"/>
         <w:numPr>
           <w:ilvl w:val="0"/>
-          <w:numId w:val="1007"/>
+          <w:numId w:val="8"/>
         </w:numPr>
       </w:pPr>
       <w:r>
-        <w:t xml:space="preserve">Nếu số liệu giữa ACARS và Tổ bay nhập tay bị lệch nhau: Hệ thống tô màu vàng cảnh báo để Admin xem xét kiểm tra.</w:t>
-      </w:r>
-    </w:p>
-    <w:bookmarkEnd w:id="73"/>
-    <w:bookmarkStart w:id="74" w:name="w-05-báo-cáo-chuyến-nạp-thừa-fws-20"/>
+        <w:t>Nếu số liệu giữa ACARS và Tổ bay nhập tay bị lệch nhau: Hệ thống tô màu vàng cảnh báo để Admin xem xét kiểm tra.</w:t>
+      </w:r>
+    </w:p>
     <w:p>
       <w:pPr>
         <w:pStyle w:val="Heading3"/>
       </w:pPr>
-      <w:r>
-        <w:t xml:space="preserve">W-05: Báo cáo chuyến nạp thừa (FWS-20)</w:t>
-      </w:r>
+      <w:bookmarkStart w:id="41" w:name="w-05-báo-cáo-chuyến-nạp-thừa-fws-20"/>
+      <w:bookmarkStart w:id="42" w:name="_Toc232583353"/>
+      <w:bookmarkEnd w:id="39"/>
+      <w:r>
+        <w:t>W-05: Báo cáo chuyến nạp thừa (FWS-20)</w:t>
+      </w:r>
+      <w:bookmarkEnd w:id="42"/>
     </w:p>
     <w:p>
       <w:pPr>
         <w:pStyle w:val="Compact"/>
         <w:numPr>
           <w:ilvl w:val="0"/>
-          <w:numId w:val="1008"/>
+          <w:numId w:val="9"/>
         </w:numPr>
       </w:pPr>
       <w:r>
-        <w:t xml:space="preserve">Danh sách chuyến bay nạp nước vượt quá khuyến nghị hệ thống</w:t>
-      </w:r>
-      <w:r>
-        <w:t xml:space="preserve"> </w:t>
+        <w:t xml:space="preserve">Danh sách chuyến bay nạp nước vượt quá khuyến nghị hệ thống </w:t>
       </w:r>
       <m:oMath>
         <m:r>
           <m:rPr>
             <m:sty m:val="p"/>
           </m:rPr>
+          <w:rPr>
+            <w:rFonts w:ascii="Cambria Math" w:hAnsi="Cambria Math"/>
+          </w:rPr>
           <m:t>&gt;</m:t>
         </m:r>
         <m:r>
+          <w:rPr>
+            <w:rFonts w:ascii="Cambria Math" w:hAnsi="Cambria Math"/>
+          </w:rPr>
           <m:t>X</m:t>
         </m:r>
         <m:r>
           <m:rPr>
             <m:sty m:val="p"/>
           </m:rPr>
+          <w:rPr>
+            <w:rFonts w:ascii="Cambria Math" w:hAnsi="Cambria Math"/>
+          </w:rPr>
           <m:t>%</m:t>
         </m:r>
       </m:oMath>
       <w:r>
-        <w:t xml:space="preserve">. Sắp xếp giảm dần theo lượng nước thừa để giúp VNA phân tích lãng phí trọng tải nạp thừa.</w:t>
-      </w:r>
-    </w:p>
-    <w:bookmarkEnd w:id="74"/>
-    <w:bookmarkStart w:id="75" w:name="w-06-báo-cáo-chuyến-dùng-cạn-nước-fws-21"/>
+        <w:t>. Sắp xếp giảm dần theo lượng nước thừa để giúp VNA phân tích lãng phí trọng tải nạp thừa.</w:t>
+      </w:r>
+    </w:p>
     <w:p>
       <w:pPr>
         <w:pStyle w:val="Heading3"/>
       </w:pPr>
-      <w:r>
-        <w:t xml:space="preserve">W-06: Báo cáo chuyến dùng cạn nước (FWS-21)</w:t>
-      </w:r>
+      <w:bookmarkStart w:id="43" w:name="w-06-báo-cáo-chuyến-dùng-cạn-nước-fws-21"/>
+      <w:bookmarkStart w:id="44" w:name="_Toc232583354"/>
+      <w:bookmarkEnd w:id="41"/>
+      <w:r>
+        <w:t>W-06: Báo cáo chuyến dùng cạn nước (FWS-21)</w:t>
+      </w:r>
+      <w:bookmarkEnd w:id="44"/>
     </w:p>
     <w:p>
       <w:pPr>
         <w:pStyle w:val="Compact"/>
         <w:numPr>
           <w:ilvl w:val="0"/>
-          <w:numId w:val="1009"/>
+          <w:numId w:val="10"/>
         </w:numPr>
       </w:pPr>
       <w:r>
-        <w:t xml:space="preserve">Danh sách chuyến bay kết thúc với mức nước còn lại dưới ngưỡng an toàn</w:t>
-      </w:r>
-      <w:r>
-        <w:t xml:space="preserve"> </w:t>
+        <w:t xml:space="preserve">Danh sách chuyến bay kết thúc với mức nước còn lại dưới ngưỡng an toàn </w:t>
       </w:r>
       <m:oMath>
         <m:r>
+          <w:rPr>
+            <w:rFonts w:ascii="Cambria Math" w:hAnsi="Cambria Math"/>
+          </w:rPr>
           <m:t>Y</m:t>
         </m:r>
         <m:r>
           <m:rPr>
             <m:sty m:val="p"/>
           </m:rPr>
+          <w:rPr>
+            <w:rFonts w:ascii="Cambria Math" w:hAnsi="Cambria Math"/>
+          </w:rPr>
           <m:t>%</m:t>
         </m:r>
       </m:oMath>
       <w:r>
-        <w:t xml:space="preserve">. Đây là các chuyến có nguy cơ thiếu nước phục vụ hành khách</w:t>
-      </w:r>
-      <w:r>
-        <w:t xml:space="preserve"> </w:t>
+        <w:t xml:space="preserve">. Đây là các chuyến có nguy cơ thiếu nước phục vụ hành khách </w:t>
       </w:r>
       <m:oMath>
         <m:r>
           <m:rPr>
             <m:sty m:val="p"/>
           </m:rPr>
+          <w:rPr>
+            <w:rFonts w:ascii="Cambria Math" w:hAnsi="Cambria Math"/>
+          </w:rPr>
           <m:t>→</m:t>
         </m:r>
       </m:oMath>
       <w:r>
-        <w:t xml:space="preserve"> </w:t>
-      </w:r>
-      <w:r>
-        <w:t xml:space="preserve">Đề xuất tăng định mức hoặc tăng buffer cho chặng/loại tàu đó.</w:t>
-      </w:r>
-    </w:p>
-    <w:bookmarkEnd w:id="75"/>
-    <w:bookmarkStart w:id="76" w:name="X6fc2f6f0c086237363647072fd663c38112867a"/>
+        <w:t xml:space="preserve"> Đề xuất tăng định mức hoặc tăng buffer cho chặng/loại tàu đó.</w:t>
+      </w:r>
+    </w:p>
     <w:p>
       <w:pPr>
         <w:pStyle w:val="Heading3"/>
       </w:pPr>
-      <w:r>
-        <w:t xml:space="preserve">W-07: Báo cáo chuyến vượt tính toán (FWS-22)</w:t>
-      </w:r>
+      <w:bookmarkStart w:id="45" w:name="X6fc2f6f0c086237363647072fd663c38112867a"/>
+      <w:bookmarkStart w:id="46" w:name="_Toc232583355"/>
+      <w:bookmarkEnd w:id="43"/>
+      <w:r>
+        <w:t>W-07: Báo cáo chuyến vượt tính toán (FWS-22)</w:t>
+      </w:r>
+      <w:bookmarkEnd w:id="46"/>
     </w:p>
     <w:p>
       <w:pPr>
         <w:pStyle w:val="Compact"/>
         <w:numPr>
           <w:ilvl w:val="0"/>
-          <w:numId w:val="1010"/>
+          <w:numId w:val="11"/>
         </w:numPr>
       </w:pPr>
       <w:r>
-        <w:t xml:space="preserve">Thống kê các chuyến bay tổ bay yêu cầu nạp nước vượt so với số liệu khuyến nghị kèm lý do giải trình để Admin làm cơ sở tối ưu công thức tính.</w:t>
-      </w:r>
-    </w:p>
-    <w:p>
-      <w:r>
-        <w:pict>
-          <v:rect style="width:0;height:1.5pt" o:hralign="center" o:hrstd="t" o:hr="t"/>
+        <w:t>Thống kê các chuyến bay tổ bay yêu cầu nạp nước vượt so với số liệu khuyến nghị kèm lý do giải trình để Admin làm cơ sở tối ưu công thức tính.</w:t>
+      </w:r>
+    </w:p>
+    <w:p>
+      <w:r>
+        <w:pict w14:anchorId="0A142EB9">
+          <v:rect id="_x0000_i1034" style="width:0;height:1.5pt" o:hralign="center" o:hrstd="t" o:hr="t"/>
         </w:pict>
       </w:r>
     </w:p>
-    <w:bookmarkEnd w:id="76"/>
-    <w:bookmarkEnd w:id="77"/>
-    <w:bookmarkStart w:id="78" w:name="tích-hợp-hệ-thống-liên-quan"/>
     <w:p>
       <w:pPr>
         <w:pStyle w:val="Heading2"/>
       </w:pPr>
-      <w:r>
-        <w:t xml:space="preserve">6. Tích hợp hệ thống liên quan</w:t>
-      </w:r>
+      <w:bookmarkStart w:id="47" w:name="tích-hợp-hệ-thống-liên-quan"/>
+      <w:bookmarkStart w:id="48" w:name="_Toc232583356"/>
+      <w:bookmarkEnd w:id="29"/>
+      <w:bookmarkEnd w:id="45"/>
+      <w:r>
+        <w:t>6. Tích hợp hệ thống liên quan</w:t>
+      </w:r>
+      <w:bookmarkEnd w:id="48"/>
     </w:p>
     <w:tbl>
       <w:tblPr>
         <w:tblStyle w:val="Table"/>
-        <w:tblW w:type="pct" w:w="5000"/>
+        <w:tblW w:w="5000" w:type="pct"/>
         <w:tblLayout w:type="fixed"/>
-        <w:tblLook w:firstRow="1" w:lastRow="0" w:firstColumn="0" w:lastColumn="0" w:noHBand="0" w:noVBand="0" w:val="0020"/>
+        <w:tblLook w:val="0020" w:firstRow="1" w:lastRow="0" w:firstColumn="0" w:lastColumn="0" w:noHBand="0" w:noVBand="0"/>
       </w:tblPr>
       <w:tblGrid>
-        <w:gridCol w:w="1980"/>
-        <w:gridCol w:w="1980"/>
-        <w:gridCol w:w="1980"/>
-        <w:gridCol w:w="1980"/>
+        <w:gridCol w:w="3294"/>
+        <w:gridCol w:w="3294"/>
+        <w:gridCol w:w="3294"/>
+        <w:gridCol w:w="3294"/>
       </w:tblGrid>
       <w:tr>
         <w:trPr>
-          <w:tblHeader w:val="on"/>
+          <w:cnfStyle w:val="100000000000" w:firstRow="1" w:lastRow="0" w:firstColumn="0" w:lastColumn="0" w:oddVBand="0" w:evenVBand="0" w:oddHBand="0" w:evenHBand="0" w:firstRowFirstColumn="0" w:firstRowLastColumn="0" w:lastRowFirstColumn="0" w:lastRowLastColumn="0"/>
+          <w:tblHeader/>
         </w:trPr>
         <w:tc>
-          <w:tcPr/>
+          <w:tcPr>
+            <w:tcW w:w="1980" w:type="dxa"/>
+          </w:tcPr>
           <w:p>
             <w:pPr>
               <w:pStyle w:val="Compact"/>
               <w:jc w:val="left"/>
             </w:pPr>
             <w:r>
-              <w:t xml:space="preserve">Hệ thống</w:t>
+              <w:t>Hệ thống</w:t>
             </w:r>
           </w:p>
         </w:tc>
         <w:tc>
-          <w:tcPr/>
+          <w:tcPr>
+            <w:tcW w:w="1980" w:type="dxa"/>
+          </w:tcPr>
           <w:p>
             <w:pPr>
               <w:pStyle w:val="Compact"/>
               <w:jc w:val="left"/>
             </w:pPr>
             <w:r>
-              <w:t xml:space="preserve">Hướng tích hợp</w:t>
+              <w:t>Hướng tích hợp</w:t>
             </w:r>
           </w:p>
         </w:tc>
         <w:tc>
-          <w:tcPr/>
+          <w:tcPr>
+            <w:tcW w:w="1980" w:type="dxa"/>
+          </w:tcPr>
           <w:p>
             <w:pPr>
               <w:pStyle w:val="Compact"/>
               <w:jc w:val="left"/>
             </w:pPr>
             <w:r>
-              <w:t xml:space="preserve">Dữ liệu lấy vào / trao đổi</w:t>
+              <w:t>Dữ liệu lấy vào / trao đổi</w:t>
             </w:r>
           </w:p>
         </w:tc>
         <w:tc>
-          <w:tcPr/>
+          <w:tcPr>
+            <w:tcW w:w="1980" w:type="dxa"/>
+          </w:tcPr>
           <w:p>
             <w:pPr>
               <w:pStyle w:val="Compact"/>
               <w:jc w:val="left"/>
             </w:pPr>
             <w:r>
-              <w:t xml:space="preserve">Ghi chú</w:t>
+              <w:t>Ghi chú</w:t>
             </w:r>
           </w:p>
         </w:tc>
       </w:tr>
       <w:tr>
         <w:tc>
-          <w:tcPr/>
+          <w:tcPr>
+            <w:tcW w:w="1980" w:type="dxa"/>
+          </w:tcPr>
           <w:p>
             <w:pPr>
               <w:pStyle w:val="Compact"/>
@@ -2948,50 +4506,67 @@
                 <w:b/>
                 <w:bCs/>
               </w:rPr>
-              <w:t xml:space="preserve">A-CAD (ACARS)</w:t>
+              <w:t>A-CAD (ACARS)</w:t>
             </w:r>
           </w:p>
         </w:tc>
         <w:tc>
-          <w:tcPr/>
+          <w:tcPr>
+            <w:tcW w:w="1980" w:type="dxa"/>
+          </w:tcPr>
           <w:p>
             <w:pPr>
               <w:pStyle w:val="Compact"/>
               <w:jc w:val="left"/>
             </w:pPr>
             <w:r>
-              <w:t xml:space="preserve">Nhận dữ liệu tự động</w:t>
+              <w:t>Nhận dữ liệu tự động</w:t>
             </w:r>
           </w:p>
         </w:tc>
         <w:tc>
-          <w:tcPr/>
+          <w:tcPr>
+            <w:tcW w:w="1980" w:type="dxa"/>
+          </w:tcPr>
           <w:p>
             <w:pPr>
               <w:pStyle w:val="Compact"/>
               <w:jc w:val="left"/>
             </w:pPr>
             <w:r>
-              <w:t xml:space="preserve">Điện văn ACARS chứa % nước đầu chuyến và cuối chuyến.</w:t>
+              <w:t xml:space="preserve">Điện văn ACARS chứa % nước </w:t>
+            </w:r>
+            <w:r>
+              <w:lastRenderedPageBreak/>
+              <w:t>đầu chuyến và cuối chuyến.</w:t>
             </w:r>
           </w:p>
         </w:tc>
         <w:tc>
-          <w:tcPr/>
+          <w:tcPr>
+            <w:tcW w:w="1980" w:type="dxa"/>
+          </w:tcPr>
           <w:p>
             <w:pPr>
               <w:pStyle w:val="Compact"/>
               <w:jc w:val="left"/>
             </w:pPr>
             <w:r>
-              <w:t xml:space="preserve">Áp dụng tự động cho tàu B787 và A350.</w:t>
+              <w:lastRenderedPageBreak/>
+              <w:t xml:space="preserve">Áp dụng tự động cho tàu B787 </w:t>
+            </w:r>
+            <w:r>
+              <w:lastRenderedPageBreak/>
+              <w:t>và A350.</w:t>
             </w:r>
           </w:p>
         </w:tc>
       </w:tr>
       <w:tr>
         <w:tc>
-          <w:tcPr/>
+          <w:tcPr>
+            <w:tcW w:w="1980" w:type="dxa"/>
+          </w:tcPr>
           <w:p>
             <w:pPr>
               <w:pStyle w:val="Compact"/>
@@ -3002,50 +4577,59 @@
                 <w:b/>
                 <w:bCs/>
               </w:rPr>
-              <w:t xml:space="preserve">Amadeus PSS</w:t>
+              <w:lastRenderedPageBreak/>
+              <w:t>Amadeus PSS</w:t>
             </w:r>
           </w:p>
         </w:tc>
         <w:tc>
-          <w:tcPr/>
+          <w:tcPr>
+            <w:tcW w:w="1980" w:type="dxa"/>
+          </w:tcPr>
           <w:p>
             <w:pPr>
               <w:pStyle w:val="Compact"/>
               <w:jc w:val="left"/>
             </w:pPr>
             <w:r>
-              <w:t xml:space="preserve">Nhận dữ liệu tự động</w:t>
+              <w:t>Nhận dữ liệu tự động</w:t>
             </w:r>
           </w:p>
         </w:tc>
         <w:tc>
-          <w:tcPr/>
+          <w:tcPr>
+            <w:tcW w:w="1980" w:type="dxa"/>
+          </w:tcPr>
           <w:p>
             <w:pPr>
               <w:pStyle w:val="Compact"/>
               <w:jc w:val="left"/>
             </w:pPr>
             <w:r>
-              <w:t xml:space="preserve">Số lượng khách đặt chỗ dự kiến (Booking pax).</w:t>
+              <w:t>Số lượng khách đặt chỗ dự kiến (Booking pax).</w:t>
             </w:r>
           </w:p>
         </w:tc>
         <w:tc>
-          <w:tcPr/>
+          <w:tcPr>
+            <w:tcW w:w="1980" w:type="dxa"/>
+          </w:tcPr>
           <w:p>
             <w:pPr>
               <w:pStyle w:val="Compact"/>
               <w:jc w:val="left"/>
             </w:pPr>
             <w:r>
-              <w:t xml:space="preserve">Sử dụng để tính toán khuyến nghị sơ bộ trước chuyến bay.</w:t>
+              <w:t>Sử dụng để tính toán khuyến nghị sơ bộ trước chuyến bay.</w:t>
             </w:r>
           </w:p>
         </w:tc>
       </w:tr>
       <w:tr>
         <w:tc>
-          <w:tcPr/>
+          <w:tcPr>
+            <w:tcW w:w="1980" w:type="dxa"/>
+          </w:tcPr>
           <w:p>
             <w:pPr>
               <w:pStyle w:val="Compact"/>
@@ -3056,20 +4640,16 @@
                 <w:b/>
                 <w:bCs/>
               </w:rPr>
-              <w:t xml:space="preserve">Loadsheet (BNA</w:t>
-            </w:r>
-            <w:r>
-              <w:rPr>
-                <w:b/>
-                <w:bCs/>
-              </w:rPr>
-              <w:t xml:space="preserve"> </w:t>
+              <w:t xml:space="preserve">Loadsheet (BNA </w:t>
             </w:r>
             <m:oMath>
               <m:r>
                 <m:rPr>
                   <m:sty m:val="p"/>
                 </m:rPr>
+                <w:rPr>
+                  <w:rFonts w:ascii="Cambria Math" w:hAnsi="Cambria Math"/>
+                </w:rPr>
                 <m:t>→</m:t>
               </m:r>
             </m:oMath>
@@ -3078,57 +4658,58 @@
                 <w:b/>
                 <w:bCs/>
               </w:rPr>
-              <w:t xml:space="preserve"> </w:t>
-            </w:r>
-            <w:r>
-              <w:rPr>
-                <w:b/>
-                <w:bCs/>
-              </w:rPr>
-              <w:t xml:space="preserve">MO)</w:t>
+              <w:t xml:space="preserve"> MO)</w:t>
             </w:r>
           </w:p>
         </w:tc>
         <w:tc>
-          <w:tcPr/>
+          <w:tcPr>
+            <w:tcW w:w="1980" w:type="dxa"/>
+          </w:tcPr>
           <w:p>
             <w:pPr>
               <w:pStyle w:val="Compact"/>
               <w:jc w:val="left"/>
             </w:pPr>
             <w:r>
-              <w:t xml:space="preserve">Nhận dữ liệu tự động</w:t>
+              <w:t>Nhận dữ liệu tự động</w:t>
             </w:r>
           </w:p>
         </w:tc>
         <w:tc>
-          <w:tcPr/>
+          <w:tcPr>
+            <w:tcW w:w="1980" w:type="dxa"/>
+          </w:tcPr>
           <w:p>
             <w:pPr>
               <w:pStyle w:val="Compact"/>
               <w:jc w:val="left"/>
             </w:pPr>
             <w:r>
-              <w:t xml:space="preserve">Bóc tách file Loadsheet để lấy số lượng khách thực tế trên các khoang sau check-in.</w:t>
+              <w:t>Bóc tách file Loadsheet để lấy số lượng khách thực tế trên các khoang sau check-in.</w:t>
             </w:r>
           </w:p>
         </w:tc>
         <w:tc>
-          <w:tcPr/>
+          <w:tcPr>
+            <w:tcW w:w="1980" w:type="dxa"/>
+          </w:tcPr>
           <w:p>
             <w:pPr>
               <w:pStyle w:val="Compact"/>
               <w:jc w:val="left"/>
             </w:pPr>
             <w:r>
-              <w:t xml:space="preserve">Sử dụng để tính toán lại lượng nước khuyến nghị chính xác.</w:t>
+              <w:t>Sử dụng để tính toán lại lượng nước khuyến nghị chính xác.</w:t>
             </w:r>
           </w:p>
         </w:tc>
       </w:tr>
       <w:tr>
         <w:tc>
-          <w:tcPr/>
+          <w:tcPr>
+            <w:tcW w:w="1980" w:type="dxa"/>
+          </w:tcPr>
           <w:p>
             <w:pPr>
               <w:pStyle w:val="Compact"/>
@@ -3139,50 +4720,58 @@
                 <w:b/>
                 <w:bCs/>
               </w:rPr>
-              <w:t xml:space="preserve">Crew System</w:t>
+              <w:t>Crew System</w:t>
             </w:r>
           </w:p>
         </w:tc>
         <w:tc>
-          <w:tcPr/>
+          <w:tcPr>
+            <w:tcW w:w="1980" w:type="dxa"/>
+          </w:tcPr>
           <w:p>
             <w:pPr>
               <w:pStyle w:val="Compact"/>
               <w:jc w:val="left"/>
             </w:pPr>
             <w:r>
-              <w:t xml:space="preserve">Nhận dữ liệu tự động</w:t>
+              <w:t>Nhận dữ liệu tự động</w:t>
             </w:r>
           </w:p>
         </w:tc>
         <w:tc>
-          <w:tcPr/>
+          <w:tcPr>
+            <w:tcW w:w="1980" w:type="dxa"/>
+          </w:tcPr>
           <w:p>
             <w:pPr>
               <w:pStyle w:val="Compact"/>
               <w:jc w:val="left"/>
             </w:pPr>
             <w:r>
-              <w:t xml:space="preserve">Số lượng thành viên tổ bay (Crew).</w:t>
+              <w:t>Số lượng thành viên tổ bay (Crew).</w:t>
             </w:r>
           </w:p>
         </w:tc>
         <w:tc>
-          <w:tcPr/>
+          <w:tcPr>
+            <w:tcW w:w="1980" w:type="dxa"/>
+          </w:tcPr>
           <w:p>
             <w:pPr>
               <w:pStyle w:val="Compact"/>
               <w:jc w:val="left"/>
             </w:pPr>
             <w:r>
-              <w:t xml:space="preserve">Đồng bộ để đưa vào công thức tính tổng số người.</w:t>
+              <w:t>Đồng bộ để đưa vào công thức tính tổng số người.</w:t>
             </w:r>
           </w:p>
         </w:tc>
       </w:tr>
       <w:tr>
         <w:tc>
-          <w:tcPr/>
+          <w:tcPr>
+            <w:tcW w:w="1980" w:type="dxa"/>
+          </w:tcPr>
           <w:p>
             <w:pPr>
               <w:pStyle w:val="Compact"/>
@@ -3193,50 +4782,58 @@
                 <w:b/>
                 <w:bCs/>
               </w:rPr>
-              <w:t xml:space="preserve">MO Plus Flight data</w:t>
+              <w:t>MO Plus Flight data</w:t>
             </w:r>
           </w:p>
         </w:tc>
         <w:tc>
-          <w:tcPr/>
+          <w:tcPr>
+            <w:tcW w:w="1980" w:type="dxa"/>
+          </w:tcPr>
           <w:p>
             <w:pPr>
               <w:pStyle w:val="Compact"/>
               <w:jc w:val="left"/>
             </w:pPr>
             <w:r>
-              <w:t xml:space="preserve">Nhận dữ liệu tự động</w:t>
+              <w:t>Nhận dữ liệu tự động</w:t>
             </w:r>
           </w:p>
         </w:tc>
         <w:tc>
-          <w:tcPr/>
+          <w:tcPr>
+            <w:tcW w:w="1980" w:type="dxa"/>
+          </w:tcPr>
           <w:p>
             <w:pPr>
               <w:pStyle w:val="Compact"/>
               <w:jc w:val="left"/>
             </w:pPr>
             <w:r>
-              <w:t xml:space="preserve">Flight number, loại tàu bay, chặng bay, giờ bay dự kiến.</w:t>
+              <w:t>Flight number, loại tàu bay, chặng bay, giờ bay dự kiến.</w:t>
             </w:r>
           </w:p>
         </w:tc>
         <w:tc>
-          <w:tcPr/>
+          <w:tcPr>
+            <w:tcW w:w="1980" w:type="dxa"/>
+          </w:tcPr>
           <w:p>
             <w:pPr>
               <w:pStyle w:val="Compact"/>
               <w:jc w:val="left"/>
             </w:pPr>
             <w:r>
-              <w:t xml:space="preserve">Dữ liệu nền cho việc tính toán.</w:t>
+              <w:t>Dữ liệu nền cho việc tính toán.</w:t>
             </w:r>
           </w:p>
         </w:tc>
       </w:tr>
       <w:tr>
         <w:tc>
-          <w:tcPr/>
+          <w:tcPr>
+            <w:tcW w:w="1980" w:type="dxa"/>
+          </w:tcPr>
           <w:p>
             <w:pPr>
               <w:pStyle w:val="Compact"/>
@@ -3247,53 +4844,56 @@
                 <w:b/>
                 <w:bCs/>
               </w:rPr>
-              <w:t xml:space="preserve">Weight &amp; Balance</w:t>
+              <w:t>Weight &amp; Balance</w:t>
             </w:r>
           </w:p>
         </w:tc>
         <w:tc>
-          <w:tcPr/>
+          <w:tcPr>
+            <w:tcW w:w="1980" w:type="dxa"/>
+          </w:tcPr>
           <w:p>
             <w:pPr>
               <w:pStyle w:val="Compact"/>
               <w:jc w:val="left"/>
             </w:pPr>
             <w:r>
-              <w:t xml:space="preserve">Trao đổi hai chiều</w:t>
-            </w:r>
-            <w:r>
-              <w:t xml:space="preserve"> </w:t>
+              <w:t xml:space="preserve">Trao đổi hai chiều </w:t>
             </w:r>
             <w:r>
               <w:rPr>
                 <w:i/>
                 <w:iCs/>
               </w:rPr>
-              <w:t xml:space="preserve">(Cần xác nhận)</w:t>
+              <w:t>(Cần xác nhận)</w:t>
             </w:r>
           </w:p>
         </w:tc>
         <w:tc>
-          <w:tcPr/>
+          <w:tcPr>
+            <w:tcW w:w="1980" w:type="dxa"/>
+          </w:tcPr>
           <w:p>
             <w:pPr>
               <w:pStyle w:val="Compact"/>
               <w:jc w:val="left"/>
             </w:pPr>
             <w:r>
-              <w:t xml:space="preserve">Đẩy lượng nước thực tế nạp sang module W&amp;B để tính toán DOW/DOCG.</w:t>
+              <w:t>Đẩy lượng nước thực tế nạp sang module W&amp;B để tính toán DOW/DOCG.</w:t>
             </w:r>
           </w:p>
         </w:tc>
         <w:tc>
-          <w:tcPr/>
+          <w:tcPr>
+            <w:tcW w:w="1980" w:type="dxa"/>
+          </w:tcPr>
           <w:p>
             <w:pPr>
               <w:pStyle w:val="Compact"/>
               <w:jc w:val="left"/>
             </w:pPr>
             <w:r>
-              <w:t xml:space="preserve">Đang chờ thống nhất phạm vi tích hợp.</w:t>
+              <w:t>Đang chờ thống nhất phạm vi tích hợp.</w:t>
             </w:r>
           </w:p>
         </w:tc>
@@ -3301,36 +4901,41 @@
     </w:tbl>
     <w:p>
       <w:r>
-        <w:pict>
-          <v:rect style="width:0;height:1.5pt" o:hralign="center" o:hrstd="t" o:hr="t"/>
+        <w:pict w14:anchorId="4351381D">
+          <v:rect id="_x0000_i1035" style="width:0;height:1.5pt" o:hralign="center" o:hrstd="t" o:hr="t"/>
         </w:pict>
       </w:r>
     </w:p>
-    <w:bookmarkEnd w:id="78"/>
-    <w:bookmarkStart w:id="81" w:name="điểm-cần-chốt"/>
     <w:p>
       <w:pPr>
         <w:pStyle w:val="Heading2"/>
       </w:pPr>
-      <w:r>
-        <w:t xml:space="preserve">7. Điểm cần chốt</w:t>
-      </w:r>
-    </w:p>
-    <w:bookmarkStart w:id="79" w:name="về-dữ-liệu-và-tính-toán"/>
+      <w:bookmarkStart w:id="49" w:name="điểm-cần-chốt"/>
+      <w:bookmarkStart w:id="50" w:name="_Toc232583357"/>
+      <w:bookmarkEnd w:id="47"/>
+      <w:r>
+        <w:lastRenderedPageBreak/>
+        <w:t>7. Điểm cần chốt</w:t>
+      </w:r>
+      <w:bookmarkEnd w:id="50"/>
+    </w:p>
     <w:p>
       <w:pPr>
         <w:pStyle w:val="Heading3"/>
       </w:pPr>
-      <w:r>
-        <w:t xml:space="preserve">7.1. Về dữ liệu và tính toán</w:t>
-      </w:r>
+      <w:bookmarkStart w:id="51" w:name="về-dữ-liệu-và-tính-toán"/>
+      <w:bookmarkStart w:id="52" w:name="_Toc232583358"/>
+      <w:r>
+        <w:t>7.1. Về dữ liệu và tính toán</w:t>
+      </w:r>
+      <w:bookmarkEnd w:id="52"/>
     </w:p>
     <w:p>
       <w:pPr>
         <w:pStyle w:val="Compact"/>
         <w:numPr>
           <w:ilvl w:val="0"/>
-          <w:numId w:val="1011"/>
+          <w:numId w:val="12"/>
         </w:numPr>
       </w:pPr>
       <w:r>
@@ -3338,13 +4943,10 @@
           <w:b/>
           <w:bCs/>
         </w:rPr>
-        <w:t xml:space="preserve">Ngưỡng chênh lệch khách gửi Noti:</w:t>
-      </w:r>
-      <w:r>
-        <w:t xml:space="preserve"> </w:t>
-      </w:r>
-      <w:r>
-        <w:t xml:space="preserve">Xác định cụ thể ngưỡng lượng nước thay đổi (ví dụ: lệch &gt; 20 lít hay lệch &gt; 30 lít) giữa cách tính theo Booking và Loadsheet để gửi Push Notification cho tổ bay trên App.</w:t>
+        <w:t>Ngưỡng chênh lệch khách gửi Noti:</w:t>
+      </w:r>
+      <w:r>
+        <w:t xml:space="preserve"> Xác định cụ thể ngưỡng lượng nước thay đổi (ví dụ: lệch &gt; 20 lít hay lệch &gt; 30 lít) giữa cách tính theo Booking và Loadsheet để gửi Push Notification cho tổ bay trên App.</w:t>
       </w:r>
     </w:p>
     <w:p>
@@ -3352,7 +4954,7 @@
         <w:pStyle w:val="Compact"/>
         <w:numPr>
           <w:ilvl w:val="0"/>
-          <w:numId w:val="1012"/>
+          <w:numId w:val="13"/>
         </w:numPr>
       </w:pPr>
       <w:r>
@@ -3360,61 +4962,62 @@
           <w:b/>
           <w:bCs/>
         </w:rPr>
-        <w:t xml:space="preserve">Cơ chế đồng bộ dữ liệu ACARS:</w:t>
-      </w:r>
-      <w:r>
-        <w:t xml:space="preserve"> </w:t>
-      </w:r>
-      <w:r>
-        <w:t xml:space="preserve">Tần suất đẩy dữ liệu điện văn ACARS từ A-CAD về TOSS là thời gian thực (ngay khi nhận điện văn) hay định kỳ batch?</w:t>
-      </w:r>
-    </w:p>
-    <w:bookmarkEnd w:id="79"/>
-    <w:bookmarkStart w:id="80" w:name="về-tích-hợp-weight-balance-wb"/>
+        <w:t>Cơ chế đồng bộ dữ liệu ACARS:</w:t>
+      </w:r>
+      <w:r>
+        <w:t xml:space="preserve"> Tần suất đẩy dữ liệu điện văn ACARS từ A-CAD về TOSS là thời gian thực (ngay khi nhận điện văn) hay định kỳ batch?</w:t>
+      </w:r>
+    </w:p>
     <w:p>
       <w:pPr>
         <w:pStyle w:val="Heading3"/>
       </w:pPr>
-      <w:r>
-        <w:t xml:space="preserve">7.2. Về tích hợp Weight &amp; Balance (W&amp;B)</w:t>
-      </w:r>
+      <w:bookmarkStart w:id="53" w:name="về-tích-hợp-weight-balance-wb"/>
+      <w:bookmarkStart w:id="54" w:name="_Toc232583359"/>
+      <w:bookmarkEnd w:id="51"/>
+      <w:r>
+        <w:t>7.2. Về tích hợp Weight &amp; Balance (W&amp;B)</w:t>
+      </w:r>
+      <w:bookmarkEnd w:id="54"/>
     </w:p>
     <w:p>
       <w:pPr>
         <w:pStyle w:val="Compact"/>
         <w:numPr>
           <w:ilvl w:val="0"/>
-          <w:numId w:val="1013"/>
+          <w:numId w:val="14"/>
         </w:numPr>
       </w:pPr>
       <w:r>
-        <w:t xml:space="preserve">Lượng nước thực tế nạp (tổ bay submit hoặc lấy từ ACARS) có bắt buộc đẩy sang module W&amp;B để tính DOW/DOCG không? Hay W&amp;B tự sử dụng định mức cố định của họ?</w:t>
-      </w:r>
-    </w:p>
-    <w:p>
-      <w:r>
-        <w:pict>
-          <v:rect style="width:0;height:1.5pt" o:hralign="center" o:hrstd="t" o:hr="t"/>
+        <w:t>Lượng nước thực tế nạp (tổ bay submit hoặc lấy từ ACARS) có bắt buộc đẩy sang module W&amp;B để tính DOW/DOCG không? Hay W&amp;B tự sử dụng định mức cố định của họ?</w:t>
+      </w:r>
+    </w:p>
+    <w:p>
+      <w:r>
+        <w:pict w14:anchorId="1DE28043">
+          <v:rect id="_x0000_i1036" style="width:0;height:1.5pt" o:hralign="center" o:hrstd="t" o:hr="t"/>
         </w:pict>
       </w:r>
     </w:p>
-    <w:bookmarkEnd w:id="80"/>
-    <w:bookmarkEnd w:id="81"/>
-    <w:bookmarkStart w:id="82" w:name="đề-xuất-triển-khai-theo-3-giai-đoạn"/>
     <w:p>
       <w:pPr>
         <w:pStyle w:val="Heading2"/>
       </w:pPr>
-      <w:r>
-        <w:t xml:space="preserve">8. Đề xuất triển khai theo 3 giai đoạn</w:t>
-      </w:r>
+      <w:bookmarkStart w:id="55" w:name="đề-xuất-triển-khai-theo-3-giai-đoạn"/>
+      <w:bookmarkStart w:id="56" w:name="_Toc232583360"/>
+      <w:bookmarkEnd w:id="49"/>
+      <w:bookmarkEnd w:id="53"/>
+      <w:r>
+        <w:t>8. Đề xuất triển khai theo 3 giai đoạn</w:t>
+      </w:r>
+      <w:bookmarkEnd w:id="56"/>
     </w:p>
     <w:p>
       <w:pPr>
         <w:pStyle w:val="Compact"/>
         <w:numPr>
           <w:ilvl w:val="0"/>
-          <w:numId w:val="1014"/>
+          <w:numId w:val="15"/>
         </w:numPr>
       </w:pPr>
       <w:r>
@@ -3422,13 +5025,10 @@
           <w:b/>
           <w:bCs/>
         </w:rPr>
-        <w:t xml:space="preserve">Giai đoạn 1 – MVP (Tuần 1-6):</w:t>
-      </w:r>
-      <w:r>
-        <w:t xml:space="preserve"> </w:t>
-      </w:r>
-      <w:r>
-        <w:t xml:space="preserve">Quản trị master data (dung tích tank, định mức mặc định, cấu hình buffer) + Tích hợp dữ liệu nền chuyến bay, Amadeus Booking và Crew + Giao diện App MO nhập chỉ số đầu/cuối chuyến + Báo cáo cơ bản.</w:t>
+        <w:t>Giai đoạn 1 – MVP (Tuần 1-6):</w:t>
+      </w:r>
+      <w:r>
+        <w:t xml:space="preserve"> Quản trị master data (dung tích tank, định mức mặc định, cấu hình buffer) + Tích hợp dữ liệu nền chuyến bay, Amadeus Booking và Crew + Giao diện App MO nhập chỉ số đầu/cuối chuyến + Báo cáo cơ bản.</w:t>
       </w:r>
     </w:p>
     <w:p>
@@ -3436,7 +5036,7 @@
         <w:pStyle w:val="Compact"/>
         <w:numPr>
           <w:ilvl w:val="0"/>
-          <w:numId w:val="1014"/>
+          <w:numId w:val="15"/>
         </w:numPr>
       </w:pPr>
       <w:r>
@@ -3444,13 +5044,10 @@
           <w:b/>
           <w:bCs/>
         </w:rPr>
-        <w:t xml:space="preserve">Giai đoạn 2 – Model &amp; Integration (Tuần 7-10):</w:t>
-      </w:r>
-      <w:r>
-        <w:t xml:space="preserve"> </w:t>
-      </w:r>
-      <w:r>
-        <w:t xml:space="preserve">Engine tự động tính suất tiêu thụ lịch sử + Tự động bóc tách Loadsheet thực tế và gửi Push Notification cảnh báo + Tích hợp điện văn ACARS tự động cho dòng tàu B787/A350 + Báo cáo phân tích ngoại lệ (nạp thừa, cạn nước).</w:t>
+        <w:t>Giai đoạn 2 – Model &amp; Integration (Tuần 7-10):</w:t>
+      </w:r>
+      <w:r>
+        <w:t xml:space="preserve"> Engine tự động tính suất tiêu thụ lịch sử + Tự động bóc tách Loadsheet thực tế và gửi Push Notification cảnh báo + Tích hợp điện văn ACARS tự động cho dòng tàu B787/A350 + Báo cáo phân tích ngoại lệ (nạp thừa, cạn nước).</w:t>
       </w:r>
     </w:p>
     <w:p>
@@ -3458,7 +5055,7 @@
         <w:pStyle w:val="Compact"/>
         <w:numPr>
           <w:ilvl w:val="0"/>
-          <w:numId w:val="1014"/>
+          <w:numId w:val="15"/>
         </w:numPr>
       </w:pPr>
       <w:r>
@@ -3466,13 +5063,10 @@
           <w:b/>
           <w:bCs/>
         </w:rPr>
-        <w:t xml:space="preserve">Giai đoạn 3 – Go-live (Tuần 11-14):</w:t>
-      </w:r>
-      <w:r>
-        <w:t xml:space="preserve"> </w:t>
-      </w:r>
-      <w:r>
-        <w:t xml:space="preserve">Kiểm thử chấp nhận người dùng (UAT) với tổ bay thực tế + Tối ưu hóa hiệu năng và bảo mật + Đào tạo người dùng và bàn giao tài liệu hoàn thiện.</w:t>
+        <w:t>Giai đoạn 3 – Go-live (Tuần 11-14):</w:t>
+      </w:r>
+      <w:r>
+        <w:t xml:space="preserve"> Kiểm thử chấp nhận người dùng (UAT) với tổ bay thực tế + Tối ưu hóa hiệu năng và bảo mật + Đào tạo người dùng và bàn giao tài liệu hoàn thiện.</w:t>
       </w:r>
     </w:p>
     <w:p>
@@ -3484,20 +5078,16 @@
           <w:i/>
           <w:iCs/>
         </w:rPr>
-        <w:t xml:space="preserve">Tổng thời gian triển khai:</w:t>
-      </w:r>
-      <w:r>
-        <w:rPr>
-          <w:i/>
-          <w:iCs/>
-        </w:rPr>
-        <w:t xml:space="preserve"> </w:t>
+        <w:t xml:space="preserve">Tổng thời gian triển khai: </w:t>
       </w:r>
       <m:oMath>
         <m:r>
           <m:rPr>
             <m:sty m:val="p"/>
           </m:rPr>
+          <w:rPr>
+            <w:rFonts w:ascii="Cambria Math" w:hAnsi="Cambria Math"/>
+          </w:rPr>
           <m:t>≤</m:t>
         </m:r>
       </m:oMath>
@@ -3506,44 +5096,60 @@
           <w:i/>
           <w:iCs/>
         </w:rPr>
-        <w:t xml:space="preserve"> </w:t>
-      </w:r>
-      <w:r>
-        <w:rPr>
-          <w:i/>
-          <w:iCs/>
-        </w:rPr>
-        <w:t xml:space="preserve">4 tháng kể từ ngày Hợp đồng có hiệu lực.</w:t>
-      </w:r>
-    </w:p>
-    <w:p>
-      <w:r>
-        <w:pict>
-          <v:rect style="width:0;height:1.5pt" o:hralign="center" o:hrstd="t" o:hr="t"/>
+        <w:t xml:space="preserve"> 4 tháng kể từ ngày Hợp đồng có hiệu lực.</w:t>
+      </w:r>
+    </w:p>
+    <w:p>
+      <w:r>
+        <w:lastRenderedPageBreak/>
+        <w:pict w14:anchorId="155F4802">
+          <v:rect id="_x0000_i1037" style="width:0;height:1.5pt" o:hralign="center" o:hrstd="t" o:hr="t"/>
         </w:pict>
       </w:r>
-    </w:p>
-    <w:bookmarkEnd w:id="82"/>
-    <w:bookmarkEnd w:id="83"/>
+      <w:bookmarkEnd w:id="2"/>
+      <w:bookmarkEnd w:id="55"/>
+    </w:p>
     <w:sectPr>
-      <w:headerReference r:id="rId40" w:type="default"/>
-      <w:footerReference r:id="rId41" w:type="default"/>
+      <w:headerReference w:type="default" r:id="rId8"/>
+      <w:footerReference w:type="default" r:id="rId9"/>
       <w:footnotePr>
         <w:numRestart w:val="eachSect"/>
       </w:footnotePr>
-      <w:pgSz w:h="12240" w:orient="landscape" w:w="15840"/>
-      <w:pgMar w:bottom="1440" w:footer="720" w:gutter="0" w:header="720" w:left="1440" w:right="1440" w:top="1797"/>
+      <w:pgSz w:w="15840" w:h="12240" w:orient="landscape"/>
+      <w:pgMar w:top="1797" w:right="1440" w:bottom="1440" w:left="1440" w:header="720" w:footer="720" w:gutter="0"/>
+      <w:cols w:space="720"/>
     </w:sectPr>
   </w:body>
 </w:document>
 </file>
 
-<file path=word/comments.xml><?xml version="1.0" encoding="utf-8"?>
-<w:comments xmlns:w="http://schemas.openxmlformats.org/wordprocessingml/2006/main" xmlns:m="http://schemas.openxmlformats.org/officeDocument/2006/math" xmlns:r="http://schemas.openxmlformats.org/officeDocument/2006/relationships" xmlns:o="urn:schemas-microsoft-com:office:office" xmlns:v="urn:schemas-microsoft-com:vml" xmlns:w10="urn:schemas-microsoft-com:office:word" xmlns:a="http://schemas.openxmlformats.org/drawingml/2006/main" xmlns:pic="http://schemas.openxmlformats.org/drawingml/2006/picture" xmlns:wp="http://schemas.openxmlformats.org/drawingml/2006/wordprocessingDrawing"/>
+<file path=word/endnotes.xml><?xml version="1.0" encoding="utf-8"?>
+<w:endnotes xmlns:wpc="http://schemas.microsoft.com/office/word/2010/wordprocessingCanvas" xmlns:cx="http://schemas.microsoft.com/office/drawing/2014/chartex" xmlns:cx1="http://schemas.microsoft.com/office/drawing/2015/9/8/chartex" xmlns:cx2="http://schemas.microsoft.com/office/drawing/2015/10/21/chartex" xmlns:cx3="http://schemas.microsoft.com/office/drawing/2016/5/9/chartex" xmlns:cx4="http://schemas.microsoft.com/office/drawing/2016/5/10/chartex" xmlns:cx5="http://schemas.microsoft.com/office/drawing/2016/5/11/chartex" xmlns:cx6="http://schemas.microsoft.com/office/drawing/2016/5/12/chartex" xmlns:cx7="http://schemas.microsoft.com/office/drawing/2016/5/13/chartex" xmlns:cx8="http://schemas.microsoft.com/office/drawing/2016/5/14/chartex" xmlns:mc="http://schemas.openxmlformats.org/markup-compatibility/2006" xmlns:aink="http://schemas.microsoft.com/office/drawing/2016/ink" xmlns:am3d="http://schemas.microsoft.com/office/drawing/2017/model3d" xmlns:o="urn:schemas-microsoft-com:office:office" xmlns:oel="http://schemas.microsoft.com/office/2019/extlst" xmlns:r="http://schemas.openxmlformats.org/officeDocument/2006/relationships" xmlns:m="http://schemas.openxmlformats.org/officeDocument/2006/math" xmlns:v="urn:schemas-microsoft-com:vml" xmlns:wp14="http://schemas.microsoft.com/office/word/2010/wordprocessingDrawing" xmlns:wp="http://schemas.openxmlformats.org/drawingml/2006/wordprocessingDrawing" xmlns:w10="urn:schemas-microsoft-com:office:word" xmlns:w="http://schemas.openxmlformats.org/wordprocessingml/2006/main" xmlns:w14="http://schemas.microsoft.com/office/word/2010/wordml" xmlns:w15="http://schemas.microsoft.com/office/word/2012/wordml" xmlns:w16cex="http://schemas.microsoft.com/office/word/2018/wordml/cex" xmlns:w16cid="http://schemas.microsoft.com/office/word/2016/wordml/cid" xmlns:w16="http://schemas.microsoft.com/office/word/2018/wordml" xmlns:w16du="http://schemas.microsoft.com/office/word/2023/wordml/word16du" xmlns:w16sdtdh="http://schemas.microsoft.com/office/word/2020/wordml/sdtdatahash" xmlns:w16sdtfl="http://schemas.microsoft.com/office/word/2024/wordml/sdtformatlock" xmlns:w16se="http://schemas.microsoft.com/office/word/2015/wordml/symex" xmlns:wpg="http://schemas.microsoft.com/office/word/2010/wordprocessingGroup" xmlns:wpi="http://schemas.microsoft.com/office/word/2010/wordprocessingInk" xmlns:wne="http://schemas.microsoft.com/office/word/2006/wordml" xmlns:wps="http://schemas.microsoft.com/office/word/2010/wordprocessingShape" mc:Ignorable="w14 w15 w16se w16cid w16 w16cex w16sdtdh w16sdtfl w16du wp14">
+  <w:endnote w:type="separator" w:id="-1">
+    <w:p>
+      <w:pPr>
+        <w:spacing w:before="0" w:line="240" w:lineRule="auto"/>
+      </w:pPr>
+      <w:r>
+        <w:separator/>
+      </w:r>
+    </w:p>
+  </w:endnote>
+  <w:endnote w:type="continuationSeparator" w:id="0">
+    <w:p>
+      <w:pPr>
+        <w:spacing w:before="0" w:line="240" w:lineRule="auto"/>
+      </w:pPr>
+      <w:r>
+        <w:continuationSeparator/>
+      </w:r>
+    </w:p>
+  </w:endnote>
+</w:endnotes>
 </file>
 
 <file path=word/footer1.xml><?xml version="1.0" encoding="utf-8"?>
-<w:ftr xmlns:w="http://schemas.openxmlformats.org/wordprocessingml/2006/main">
+<w:ftr xmlns:wpc="http://schemas.microsoft.com/office/word/2010/wordprocessingCanvas" xmlns:cx="http://schemas.microsoft.com/office/drawing/2014/chartex" xmlns:cx1="http://schemas.microsoft.com/office/drawing/2015/9/8/chartex" xmlns:cx2="http://schemas.microsoft.com/office/drawing/2015/10/21/chartex" xmlns:cx3="http://schemas.microsoft.com/office/drawing/2016/5/9/chartex" xmlns:cx4="http://schemas.microsoft.com/office/drawing/2016/5/10/chartex" xmlns:cx5="http://schemas.microsoft.com/office/drawing/2016/5/11/chartex" xmlns:cx6="http://schemas.microsoft.com/office/drawing/2016/5/12/chartex" xmlns:cx7="http://schemas.microsoft.com/office/drawing/2016/5/13/chartex" xmlns:cx8="http://schemas.microsoft.com/office/drawing/2016/5/14/chartex" xmlns:mc="http://schemas.openxmlformats.org/markup-compatibility/2006" xmlns:aink="http://schemas.microsoft.com/office/drawing/2016/ink" xmlns:am3d="http://schemas.microsoft.com/office/drawing/2017/model3d" xmlns:o="urn:schemas-microsoft-com:office:office" xmlns:oel="http://schemas.microsoft.com/office/2019/extlst" xmlns:r="http://schemas.openxmlformats.org/officeDocument/2006/relationships" xmlns:m="http://schemas.openxmlformats.org/officeDocument/2006/math" xmlns:v="urn:schemas-microsoft-com:vml" xmlns:wp14="http://schemas.microsoft.com/office/word/2010/wordprocessingDrawing" xmlns:wp="http://schemas.openxmlformats.org/drawingml/2006/wordprocessingDrawing" xmlns:w10="urn:schemas-microsoft-com:office:word" xmlns:w="http://schemas.openxmlformats.org/wordprocessingml/2006/main" xmlns:w14="http://schemas.microsoft.com/office/word/2010/wordml" xmlns:w15="http://schemas.microsoft.com/office/word/2012/wordml" xmlns:w16cex="http://schemas.microsoft.com/office/word/2018/wordml/cex" xmlns:w16cid="http://schemas.microsoft.com/office/word/2016/wordml/cid" xmlns:w16="http://schemas.microsoft.com/office/word/2018/wordml" xmlns:w16du="http://schemas.microsoft.com/office/word/2023/wordml/word16du" xmlns:w16sdtdh="http://schemas.microsoft.com/office/word/2020/wordml/sdtdatahash" xmlns:w16sdtfl="http://schemas.microsoft.com/office/word/2024/wordml/sdtformatlock" xmlns:w16se="http://schemas.microsoft.com/office/word/2015/wordml/symex" xmlns:wpg="http://schemas.microsoft.com/office/word/2010/wordprocessingGroup" xmlns:wpi="http://schemas.microsoft.com/office/word/2010/wordprocessingInk" xmlns:wne="http://schemas.microsoft.com/office/word/2006/wordml" xmlns:wps="http://schemas.microsoft.com/office/word/2010/wordprocessingShape" mc:Ignorable="w14 w15 w16se w16cid w16 w16cex w16sdtdh w16sdtfl w16du wp14">
   <w:p>
     <w:pPr>
       <w:pBdr>
@@ -3553,73 +5159,112 @@
         <w:tab w:val="right" w:pos="9360"/>
       </w:tabs>
       <w:rPr>
+        <w:color w:val="595959"/>
         <w:sz w:val="16"/>
-        <w:color w:val="595959"/>
       </w:rPr>
     </w:pPr>
     <w:r>
       <w:rPr>
+        <w:color w:val="595959"/>
         <w:sz w:val="16"/>
+      </w:rPr>
+      <w:t xml:space="preserve">BM.04 · </w:t>
+    </w:r>
+    <w:proofErr w:type="gramStart"/>
+    <w:r>
+      <w:rPr>
         <w:color w:val="595959"/>
+        <w:sz w:val="16"/>
       </w:rPr>
-      <w:t>BM.04 · QT.TKKDL.QTDL</w:t>
+      <w:t>QT.TKKDL.QTDL</w:t>
     </w:r>
+    <w:proofErr w:type="gramEnd"/>
     <w:r>
       <w:tab/>
     </w:r>
     <w:r>
       <w:rPr>
+        <w:color w:val="595959"/>
         <w:sz w:val="16"/>
-        <w:color w:val="595959"/>
       </w:rPr>
       <w:t xml:space="preserve">Trang </w:t>
     </w:r>
     <w:r>
       <w:rPr>
+        <w:color w:val="595959"/>
         <w:sz w:val="16"/>
-        <w:color w:val="595959"/>
       </w:rPr>
       <w:fldChar w:fldCharType="begin"/>
     </w:r>
     <w:r>
       <w:rPr>
+        <w:color w:val="595959"/>
         <w:sz w:val="16"/>
-        <w:color w:val="595959"/>
       </w:rPr>
       <w:instrText xml:space="preserve"> PAGE </w:instrText>
     </w:r>
     <w:r>
       <w:rPr>
+        <w:color w:val="595959"/>
         <w:sz w:val="16"/>
+      </w:rPr>
+      <w:fldChar w:fldCharType="separate"/>
+    </w:r>
+    <w:r>
+      <w:rPr>
+        <w:noProof/>
         <w:color w:val="595959"/>
+        <w:sz w:val="16"/>
+      </w:rPr>
+      <w:t>1</w:t>
+    </w:r>
+    <w:r>
+      <w:rPr>
+        <w:color w:val="595959"/>
+        <w:sz w:val="16"/>
       </w:rPr>
       <w:fldChar w:fldCharType="end"/>
     </w:r>
     <w:r>
       <w:rPr>
+        <w:color w:val="595959"/>
         <w:sz w:val="16"/>
-        <w:color w:val="595959"/>
       </w:rPr>
       <w:t xml:space="preserve"> / </w:t>
     </w:r>
     <w:r>
       <w:rPr>
+        <w:color w:val="595959"/>
         <w:sz w:val="16"/>
-        <w:color w:val="595959"/>
       </w:rPr>
       <w:fldChar w:fldCharType="begin"/>
     </w:r>
     <w:r>
       <w:rPr>
+        <w:color w:val="595959"/>
         <w:sz w:val="16"/>
-        <w:color w:val="595959"/>
       </w:rPr>
       <w:instrText xml:space="preserve"> NUMPAGES </w:instrText>
     </w:r>
     <w:r>
       <w:rPr>
+        <w:color w:val="595959"/>
         <w:sz w:val="16"/>
+      </w:rPr>
+      <w:fldChar w:fldCharType="separate"/>
+    </w:r>
+    <w:r>
+      <w:rPr>
+        <w:noProof/>
         <w:color w:val="595959"/>
+        <w:sz w:val="16"/>
+      </w:rPr>
+      <w:t>2</w:t>
+    </w:r>
+    <w:r>
+      <w:rPr>
+        <w:color w:val="595959"/>
+        <w:sz w:val="16"/>
       </w:rPr>
       <w:fldChar w:fldCharType="end"/>
     </w:r>
@@ -3628,18 +5273,24 @@
 </file>
 
 <file path=word/footnotes.xml><?xml version="1.0" encoding="utf-8"?>
-<w:footnotes xmlns:w="http://schemas.openxmlformats.org/wordprocessingml/2006/main" xmlns:m="http://schemas.openxmlformats.org/officeDocument/2006/math" xmlns:r="http://schemas.openxmlformats.org/officeDocument/2006/relationships" xmlns:o="urn:schemas-microsoft-com:office:office" xmlns:v="urn:schemas-microsoft-com:vml" xmlns:w10="urn:schemas-microsoft-com:office:word" xmlns:a="http://schemas.openxmlformats.org/drawingml/2006/main" xmlns:pic="http://schemas.openxmlformats.org/drawingml/2006/picture" xmlns:wp="http://schemas.openxmlformats.org/drawingml/2006/wordprocessingDrawing">
+<w:footnotes xmlns:wpc="http://schemas.microsoft.com/office/word/2010/wordprocessingCanvas" xmlns:cx="http://schemas.microsoft.com/office/drawing/2014/chartex" xmlns:cx1="http://schemas.microsoft.com/office/drawing/2015/9/8/chartex" xmlns:cx2="http://schemas.microsoft.com/office/drawing/2015/10/21/chartex" xmlns:cx3="http://schemas.microsoft.com/office/drawing/2016/5/9/chartex" xmlns:cx4="http://schemas.microsoft.com/office/drawing/2016/5/10/chartex" xmlns:cx5="http://schemas.microsoft.com/office/drawing/2016/5/11/chartex" xmlns:cx6="http://schemas.microsoft.com/office/drawing/2016/5/12/chartex" xmlns:cx7="http://schemas.microsoft.com/office/drawing/2016/5/13/chartex" xmlns:cx8="http://schemas.microsoft.com/office/drawing/2016/5/14/chartex" xmlns:mc="http://schemas.openxmlformats.org/markup-compatibility/2006" xmlns:aink="http://schemas.microsoft.com/office/drawing/2016/ink" xmlns:am3d="http://schemas.microsoft.com/office/drawing/2017/model3d" xmlns:o="urn:schemas-microsoft-com:office:office" xmlns:oel="http://schemas.microsoft.com/office/2019/extlst" xmlns:r="http://schemas.openxmlformats.org/officeDocument/2006/relationships" xmlns:m="http://schemas.openxmlformats.org/officeDocument/2006/math" xmlns:v="urn:schemas-microsoft-com:vml" xmlns:wp14="http://schemas.microsoft.com/office/word/2010/wordprocessingDrawing" xmlns:wp="http://schemas.openxmlformats.org/drawingml/2006/wordprocessingDrawing" xmlns:w10="urn:schemas-microsoft-com:office:word" xmlns:w="http://schemas.openxmlformats.org/wordprocessingml/2006/main" xmlns:w14="http://schemas.microsoft.com/office/word/2010/wordml" xmlns:w15="http://schemas.microsoft.com/office/word/2012/wordml" xmlns:w16cex="http://schemas.microsoft.com/office/word/2018/wordml/cex" xmlns:w16cid="http://schemas.microsoft.com/office/word/2016/wordml/cid" xmlns:w16="http://schemas.microsoft.com/office/word/2018/wordml" xmlns:w16du="http://schemas.microsoft.com/office/word/2023/wordml/word16du" xmlns:w16sdtdh="http://schemas.microsoft.com/office/word/2020/wordml/sdtdatahash" xmlns:w16sdtfl="http://schemas.microsoft.com/office/word/2024/wordml/sdtformatlock" xmlns:w16se="http://schemas.microsoft.com/office/word/2015/wordml/symex" xmlns:wpg="http://schemas.microsoft.com/office/word/2010/wordprocessingGroup" xmlns:wpi="http://schemas.microsoft.com/office/word/2010/wordprocessingInk" xmlns:wne="http://schemas.microsoft.com/office/word/2006/wordml" xmlns:wps="http://schemas.microsoft.com/office/word/2010/wordprocessingShape" mc:Ignorable="w14 w15 w16se w16cid w16 w16cex w16sdtdh w16sdtfl w16du wp14">
+  <w:footnote w:type="separator" w:id="-1">
+    <w:p>
+      <w:pPr>
+        <w:spacing w:before="0" w:line="240" w:lineRule="auto"/>
+      </w:pPr>
+      <w:r>
+        <w:separator/>
+      </w:r>
+    </w:p>
+  </w:footnote>
   <w:footnote w:type="continuationSeparator" w:id="0">
     <w:p>
+      <w:pPr>
+        <w:spacing w:before="0" w:line="240" w:lineRule="auto"/>
+      </w:pPr>
       <w:r>
         <w:continuationSeparator/>
-      </w:r>
-    </w:p>
-  </w:footnote>
-  <w:footnote w:type="separator" w:id="-1">
-    <w:p>
-      <w:r>
-        <w:separator/>
       </w:r>
     </w:p>
   </w:footnote>
@@ -3647,7 +5298,7 @@
 </file>
 
 <file path=word/header1.xml><?xml version="1.0" encoding="utf-8"?>
-<w:hdr xmlns:w="http://schemas.openxmlformats.org/wordprocessingml/2006/main" xmlns:r="http://schemas.openxmlformats.org/officeDocument/2006/relationships" xmlns:wp="http://schemas.openxmlformats.org/drawingml/2006/wordprocessingDrawing" xmlns:a="http://schemas.openxmlformats.org/drawingml/2006/main" xmlns:pic="http://schemas.openxmlformats.org/drawingml/2006/picture">
+<w:hdr xmlns:wpc="http://schemas.microsoft.com/office/word/2010/wordprocessingCanvas" xmlns:cx="http://schemas.microsoft.com/office/drawing/2014/chartex" xmlns:cx1="http://schemas.microsoft.com/office/drawing/2015/9/8/chartex" xmlns:cx2="http://schemas.microsoft.com/office/drawing/2015/10/21/chartex" xmlns:cx3="http://schemas.microsoft.com/office/drawing/2016/5/9/chartex" xmlns:cx4="http://schemas.microsoft.com/office/drawing/2016/5/10/chartex" xmlns:cx5="http://schemas.microsoft.com/office/drawing/2016/5/11/chartex" xmlns:cx6="http://schemas.microsoft.com/office/drawing/2016/5/12/chartex" xmlns:cx7="http://schemas.microsoft.com/office/drawing/2016/5/13/chartex" xmlns:cx8="http://schemas.microsoft.com/office/drawing/2016/5/14/chartex" xmlns:mc="http://schemas.openxmlformats.org/markup-compatibility/2006" xmlns:aink="http://schemas.microsoft.com/office/drawing/2016/ink" xmlns:am3d="http://schemas.microsoft.com/office/drawing/2017/model3d" xmlns:o="urn:schemas-microsoft-com:office:office" xmlns:oel="http://schemas.microsoft.com/office/2019/extlst" xmlns:r="http://schemas.openxmlformats.org/officeDocument/2006/relationships" xmlns:m="http://schemas.openxmlformats.org/officeDocument/2006/math" xmlns:v="urn:schemas-microsoft-com:vml" xmlns:wp14="http://schemas.microsoft.com/office/word/2010/wordprocessingDrawing" xmlns:wp="http://schemas.openxmlformats.org/drawingml/2006/wordprocessingDrawing" xmlns:w10="urn:schemas-microsoft-com:office:word" xmlns:w="http://schemas.openxmlformats.org/wordprocessingml/2006/main" xmlns:w14="http://schemas.microsoft.com/office/word/2010/wordml" xmlns:w15="http://schemas.microsoft.com/office/word/2012/wordml" xmlns:w16cex="http://schemas.microsoft.com/office/word/2018/wordml/cex" xmlns:w16cid="http://schemas.microsoft.com/office/word/2016/wordml/cid" xmlns:w16="http://schemas.microsoft.com/office/word/2018/wordml" xmlns:w16du="http://schemas.microsoft.com/office/word/2023/wordml/word16du" xmlns:w16sdtdh="http://schemas.microsoft.com/office/word/2020/wordml/sdtdatahash" xmlns:w16sdtfl="http://schemas.microsoft.com/office/word/2024/wordml/sdtformatlock" xmlns:w16se="http://schemas.microsoft.com/office/word/2015/wordml/symex" xmlns:wpg="http://schemas.microsoft.com/office/word/2010/wordprocessingGroup" xmlns:wpi="http://schemas.microsoft.com/office/word/2010/wordprocessingInk" xmlns:wne="http://schemas.microsoft.com/office/word/2006/wordml" xmlns:wps="http://schemas.microsoft.com/office/word/2010/wordprocessingShape" mc:Ignorable="w14 w15 w16se w16cid w16 w16cex w16sdtdh w16sdtfl w16du wp14">
   <w:p>
     <w:pPr>
       <w:tabs>
@@ -3658,17 +5309,20 @@
       </w:rPr>
     </w:pPr>
     <w:r>
+      <w:rPr>
+        <w:noProof/>
+      </w:rPr>
       <w:drawing>
-        <wp:inline distT="0" distB="0" distL="0" distR="0">
+        <wp:inline distT="0" distB="0" distL="0" distR="0" wp14:anchorId="21CB13F7" wp14:editId="06C9B6F0">
           <wp:extent cx="1188720" cy="252600"/>
           <wp:effectExtent l="0" t="0" r="0" b="0"/>
           <wp:docPr id="1" name="Logo Viettel"/>
           <wp:cNvGraphicFramePr>
-            <a:graphicFrameLocks noChangeAspect="1"/>
+            <a:graphicFrameLocks xmlns:a="http://schemas.openxmlformats.org/drawingml/2006/main" noChangeAspect="1"/>
           </wp:cNvGraphicFramePr>
-          <a:graphic>
+          <a:graphic xmlns:a="http://schemas.openxmlformats.org/drawingml/2006/main">
             <a:graphicData uri="http://schemas.openxmlformats.org/drawingml/2006/picture">
-              <pic:pic>
+              <pic:pic xmlns:pic="http://schemas.openxmlformats.org/drawingml/2006/picture">
                 <pic:nvPicPr>
                   <pic:cNvPr id="1" name="logo.png"/>
                   <pic:cNvPicPr/>
@@ -3702,17 +5356,82 @@
         <w:b/>
         <w:sz w:val="18"/>
       </w:rPr>
-      <w:t>Tài liệu thiết kế chi tiết · v2.1</w:t>
+      <w:t xml:space="preserve">Tài </w:t>
+    </w:r>
+    <w:proofErr w:type="spellStart"/>
+    <w:r>
+      <w:rPr>
+        <w:b/>
+        <w:sz w:val="18"/>
+      </w:rPr>
+      <w:t>liệu</w:t>
+    </w:r>
+    <w:proofErr w:type="spellEnd"/>
+    <w:r>
+      <w:rPr>
+        <w:b/>
+        <w:sz w:val="18"/>
+      </w:rPr>
+      <w:t xml:space="preserve"> </w:t>
+    </w:r>
+    <w:proofErr w:type="spellStart"/>
+    <w:r>
+      <w:rPr>
+        <w:b/>
+        <w:sz w:val="18"/>
+      </w:rPr>
+      <w:t>thiết</w:t>
+    </w:r>
+    <w:proofErr w:type="spellEnd"/>
+    <w:r>
+      <w:rPr>
+        <w:b/>
+        <w:sz w:val="18"/>
+      </w:rPr>
+      <w:t xml:space="preserve"> </w:t>
+    </w:r>
+    <w:proofErr w:type="spellStart"/>
+    <w:r>
+      <w:rPr>
+        <w:b/>
+        <w:sz w:val="18"/>
+      </w:rPr>
+      <w:t>kế</w:t>
+    </w:r>
+    <w:proofErr w:type="spellEnd"/>
+    <w:r>
+      <w:rPr>
+        <w:b/>
+        <w:sz w:val="18"/>
+      </w:rPr>
+      <w:t xml:space="preserve"> chi </w:t>
+    </w:r>
+    <w:proofErr w:type="spellStart"/>
+    <w:r>
+      <w:rPr>
+        <w:b/>
+        <w:sz w:val="18"/>
+      </w:rPr>
+      <w:t>tiết</w:t>
+    </w:r>
+    <w:proofErr w:type="spellEnd"/>
+    <w:r>
+      <w:rPr>
+        <w:b/>
+        <w:sz w:val="18"/>
+      </w:rPr>
+      <w:t xml:space="preserve"> · v2.1</w:t>
     </w:r>
   </w:p>
 </w:hdr>
 </file>
 
 <file path=word/numbering.xml><?xml version="1.0" encoding="utf-8"?>
-<w:numbering xmlns:w="http://schemas.openxmlformats.org/wordprocessingml/2006/main">
-  <w:abstractNum w:abstractNumId="990">
+<w:numbering xmlns:wpc="http://schemas.microsoft.com/office/word/2010/wordprocessingCanvas" xmlns:cx="http://schemas.microsoft.com/office/drawing/2014/chartex" xmlns:cx1="http://schemas.microsoft.com/office/drawing/2015/9/8/chartex" xmlns:cx2="http://schemas.microsoft.com/office/drawing/2015/10/21/chartex" xmlns:cx3="http://schemas.microsoft.com/office/drawing/2016/5/9/chartex" xmlns:cx4="http://schemas.microsoft.com/office/drawing/2016/5/10/chartex" xmlns:cx5="http://schemas.microsoft.com/office/drawing/2016/5/11/chartex" xmlns:cx6="http://schemas.microsoft.com/office/drawing/2016/5/12/chartex" xmlns:cx7="http://schemas.microsoft.com/office/drawing/2016/5/13/chartex" xmlns:cx8="http://schemas.microsoft.com/office/drawing/2016/5/14/chartex" xmlns:mc="http://schemas.openxmlformats.org/markup-compatibility/2006" xmlns:aink="http://schemas.microsoft.com/office/drawing/2016/ink" xmlns:am3d="http://schemas.microsoft.com/office/drawing/2017/model3d" xmlns:o="urn:schemas-microsoft-com:office:office" xmlns:oel="http://schemas.microsoft.com/office/2019/extlst" xmlns:r="http://schemas.openxmlformats.org/officeDocument/2006/relationships" xmlns:m="http://schemas.openxmlformats.org/officeDocument/2006/math" xmlns:v="urn:schemas-microsoft-com:vml" xmlns:wp14="http://schemas.microsoft.com/office/word/2010/wordprocessingDrawing" xmlns:wp="http://schemas.openxmlformats.org/drawingml/2006/wordprocessingDrawing" xmlns:w10="urn:schemas-microsoft-com:office:word" xmlns:w="http://schemas.openxmlformats.org/wordprocessingml/2006/main" xmlns:w14="http://schemas.microsoft.com/office/word/2010/wordml" xmlns:w15="http://schemas.microsoft.com/office/word/2012/wordml" xmlns:w16cex="http://schemas.microsoft.com/office/word/2018/wordml/cex" xmlns:w16cid="http://schemas.microsoft.com/office/word/2016/wordml/cid" xmlns:w16="http://schemas.microsoft.com/office/word/2018/wordml" xmlns:w16du="http://schemas.microsoft.com/office/word/2023/wordml/word16du" xmlns:w16sdtdh="http://schemas.microsoft.com/office/word/2020/wordml/sdtdatahash" xmlns:w16sdtfl="http://schemas.microsoft.com/office/word/2024/wordml/sdtformatlock" xmlns:w16se="http://schemas.microsoft.com/office/word/2015/wordml/symex" xmlns:wpg="http://schemas.microsoft.com/office/word/2010/wordprocessingGroup" xmlns:wpi="http://schemas.microsoft.com/office/word/2010/wordprocessingInk" xmlns:wne="http://schemas.microsoft.com/office/word/2006/wordml" xmlns:wps="http://schemas.microsoft.com/office/word/2010/wordprocessingShape" mc:Ignorable="w14 w15 w16se w16cid w16 w16cex w16sdtdh w16sdtfl w16du wp14">
+  <w:abstractNum w:abstractNumId="0" w15:restartNumberingAfterBreak="0">
     <w:nsid w:val="0000A990"/>
     <w:multiLevelType w:val="multilevel"/>
+    <w:tmpl w:val="B944F806"/>
     <w:lvl w:ilvl="0">
       <w:numFmt w:val="bullet"/>
       <w:lvlText w:val=" "/>
@@ -3786,9 +5505,10 @@
       </w:pPr>
     </w:lvl>
   </w:abstractNum>
-  <w:abstractNum w:abstractNumId="991">
+  <w:abstractNum w:abstractNumId="1" w15:restartNumberingAfterBreak="0">
     <w:nsid w:val="0000A991"/>
     <w:multiLevelType w:val="multilevel"/>
+    <w:tmpl w:val="B91E45D6"/>
     <w:lvl w:ilvl="0">
       <w:numFmt w:val="bullet"/>
       <w:lvlText w:val=""/>
@@ -3889,9 +5609,10 @@
       </w:rPr>
     </w:lvl>
   </w:abstractNum>
-  <w:abstractNum w:abstractNumId="992">
+  <w:abstractNum w:abstractNumId="2" w15:restartNumberingAfterBreak="0">
     <w:nsid w:val="0000A992"/>
     <w:multiLevelType w:val="multilevel"/>
+    <w:tmpl w:val="D4EE45BC"/>
     <w:lvl w:ilvl="0">
       <w:numFmt w:val="bullet"/>
       <w:lvlText w:val="☐"/>
@@ -3965,101 +5686,570 @@
       </w:pPr>
     </w:lvl>
   </w:abstractNum>
-  <w:num w:numId="1000">
-    <w:abstractNumId w:val="990"/>
+  <w:num w:numId="1" w16cid:durableId="2046513692">
+    <w:abstractNumId w:val="0"/>
   </w:num>
-  <w:num w:numId="1001">
-    <w:abstractNumId w:val="991"/>
+  <w:num w:numId="2" w16cid:durableId="1816215129">
+    <w:abstractNumId w:val="1"/>
   </w:num>
-  <w:num w:numId="1002">
-    <w:abstractNumId w:val="991"/>
+  <w:num w:numId="3" w16cid:durableId="1380784139">
+    <w:abstractNumId w:val="1"/>
   </w:num>
-  <w:num w:numId="1003">
-    <w:abstractNumId w:val="991"/>
+  <w:num w:numId="4" w16cid:durableId="603147642">
+    <w:abstractNumId w:val="1"/>
   </w:num>
-  <w:num w:numId="1004">
-    <w:abstractNumId w:val="991"/>
+  <w:num w:numId="5" w16cid:durableId="542790723">
+    <w:abstractNumId w:val="1"/>
   </w:num>
-  <w:num w:numId="1005">
-    <w:abstractNumId w:val="991"/>
+  <w:num w:numId="6" w16cid:durableId="1257589790">
+    <w:abstractNumId w:val="1"/>
   </w:num>
-  <w:num w:numId="1006">
-    <w:abstractNumId w:val="991"/>
+  <w:num w:numId="7" w16cid:durableId="82730638">
+    <w:abstractNumId w:val="1"/>
   </w:num>
-  <w:num w:numId="1007">
-    <w:abstractNumId w:val="991"/>
+  <w:num w:numId="8" w16cid:durableId="780689045">
+    <w:abstractNumId w:val="1"/>
   </w:num>
-  <w:num w:numId="1008">
-    <w:abstractNumId w:val="991"/>
+  <w:num w:numId="9" w16cid:durableId="848371612">
+    <w:abstractNumId w:val="1"/>
   </w:num>
-  <w:num w:numId="1009">
-    <w:abstractNumId w:val="991"/>
+  <w:num w:numId="10" w16cid:durableId="1931546185">
+    <w:abstractNumId w:val="1"/>
   </w:num>
-  <w:num w:numId="1010">
-    <w:abstractNumId w:val="991"/>
+  <w:num w:numId="11" w16cid:durableId="761266810">
+    <w:abstractNumId w:val="1"/>
   </w:num>
-  <w:num w:numId="1011">
-    <w:abstractNumId w:val="992"/>
+  <w:num w:numId="12" w16cid:durableId="301615964">
+    <w:abstractNumId w:val="2"/>
   </w:num>
-  <w:num w:numId="1012">
-    <w:abstractNumId w:val="992"/>
+  <w:num w:numId="13" w16cid:durableId="731002518">
+    <w:abstractNumId w:val="2"/>
   </w:num>
-  <w:num w:numId="1013">
-    <w:abstractNumId w:val="992"/>
+  <w:num w:numId="14" w16cid:durableId="1053774020">
+    <w:abstractNumId w:val="2"/>
   </w:num>
-  <w:num w:numId="1014">
-    <w:abstractNumId w:val="991"/>
+  <w:num w:numId="15" w16cid:durableId="1024551727">
+    <w:abstractNumId w:val="1"/>
   </w:num>
 </w:numbering>
 </file>
 
 <file path=word/styles.xml><?xml version="1.0" encoding="utf-8"?>
-<w:styles xmlns:r="http://schemas.openxmlformats.org/officeDocument/2006/relationships" xmlns:w="http://schemas.openxmlformats.org/wordprocessingml/2006/main">
+<w:styles xmlns:mc="http://schemas.openxmlformats.org/markup-compatibility/2006" xmlns:r="http://schemas.openxmlformats.org/officeDocument/2006/relationships" xmlns:w="http://schemas.openxmlformats.org/wordprocessingml/2006/main" xmlns:w14="http://schemas.microsoft.com/office/word/2010/wordml" xmlns:w15="http://schemas.microsoft.com/office/word/2012/wordml" xmlns:w16cex="http://schemas.microsoft.com/office/word/2018/wordml/cex" xmlns:w16cid="http://schemas.microsoft.com/office/word/2016/wordml/cid" xmlns:w16="http://schemas.microsoft.com/office/word/2018/wordml" xmlns:w16du="http://schemas.microsoft.com/office/word/2023/wordml/word16du" xmlns:w16sdtdh="http://schemas.microsoft.com/office/word/2020/wordml/sdtdatahash" xmlns:w16sdtfl="http://schemas.microsoft.com/office/word/2024/wordml/sdtformatlock" xmlns:w16se="http://schemas.microsoft.com/office/word/2015/wordml/symex" mc:Ignorable="w14 w15 w16se w16cid w16 w16cex w16sdtdh w16sdtfl w16du">
   <w:docDefaults>
     <w:rPrDefault>
       <w:rPr>
-        <w:rFonts w:asciiTheme="minorHAnsi" w:cstheme="minorBidi" w:eastAsiaTheme="minorEastAsia" w:hAnsiTheme="minorHAnsi"/>
+        <w:rFonts w:asciiTheme="minorHAnsi" w:eastAsiaTheme="minorEastAsia" w:hAnsiTheme="minorHAnsi" w:cstheme="minorBidi"/>
         <w:sz w:val="24"/>
         <w:szCs w:val="24"/>
-        <w:lang w:bidi="ar-SA" w:eastAsia="zh-CN" w:val="en-US"/>
+        <w:lang w:val="en-US" w:eastAsia="zh-CN" w:bidi="ar-SA"/>
       </w:rPr>
     </w:rPrDefault>
     <w:pPrDefault>
       <w:pPr>
-        <w:spacing w:after="0" w:before="120" w:line="360" w:lineRule="auto"/>
+        <w:spacing w:before="120" w:line="360" w:lineRule="auto"/>
         <w:jc w:val="both"/>
       </w:pPr>
     </w:pPrDefault>
   </w:docDefaults>
-  <w:latentStyles w:count="276" w:defLockedState="0" w:defQFormat="0" w:defSemiHidden="0" w:defUIPriority="0" w:defUnhideWhenUsed="0"/>
-  <w:style w:default="1" w:styleId="Normal" w:type="paragraph">
+  <w:latentStyles w:defLockedState="0" w:defUIPriority="0" w:defSemiHidden="0" w:defUnhideWhenUsed="0" w:defQFormat="0" w:count="376">
+    <w:lsdException w:name="toc 1" w:uiPriority="39"/>
+    <w:lsdException w:name="toc 2" w:uiPriority="39"/>
+    <w:lsdException w:name="toc 3" w:uiPriority="39"/>
+    <w:lsdException w:name="Hyperlink" w:uiPriority="99"/>
+    <w:lsdException w:name="Normal Table" w:semiHidden="1" w:unhideWhenUsed="1"/>
+    <w:lsdException w:name="Table Simple 1" w:semiHidden="1" w:unhideWhenUsed="1"/>
+    <w:lsdException w:name="Table Simple 2" w:semiHidden="1" w:unhideWhenUsed="1"/>
+    <w:lsdException w:name="Table Simple 3" w:semiHidden="1" w:unhideWhenUsed="1"/>
+    <w:lsdException w:name="Table Classic 1" w:semiHidden="1" w:unhideWhenUsed="1"/>
+    <w:lsdException w:name="Table Classic 2" w:semiHidden="1" w:unhideWhenUsed="1"/>
+    <w:lsdException w:name="Table Classic 3" w:semiHidden="1" w:unhideWhenUsed="1"/>
+    <w:lsdException w:name="Table Classic 4" w:semiHidden="1" w:unhideWhenUsed="1"/>
+    <w:lsdException w:name="Table Colorful 1" w:semiHidden="1" w:unhideWhenUsed="1"/>
+    <w:lsdException w:name="Table Colorful 2" w:semiHidden="1" w:unhideWhenUsed="1"/>
+    <w:lsdException w:name="Table Colorful 3" w:semiHidden="1" w:unhideWhenUsed="1"/>
+    <w:lsdException w:name="Table Columns 1" w:semiHidden="1" w:unhideWhenUsed="1"/>
+    <w:lsdException w:name="Table Columns 2" w:semiHidden="1" w:unhideWhenUsed="1"/>
+    <w:lsdException w:name="Table Columns 3" w:semiHidden="1" w:unhideWhenUsed="1"/>
+    <w:lsdException w:name="Table Columns 4" w:semiHidden="1" w:unhideWhenUsed="1"/>
+    <w:lsdException w:name="Table Columns 5" w:semiHidden="1" w:unhideWhenUsed="1"/>
+    <w:lsdException w:name="Table Grid 1" w:semiHidden="1" w:unhideWhenUsed="1"/>
+    <w:lsdException w:name="Table Grid 2" w:semiHidden="1" w:unhideWhenUsed="1"/>
+    <w:lsdException w:name="Table Grid 3" w:semiHidden="1" w:unhideWhenUsed="1"/>
+    <w:lsdException w:name="Table Grid 4" w:semiHidden="1" w:unhideWhenUsed="1"/>
+    <w:lsdException w:name="Table Grid 5" w:semiHidden="1" w:unhideWhenUsed="1"/>
+    <w:lsdException w:name="Table Grid 6" w:semiHidden="1" w:unhideWhenUsed="1"/>
+    <w:lsdException w:name="Table Grid 7" w:semiHidden="1" w:unhideWhenUsed="1"/>
+    <w:lsdException w:name="Table Grid 8" w:semiHidden="1" w:unhideWhenUsed="1"/>
+    <w:lsdException w:name="Table List 1" w:semiHidden="1" w:unhideWhenUsed="1"/>
+    <w:lsdException w:name="Table List 2" w:semiHidden="1" w:unhideWhenUsed="1"/>
+    <w:lsdException w:name="Table List 3" w:semiHidden="1" w:unhideWhenUsed="1"/>
+    <w:lsdException w:name="Table List 4" w:semiHidden="1" w:unhideWhenUsed="1"/>
+    <w:lsdException w:name="Table List 5" w:semiHidden="1" w:unhideWhenUsed="1"/>
+    <w:lsdException w:name="Table List 6" w:semiHidden="1" w:unhideWhenUsed="1"/>
+    <w:lsdException w:name="Table List 7" w:semiHidden="1" w:unhideWhenUsed="1"/>
+    <w:lsdException w:name="Table List 8" w:semiHidden="1" w:unhideWhenUsed="1"/>
+    <w:lsdException w:name="Table 3D effects 1" w:semiHidden="1" w:unhideWhenUsed="1"/>
+    <w:lsdException w:name="Table 3D effects 2" w:semiHidden="1" w:unhideWhenUsed="1"/>
+    <w:lsdException w:name="Table 3D effects 3" w:semiHidden="1" w:unhideWhenUsed="1"/>
+    <w:lsdException w:name="Table Contemporary" w:semiHidden="1" w:unhideWhenUsed="1"/>
+    <w:lsdException w:name="Table Elegant" w:semiHidden="1" w:unhideWhenUsed="1"/>
+    <w:lsdException w:name="Table Professional" w:semiHidden="1" w:unhideWhenUsed="1"/>
+    <w:lsdException w:name="Table Subtle 1" w:semiHidden="1" w:unhideWhenUsed="1"/>
+    <w:lsdException w:name="Table Subtle 2" w:semiHidden="1" w:unhideWhenUsed="1"/>
+    <w:lsdException w:name="Table Web 1" w:semiHidden="1" w:unhideWhenUsed="1"/>
+    <w:lsdException w:name="Table Web 2" w:semiHidden="1" w:unhideWhenUsed="1"/>
+    <w:lsdException w:name="Table Web 3" w:semiHidden="1" w:unhideWhenUsed="1"/>
+    <w:lsdException w:name="Table Theme" w:semiHidden="1" w:unhideWhenUsed="1"/>
+    <w:lsdException w:name="Light Shading"/>
+    <w:lsdException w:name="Light List"/>
+    <w:lsdException w:name="Light Grid"/>
+    <w:lsdException w:name="Medium Shading 1"/>
+    <w:lsdException w:name="Medium Shading 2"/>
+    <w:lsdException w:name="Medium List 1"/>
+    <w:lsdException w:name="Medium List 2"/>
+    <w:lsdException w:name="Medium Grid 1"/>
+    <w:lsdException w:name="Medium Grid 2"/>
+    <w:lsdException w:name="Medium Grid 3"/>
+    <w:lsdException w:name="Dark List"/>
+    <w:lsdException w:name="Colorful Shading"/>
+    <w:lsdException w:name="Colorful List"/>
+    <w:lsdException w:name="Colorful Grid"/>
+    <w:lsdException w:name="Light Shading Accent 1"/>
+    <w:lsdException w:name="Light List Accent 1"/>
+    <w:lsdException w:name="Light Grid Accent 1"/>
+    <w:lsdException w:name="Medium Shading 1 Accent 1"/>
+    <w:lsdException w:name="Medium Shading 2 Accent 1"/>
+    <w:lsdException w:name="Medium List 1 Accent 1"/>
+    <w:lsdException w:name="Medium List 2 Accent 1"/>
+    <w:lsdException w:name="Medium Grid 1 Accent 1"/>
+    <w:lsdException w:name="Medium Grid 2 Accent 1"/>
+    <w:lsdException w:name="Medium Grid 3 Accent 1"/>
+    <w:lsdException w:name="Dark List Accent 1"/>
+    <w:lsdException w:name="Colorful Shading Accent 1"/>
+    <w:lsdException w:name="Colorful List Accent 1"/>
+    <w:lsdException w:name="Colorful Grid Accent 1"/>
+    <w:lsdException w:name="Light Shading Accent 2"/>
+    <w:lsdException w:name="Light List Accent 2"/>
+    <w:lsdException w:name="Light Grid Accent 2"/>
+    <w:lsdException w:name="Medium Shading 1 Accent 2"/>
+    <w:lsdException w:name="Medium Shading 2 Accent 2"/>
+    <w:lsdException w:name="Medium List 1 Accent 2"/>
+    <w:lsdException w:name="Medium List 2 Accent 2"/>
+    <w:lsdException w:name="Medium Grid 1 Accent 2"/>
+    <w:lsdException w:name="Medium Grid 2 Accent 2"/>
+    <w:lsdException w:name="Medium Grid 3 Accent 2"/>
+    <w:lsdException w:name="Dark List Accent 2"/>
+    <w:lsdException w:name="Colorful Shading Accent 2"/>
+    <w:lsdException w:name="Colorful List Accent 2"/>
+    <w:lsdException w:name="Colorful Grid Accent 2"/>
+    <w:lsdException w:name="Light Shading Accent 3"/>
+    <w:lsdException w:name="Light List Accent 3"/>
+    <w:lsdException w:name="Light Grid Accent 3"/>
+    <w:lsdException w:name="Medium Shading 1 Accent 3"/>
+    <w:lsdException w:name="Medium Shading 2 Accent 3"/>
+    <w:lsdException w:name="Medium List 1 Accent 3"/>
+    <w:lsdException w:name="Medium List 2 Accent 3"/>
+    <w:lsdException w:name="Medium Grid 1 Accent 3"/>
+    <w:lsdException w:name="Medium Grid 2 Accent 3"/>
+    <w:lsdException w:name="Medium Grid 3 Accent 3"/>
+    <w:lsdException w:name="Dark List Accent 3"/>
+    <w:lsdException w:name="Colorful Shading Accent 3"/>
+    <w:lsdException w:name="Colorful List Accent 3"/>
+    <w:lsdException w:name="Colorful Grid Accent 3"/>
+    <w:lsdException w:name="Light Shading Accent 4"/>
+    <w:lsdException w:name="Light List Accent 4"/>
+    <w:lsdException w:name="Light Grid Accent 4"/>
+    <w:lsdException w:name="Medium Shading 1 Accent 4"/>
+    <w:lsdException w:name="Medium Shading 2 Accent 4"/>
+    <w:lsdException w:name="Medium List 1 Accent 4"/>
+    <w:lsdException w:name="Medium List 2 Accent 4"/>
+    <w:lsdException w:name="Medium Grid 1 Accent 4"/>
+    <w:lsdException w:name="Medium Grid 2 Accent 4"/>
+    <w:lsdException w:name="Medium Grid 3 Accent 4"/>
+    <w:lsdException w:name="Dark List Accent 4"/>
+    <w:lsdException w:name="Colorful Shading Accent 4"/>
+    <w:lsdException w:name="Colorful List Accent 4"/>
+    <w:lsdException w:name="Colorful Grid Accent 4"/>
+    <w:lsdException w:name="Light Shading Accent 5"/>
+    <w:lsdException w:name="Light List Accent 5"/>
+    <w:lsdException w:name="Light Grid Accent 5"/>
+    <w:lsdException w:name="Medium Shading 1 Accent 5"/>
+    <w:lsdException w:name="Medium Shading 2 Accent 5"/>
+    <w:lsdException w:name="Medium List 1 Accent 5"/>
+    <w:lsdException w:name="Medium List 2 Accent 5"/>
+    <w:lsdException w:name="Medium Grid 1 Accent 5"/>
+    <w:lsdException w:name="Medium Grid 2 Accent 5"/>
+    <w:lsdException w:name="Medium Grid 3 Accent 5"/>
+    <w:lsdException w:name="Dark List Accent 5"/>
+    <w:lsdException w:name="Colorful Shading Accent 5"/>
+    <w:lsdException w:name="Colorful List Accent 5"/>
+    <w:lsdException w:name="Colorful Grid Accent 5"/>
+    <w:lsdException w:name="Light Shading Accent 6"/>
+    <w:lsdException w:name="Light List Accent 6"/>
+    <w:lsdException w:name="Light Grid Accent 6"/>
+    <w:lsdException w:name="Medium Shading 1 Accent 6"/>
+    <w:lsdException w:name="Medium Shading 2 Accent 6"/>
+    <w:lsdException w:name="Medium List 1 Accent 6"/>
+    <w:lsdException w:name="Medium List 2 Accent 6"/>
+    <w:lsdException w:name="Medium Grid 1 Accent 6"/>
+    <w:lsdException w:name="Medium Grid 2 Accent 6"/>
+    <w:lsdException w:name="Medium Grid 3 Accent 6"/>
+    <w:lsdException w:name="Dark List Accent 6"/>
+    <w:lsdException w:name="Colorful Shading Accent 6"/>
+    <w:lsdException w:name="Colorful List Accent 6"/>
+    <w:lsdException w:name="Colorful Grid Accent 6"/>
+    <w:lsdException w:name="Grid Table 4" w:uiPriority="49"/>
+    <w:lsdException w:name="Grid Table 5 Dark" w:uiPriority="50"/>
+    <w:lsdException w:name="Grid Table 6 Colorful" w:uiPriority="51"/>
+    <w:lsdException w:name="Grid Table 7 Colorful" w:uiPriority="52"/>
+    <w:lsdException w:name="Grid Table 1 Light Accent 1" w:uiPriority="46"/>
+    <w:lsdException w:name="Grid Table 2 Accent 1" w:uiPriority="47"/>
+    <w:lsdException w:name="Grid Table 3 Accent 1" w:uiPriority="48"/>
+    <w:lsdException w:name="Grid Table 4 Accent 1" w:uiPriority="49"/>
+    <w:lsdException w:name="Grid Table 5 Dark Accent 1" w:uiPriority="50"/>
+    <w:lsdException w:name="Grid Table 6 Colorful Accent 1" w:uiPriority="51"/>
+    <w:lsdException w:name="Grid Table 7 Colorful Accent 1" w:uiPriority="52"/>
+    <w:lsdException w:name="Grid Table 1 Light Accent 2" w:uiPriority="46"/>
+    <w:lsdException w:name="Grid Table 2 Accent 2" w:uiPriority="47"/>
+    <w:lsdException w:name="Grid Table 3 Accent 2" w:uiPriority="48"/>
+    <w:lsdException w:name="Grid Table 4 Accent 2" w:uiPriority="49"/>
+    <w:lsdException w:name="Grid Table 5 Dark Accent 2" w:uiPriority="50"/>
+    <w:lsdException w:name="Grid Table 6 Colorful Accent 2" w:uiPriority="51"/>
+    <w:lsdException w:name="Grid Table 7 Colorful Accent 2" w:uiPriority="52"/>
+    <w:lsdException w:name="Grid Table 1 Light Accent 3" w:uiPriority="46"/>
+    <w:lsdException w:name="Grid Table 2 Accent 3" w:uiPriority="47"/>
+    <w:lsdException w:name="Grid Table 3 Accent 3" w:uiPriority="48"/>
+    <w:lsdException w:name="Grid Table 4 Accent 3" w:uiPriority="49"/>
+    <w:lsdException w:name="Grid Table 5 Dark Accent 3" w:uiPriority="50"/>
+    <w:lsdException w:name="Grid Table 6 Colorful Accent 3" w:uiPriority="51"/>
+    <w:lsdException w:name="Grid Table 7 Colorful Accent 3" w:uiPriority="52"/>
+    <w:lsdException w:name="Grid Table 1 Light Accent 4" w:uiPriority="46"/>
+    <w:lsdException w:name="Grid Table 2 Accent 4" w:uiPriority="47"/>
+    <w:lsdException w:name="Grid Table 3 Accent 4" w:uiPriority="48"/>
+    <w:lsdException w:name="Grid Table 4 Accent 4" w:uiPriority="49"/>
+    <w:lsdException w:name="Grid Table 5 Dark Accent 4" w:uiPriority="50"/>
+    <w:lsdException w:name="Grid Table 6 Colorful Accent 4" w:uiPriority="51"/>
+    <w:lsdException w:name="Grid Table 7 Colorful Accent 4" w:uiPriority="52"/>
+    <w:lsdException w:name="Grid Table 1 Light Accent 5" w:uiPriority="46"/>
+    <w:lsdException w:name="Grid Table 2 Accent 5" w:uiPriority="47"/>
+    <w:lsdException w:name="Grid Table 3 Accent 5" w:uiPriority="48"/>
+    <w:lsdException w:name="Grid Table 4 Accent 5" w:uiPriority="49"/>
+    <w:lsdException w:name="Grid Table 5 Dark Accent 5" w:uiPriority="50"/>
+    <w:lsdException w:name="Grid Table 6 Colorful Accent 5" w:uiPriority="51"/>
+    <w:lsdException w:name="Grid Table 7 Colorful Accent 5" w:uiPriority="52"/>
+    <w:lsdException w:name="Grid Table 1 Light Accent 6" w:uiPriority="46"/>
+    <w:lsdException w:name="Grid Table 2 Accent 6" w:uiPriority="47"/>
+    <w:lsdException w:name="Grid Table 3 Accent 6" w:uiPriority="48"/>
+    <w:lsdException w:name="Grid Table 4 Accent 6" w:uiPriority="49"/>
+    <w:lsdException w:name="Grid Table 5 Dark Accent 6" w:uiPriority="50"/>
+    <w:lsdException w:name="Grid Table 6 Colorful Accent 6" w:uiPriority="51"/>
+    <w:lsdException w:name="Grid Table 7 Colorful Accent 6" w:uiPriority="52"/>
+    <w:lsdException w:name="List Table 1 Light" w:uiPriority="46"/>
+    <w:lsdException w:name="List Table 2" w:uiPriority="47"/>
+    <w:lsdException w:name="List Table 3" w:uiPriority="48"/>
+    <w:lsdException w:name="List Table 4" w:uiPriority="49"/>
+    <w:lsdException w:name="List Table 5 Dark" w:uiPriority="50"/>
+    <w:lsdException w:name="List Table 6 Colorful" w:uiPriority="51"/>
+    <w:lsdException w:name="List Table 7 Colorful" w:uiPriority="52"/>
+    <w:lsdException w:name="List Table 1 Light Accent 1" w:uiPriority="46"/>
+    <w:lsdException w:name="List Table 2 Accent 1" w:uiPriority="47"/>
+    <w:lsdException w:name="List Table 3 Accent 1" w:uiPriority="48"/>
+    <w:lsdException w:name="List Table 4 Accent 1" w:uiPriority="49"/>
+    <w:lsdException w:name="List Table 5 Dark Accent 1" w:uiPriority="50"/>
+    <w:lsdException w:name="List Table 6 Colorful Accent 1" w:uiPriority="51"/>
+    <w:lsdException w:name="List Table 7 Colorful Accent 1" w:uiPriority="52"/>
+    <w:lsdException w:name="List Table 1 Light Accent 2" w:uiPriority="46"/>
+    <w:lsdException w:name="List Table 2 Accent 2" w:uiPriority="47"/>
+    <w:lsdException w:name="List Table 3 Accent 2" w:uiPriority="48"/>
+    <w:lsdException w:name="List Table 4 Accent 2" w:uiPriority="49"/>
+    <w:lsdException w:name="List Table 5 Dark Accent 2" w:uiPriority="50"/>
+    <w:lsdException w:name="List Table 6 Colorful Accent 2" w:uiPriority="51"/>
+    <w:lsdException w:name="List Table 7 Colorful Accent 2" w:uiPriority="52"/>
+    <w:lsdException w:name="List Table 1 Light Accent 3" w:uiPriority="46"/>
+    <w:lsdException w:name="List Table 2 Accent 3" w:uiPriority="47"/>
+    <w:lsdException w:name="List Table 3 Accent 3" w:uiPriority="48"/>
+    <w:lsdException w:name="List Table 4 Accent 3" w:uiPriority="49"/>
+    <w:lsdException w:name="List Table 5 Dark Accent 3" w:uiPriority="50"/>
+    <w:lsdException w:name="List Table 6 Colorful Accent 3" w:uiPriority="51"/>
+    <w:lsdException w:name="List Table 7 Colorful Accent 3" w:uiPriority="52"/>
+    <w:lsdException w:name="List Table 1 Light Accent 4" w:uiPriority="46"/>
+    <w:lsdException w:name="List Table 2 Accent 4" w:uiPriority="47"/>
+    <w:lsdException w:name="List Table 3 Accent 4" w:uiPriority="48"/>
+    <w:lsdException w:name="List Table 4 Accent 4" w:uiPriority="49"/>
+    <w:lsdException w:name="List Table 5 Dark Accent 4" w:uiPriority="50"/>
+    <w:lsdException w:name="List Table 6 Colorful Accent 4" w:uiPriority="51"/>
+    <w:lsdException w:name="List Table 7 Colorful Accent 4" w:uiPriority="52"/>
+    <w:lsdException w:name="List Table 1 Light Accent 5" w:uiPriority="46"/>
+    <w:lsdException w:name="List Table 2 Accent 5" w:uiPriority="47"/>
+    <w:lsdException w:name="List Table 3 Accent 5" w:uiPriority="48"/>
+    <w:lsdException w:name="List Table 4 Accent 5" w:uiPriority="49"/>
+    <w:lsdException w:name="List Table 5 Dark Accent 5" w:uiPriority="50"/>
+    <w:lsdException w:name="List Table 6 Colorful Accent 5" w:uiPriority="51"/>
+    <w:lsdException w:name="List Table 7 Colorful Accent 5" w:uiPriority="52"/>
+    <w:lsdException w:name="List Table 1 Light Accent 6" w:uiPriority="46"/>
+    <w:lsdException w:name="List Table 2 Accent 6" w:uiPriority="47"/>
+    <w:lsdException w:name="List Table 3 Accent 6" w:uiPriority="48"/>
+    <w:lsdException w:name="List Table 4 Accent 6" w:uiPriority="49"/>
+    <w:lsdException w:name="List Table 5 Dark Accent 6" w:uiPriority="50"/>
+    <w:lsdException w:name="List Table 6 Colorful Accent 6" w:uiPriority="51"/>
+    <w:lsdException w:name="List Table 7 Colorful Accent 6" w:uiPriority="52"/>
+    <w:lsdException w:name="Mention" w:semiHidden="1" w:uiPriority="99" w:unhideWhenUsed="1"/>
+    <w:lsdException w:name="Smart Hyperlink" w:semiHidden="1" w:uiPriority="99" w:unhideWhenUsed="1"/>
+    <w:lsdException w:name="Hashtag" w:semiHidden="1" w:uiPriority="99" w:unhideWhenUsed="1"/>
+    <w:lsdException w:name="Unresolved Mention" w:semiHidden="1" w:uiPriority="99" w:unhideWhenUsed="1"/>
+    <w:lsdException w:name="Smart Link" w:semiHidden="1" w:uiPriority="99" w:unhideWhenUsed="1"/>
+  </w:latentStyles>
+  <w:style w:type="paragraph" w:default="1" w:styleId="Normal">
     <w:name w:val="Normal"/>
     <w:qFormat/>
   </w:style>
-  <w:style w:styleId="BodyText" w:type="paragraph">
+  <w:style w:type="paragraph" w:styleId="Heading1">
+    <w:name w:val="heading 1"/>
+    <w:basedOn w:val="Normal"/>
+    <w:next w:val="BodyText"/>
+    <w:link w:val="Heading1Char"/>
+    <w:uiPriority w:val="9"/>
+    <w:qFormat/>
+    <w:rsid w:val="00A10FD9"/>
+    <w:pPr>
+      <w:keepNext/>
+      <w:keepLines/>
+      <w:spacing w:before="360" w:after="240" w:line="240" w:lineRule="auto"/>
+      <w:jc w:val="left"/>
+      <w:outlineLvl w:val="0"/>
+    </w:pPr>
+    <w:rPr>
+      <w:rFonts w:ascii="Times New Roman" w:eastAsia="Times New Roman" w:hAnsi="Times New Roman" w:cs="Times New Roman"/>
+      <w:color w:val="000000"/>
+    </w:rPr>
+  </w:style>
+  <w:style w:type="paragraph" w:styleId="Heading2">
+    <w:name w:val="heading 2"/>
+    <w:basedOn w:val="Normal"/>
+    <w:next w:val="BodyText"/>
+    <w:link w:val="Heading2Char"/>
+    <w:uiPriority w:val="9"/>
+    <w:semiHidden/>
+    <w:unhideWhenUsed/>
+    <w:qFormat/>
+    <w:rsid w:val="00A10FD9"/>
+    <w:pPr>
+      <w:keepNext/>
+      <w:keepLines/>
+      <w:spacing w:before="240" w:after="120" w:line="240" w:lineRule="auto"/>
+      <w:jc w:val="left"/>
+      <w:outlineLvl w:val="1"/>
+    </w:pPr>
+    <w:rPr>
+      <w:rFonts w:ascii="Times New Roman" w:eastAsia="Times New Roman" w:hAnsi="Times New Roman" w:cs="Times New Roman"/>
+      <w:color w:val="000000"/>
+    </w:rPr>
+  </w:style>
+  <w:style w:type="paragraph" w:styleId="Heading3">
+    <w:name w:val="heading 3"/>
+    <w:basedOn w:val="Normal"/>
+    <w:next w:val="BodyText"/>
+    <w:link w:val="Heading3Char"/>
+    <w:uiPriority w:val="9"/>
+    <w:semiHidden/>
+    <w:unhideWhenUsed/>
+    <w:qFormat/>
+    <w:rsid w:val="00A10FD9"/>
+    <w:pPr>
+      <w:keepNext/>
+      <w:keepLines/>
+      <w:spacing w:before="180" w:after="60" w:line="240" w:lineRule="auto"/>
+      <w:jc w:val="left"/>
+      <w:outlineLvl w:val="2"/>
+    </w:pPr>
+    <w:rPr>
+      <w:rFonts w:eastAsiaTheme="majorEastAsia" w:cstheme="majorBidi"/>
+      <w:color w:val="000000"/>
+      <w:sz w:val="22"/>
+      <w:szCs w:val="22"/>
+    </w:rPr>
+  </w:style>
+  <w:style w:type="paragraph" w:styleId="Heading4">
+    <w:name w:val="heading 4"/>
+    <w:basedOn w:val="Normal"/>
+    <w:next w:val="BodyText"/>
+    <w:link w:val="Heading4Char"/>
+    <w:uiPriority w:val="9"/>
+    <w:semiHidden/>
+    <w:unhideWhenUsed/>
+    <w:qFormat/>
+    <w:rsid w:val="00A10FD9"/>
+    <w:pPr>
+      <w:keepNext/>
+      <w:keepLines/>
+      <w:spacing w:before="80" w:after="40"/>
+      <w:outlineLvl w:val="3"/>
+    </w:pPr>
+    <w:rPr>
+      <w:rFonts w:eastAsiaTheme="majorEastAsia" w:cstheme="majorBidi"/>
+      <w:i/>
+      <w:iCs/>
+      <w:color w:val="000000"/>
+    </w:rPr>
+  </w:style>
+  <w:style w:type="paragraph" w:styleId="Heading5">
+    <w:name w:val="heading 5"/>
+    <w:basedOn w:val="Normal"/>
+    <w:next w:val="BodyText"/>
+    <w:link w:val="Heading5Char"/>
+    <w:uiPriority w:val="9"/>
+    <w:semiHidden/>
+    <w:unhideWhenUsed/>
+    <w:qFormat/>
+    <w:rsid w:val="00A10FD9"/>
+    <w:pPr>
+      <w:keepNext/>
+      <w:keepLines/>
+      <w:spacing w:before="80" w:after="40"/>
+      <w:outlineLvl w:val="4"/>
+    </w:pPr>
+    <w:rPr>
+      <w:rFonts w:eastAsiaTheme="majorEastAsia" w:cstheme="majorBidi"/>
+      <w:color w:val="000000"/>
+    </w:rPr>
+  </w:style>
+  <w:style w:type="paragraph" w:styleId="Heading6">
+    <w:name w:val="heading 6"/>
+    <w:basedOn w:val="Normal"/>
+    <w:next w:val="BodyText"/>
+    <w:link w:val="Heading6Char"/>
+    <w:uiPriority w:val="9"/>
+    <w:semiHidden/>
+    <w:unhideWhenUsed/>
+    <w:qFormat/>
+    <w:rsid w:val="00A10FD9"/>
+    <w:pPr>
+      <w:keepNext/>
+      <w:keepLines/>
+      <w:spacing w:before="40"/>
+      <w:outlineLvl w:val="5"/>
+    </w:pPr>
+    <w:rPr>
+      <w:rFonts w:eastAsiaTheme="majorEastAsia" w:cstheme="majorBidi"/>
+      <w:i/>
+      <w:iCs/>
+      <w:color w:val="595959" w:themeColor="text1" w:themeTint="A6"/>
+    </w:rPr>
+  </w:style>
+  <w:style w:type="paragraph" w:styleId="Heading7">
+    <w:name w:val="heading 7"/>
+    <w:basedOn w:val="Normal"/>
+    <w:next w:val="BodyText"/>
+    <w:link w:val="Heading7Char"/>
+    <w:uiPriority w:val="9"/>
+    <w:semiHidden/>
+    <w:unhideWhenUsed/>
+    <w:qFormat/>
+    <w:rsid w:val="00A10FD9"/>
+    <w:pPr>
+      <w:keepNext/>
+      <w:keepLines/>
+      <w:spacing w:before="40"/>
+      <w:outlineLvl w:val="6"/>
+    </w:pPr>
+    <w:rPr>
+      <w:rFonts w:eastAsiaTheme="majorEastAsia" w:cstheme="majorBidi"/>
+      <w:color w:val="595959" w:themeColor="text1" w:themeTint="A6"/>
+    </w:rPr>
+  </w:style>
+  <w:style w:type="paragraph" w:styleId="Heading8">
+    <w:name w:val="heading 8"/>
+    <w:basedOn w:val="Normal"/>
+    <w:next w:val="BodyText"/>
+    <w:link w:val="Heading8Char"/>
+    <w:uiPriority w:val="9"/>
+    <w:semiHidden/>
+    <w:unhideWhenUsed/>
+    <w:qFormat/>
+    <w:rsid w:val="00A10FD9"/>
+    <w:pPr>
+      <w:keepNext/>
+      <w:keepLines/>
+      <w:outlineLvl w:val="7"/>
+    </w:pPr>
+    <w:rPr>
+      <w:rFonts w:eastAsiaTheme="majorEastAsia" w:cstheme="majorBidi"/>
+      <w:i/>
+      <w:iCs/>
+      <w:color w:val="272727" w:themeColor="text1" w:themeTint="D8"/>
+    </w:rPr>
+  </w:style>
+  <w:style w:type="paragraph" w:styleId="Heading9">
+    <w:name w:val="heading 9"/>
+    <w:basedOn w:val="Normal"/>
+    <w:next w:val="BodyText"/>
+    <w:link w:val="Heading9Char"/>
+    <w:uiPriority w:val="9"/>
+    <w:semiHidden/>
+    <w:unhideWhenUsed/>
+    <w:qFormat/>
+    <w:rsid w:val="00A10FD9"/>
+    <w:pPr>
+      <w:keepNext/>
+      <w:keepLines/>
+      <w:outlineLvl w:val="8"/>
+    </w:pPr>
+    <w:rPr>
+      <w:rFonts w:eastAsiaTheme="majorEastAsia" w:cstheme="majorBidi"/>
+      <w:color w:val="272727" w:themeColor="text1" w:themeTint="D8"/>
+    </w:rPr>
+  </w:style>
+  <w:style w:type="character" w:default="1" w:styleId="DefaultParagraphFont">
+    <w:name w:val="Default Paragraph Font"/>
+    <w:uiPriority w:val="1"/>
+    <w:semiHidden/>
+    <w:unhideWhenUsed/>
+  </w:style>
+  <w:style w:type="table" w:default="1" w:styleId="TableNormal">
+    <w:name w:val="Normal Table"/>
+    <w:uiPriority w:val="99"/>
+    <w:semiHidden/>
+    <w:unhideWhenUsed/>
+    <w:tblPr>
+      <w:tblInd w:w="0" w:type="dxa"/>
+      <w:tblCellMar>
+        <w:top w:w="0" w:type="dxa"/>
+        <w:left w:w="108" w:type="dxa"/>
+        <w:bottom w:w="0" w:type="dxa"/>
+        <w:right w:w="108" w:type="dxa"/>
+      </w:tblCellMar>
+    </w:tblPr>
+  </w:style>
+  <w:style w:type="numbering" w:default="1" w:styleId="NoList">
+    <w:name w:val="No List"/>
+    <w:uiPriority w:val="99"/>
+    <w:semiHidden/>
+    <w:unhideWhenUsed/>
+  </w:style>
+  <w:style w:type="paragraph" w:styleId="BodyText">
     <w:name w:val="Body Text"/>
     <w:basedOn w:val="Normal"/>
-    <w:link w:val="BodyTextChar"/>
     <w:qFormat/>
     <w:pPr>
-      <w:spacing w:after="180" w:before="180"/>
+      <w:spacing w:before="180" w:after="180"/>
     </w:pPr>
   </w:style>
-  <w:style w:customStyle="1" w:styleId="FirstParagraph" w:type="paragraph">
+  <w:style w:type="paragraph" w:customStyle="1" w:styleId="FirstParagraph">
     <w:name w:val="First Paragraph"/>
     <w:basedOn w:val="BodyText"/>
     <w:next w:val="BodyText"/>
     <w:qFormat/>
   </w:style>
-  <w:style w:customStyle="1" w:styleId="Compact" w:type="paragraph">
+  <w:style w:type="paragraph" w:customStyle="1" w:styleId="Compact">
     <w:name w:val="Compact"/>
     <w:basedOn w:val="BodyText"/>
     <w:qFormat/>
     <w:pPr>
-      <w:spacing w:after="36" w:before="36"/>
+      <w:spacing w:before="36" w:after="36"/>
     </w:pPr>
   </w:style>
-  <w:style w:styleId="Title" w:type="paragraph">
+  <w:style w:type="paragraph" w:styleId="Title">
     <w:name w:val="Title"/>
     <w:basedOn w:val="Normal"/>
     <w:next w:val="BodyText"/>
@@ -4073,24 +6263,24 @@
       <w:jc w:val="center"/>
     </w:pPr>
     <w:rPr>
-      <w:rFonts w:ascii="Times New Roman" w:cs="Times New Roman" w:eastAsia="Times New Roman" w:hAnsi="Times New Roman"/>
+      <w:rFonts w:ascii="Times New Roman" w:eastAsia="Times New Roman" w:hAnsi="Times New Roman" w:cs="Times New Roman"/>
       <w:sz w:val="56"/>
       <w:szCs w:val="56"/>
     </w:rPr>
   </w:style>
-  <w:style w:customStyle="1" w:styleId="TitleChar" w:type="character">
+  <w:style w:type="character" w:customStyle="1" w:styleId="TitleChar">
     <w:name w:val="Title Char"/>
     <w:basedOn w:val="DefaultParagraphFont"/>
     <w:link w:val="Title"/>
     <w:uiPriority w:val="10"/>
     <w:rsid w:val="00A10FD9"/>
     <w:rPr>
-      <w:rFonts w:ascii="Times New Roman" w:cs="Times New Roman" w:eastAsia="Times New Roman" w:hAnsi="Times New Roman"/>
+      <w:rFonts w:ascii="Times New Roman" w:eastAsia="Times New Roman" w:hAnsi="Times New Roman" w:cs="Times New Roman"/>
       <w:sz w:val="56"/>
       <w:szCs w:val="56"/>
     </w:rPr>
   </w:style>
-  <w:style w:styleId="Subtitle" w:type="paragraph">
+  <w:style w:type="paragraph" w:styleId="Subtitle">
     <w:name w:val="Subtitle"/>
     <w:basedOn w:val="Title"/>
     <w:next w:val="BodyText"/>
@@ -4104,27 +6294,27 @@
       </w:numPr>
     </w:pPr>
     <w:rPr>
-      <w:rFonts w:cstheme="majorBidi" w:eastAsiaTheme="majorEastAsia"/>
+      <w:rFonts w:eastAsiaTheme="majorEastAsia" w:cstheme="majorBidi"/>
       <w:spacing w:val="15"/>
       <w:sz w:val="28"/>
       <w:szCs w:val="28"/>
     </w:rPr>
   </w:style>
-  <w:style w:customStyle="1" w:styleId="SubtitleChar" w:type="character">
+  <w:style w:type="character" w:customStyle="1" w:styleId="SubtitleChar">
     <w:name w:val="Subtitle Char"/>
     <w:basedOn w:val="DefaultParagraphFont"/>
     <w:link w:val="Subtitle"/>
     <w:uiPriority w:val="11"/>
     <w:rsid w:val="00A10FD9"/>
     <w:rPr>
-      <w:rFonts w:cstheme="majorBidi" w:eastAsiaTheme="majorEastAsia"/>
-      <w:color w:themeColor="text1" w:themeTint="A6" w:val="595959"/>
+      <w:rFonts w:eastAsiaTheme="majorEastAsia" w:cstheme="majorBidi"/>
+      <w:color w:val="595959" w:themeColor="text1" w:themeTint="A6"/>
       <w:spacing w:val="15"/>
       <w:sz w:val="28"/>
       <w:szCs w:val="28"/>
     </w:rPr>
   </w:style>
-  <w:style w:customStyle="1" w:styleId="Author" w:type="paragraph">
+  <w:style w:type="paragraph" w:customStyle="1" w:styleId="Author">
     <w:name w:val="Author"/>
     <w:basedOn w:val="Title"/>
     <w:next w:val="BodyText"/>
@@ -4138,7 +6328,7 @@
       <w:szCs w:val="24"/>
     </w:rPr>
   </w:style>
-  <w:style w:styleId="Date" w:type="paragraph">
+  <w:style w:type="paragraph" w:styleId="Date">
     <w:name w:val="Date"/>
     <w:basedOn w:val="Title"/>
     <w:next w:val="BodyText"/>
@@ -4152,7 +6342,7 @@
       <w:szCs w:val="24"/>
     </w:rPr>
   </w:style>
-  <w:style w:customStyle="1" w:styleId="AbstractTitle" w:type="paragraph">
+  <w:style w:type="paragraph" w:customStyle="1" w:styleId="AbstractTitle">
     <w:name w:val="Abstract Title"/>
     <w:basedOn w:val="Normal"/>
     <w:next w:val="Abstract"/>
@@ -4160,7 +6350,7 @@
     <w:pPr>
       <w:keepNext/>
       <w:keepLines/>
-      <w:spacing w:after="0" w:before="300"/>
+      <w:spacing w:before="300"/>
       <w:jc w:val="center"/>
     </w:pPr>
     <w:rPr>
@@ -4169,7 +6359,7 @@
       <w:szCs w:val="20"/>
     </w:rPr>
   </w:style>
-  <w:style w:customStyle="1" w:styleId="Abstract" w:type="paragraph">
+  <w:style w:type="paragraph" w:customStyle="1" w:styleId="Abstract">
     <w:name w:val="Abstract"/>
     <w:basedOn w:val="Normal"/>
     <w:next w:val="BodyText"/>
@@ -4177,237 +6367,32 @@
     <w:pPr>
       <w:keepNext/>
       <w:keepLines/>
-      <w:spacing w:after="300" w:before="100"/>
+      <w:spacing w:before="100" w:after="300"/>
     </w:pPr>
     <w:rPr>
       <w:sz w:val="20"/>
       <w:szCs w:val="20"/>
     </w:rPr>
   </w:style>
-  <w:style w:styleId="Bibliography" w:type="paragraph">
+  <w:style w:type="paragraph" w:styleId="Bibliography">
     <w:name w:val="Bibliography"/>
     <w:basedOn w:val="Normal"/>
-    <w:next w:val="Bibliography"/>
     <w:qFormat/>
-    <w:pPr/>
-    <w:rPr/>
-  </w:style>
-  <w:style w:styleId="Heading1" w:type="paragraph">
-    <w:name w:val="heading 1"/>
-    <w:basedOn w:val="Normal"/>
-    <w:next w:val="BodyText"/>
-    <w:link w:val="Heading1Char"/>
-    <w:uiPriority w:val="9"/>
-    <w:qFormat/>
-    <w:rsid w:val="00A10FD9"/>
-    <w:pPr>
-      <w:keepNext/>
-      <w:keepLines/>
-      <w:spacing w:after="240" w:before="360" w:line="240" w:lineRule="auto"/>
-      <w:jc w:val="left"/>
-      <w:outlineLvl w:val="0"/>
-    </w:pPr>
-    <w:rPr>
-      <w:rFonts w:ascii="Times New Roman" w:cs="Times New Roman" w:eastAsia="Times New Roman" w:hAnsi="Times New Roman"/>
-      <w:color w:val="000000"/>
-      <w:sz w:val="24"/>
-      <w:szCs w:val="24"/>
-    </w:rPr>
-  </w:style>
-  <w:style w:styleId="Heading2" w:type="paragraph">
-    <w:name w:val="heading 2"/>
-    <w:basedOn w:val="Normal"/>
-    <w:next w:val="BodyText"/>
-    <w:link w:val="Heading2Char"/>
-    <w:uiPriority w:val="9"/>
-    <w:semiHidden/>
-    <w:unhideWhenUsed/>
-    <w:qFormat/>
-    <w:rsid w:val="00A10FD9"/>
-    <w:pPr>
-      <w:keepNext/>
-      <w:keepLines/>
-      <w:spacing w:after="120" w:before="240" w:line="240" w:lineRule="auto"/>
-      <w:jc w:val="left"/>
-      <w:outlineLvl w:val="1"/>
-    </w:pPr>
-    <w:rPr>
-      <w:rFonts w:ascii="Times New Roman" w:cs="Times New Roman" w:eastAsia="Times New Roman" w:hAnsi="Times New Roman"/>
-      <w:color w:val="000000"/>
-      <w:sz w:val="24"/>
-      <w:szCs w:val="24"/>
-    </w:rPr>
-  </w:style>
-  <w:style w:styleId="Heading3" w:type="paragraph">
-    <w:name w:val="heading 3"/>
-    <w:basedOn w:val="Normal"/>
-    <w:next w:val="BodyText"/>
-    <w:link w:val="Heading3Char"/>
-    <w:uiPriority w:val="9"/>
-    <w:semiHidden/>
-    <w:unhideWhenUsed/>
-    <w:qFormat/>
-    <w:rsid w:val="00A10FD9"/>
-    <w:pPr>
-      <w:keepNext/>
-      <w:keepLines/>
-      <w:spacing w:after="60" w:before="180" w:line="240" w:lineRule="auto"/>
-      <w:jc w:val="left"/>
-      <w:outlineLvl w:val="2"/>
-    </w:pPr>
-    <w:rPr>
-      <w:rFonts w:cstheme="majorBidi" w:eastAsiaTheme="majorEastAsia"/>
-      <w:color w:val="000000"/>
-      <w:sz w:val="22"/>
-      <w:szCs w:val="22"/>
-    </w:rPr>
-  </w:style>
-  <w:style w:styleId="Heading4" w:type="paragraph">
-    <w:name w:val="heading 4"/>
-    <w:basedOn w:val="Normal"/>
-    <w:next w:val="BodyText"/>
-    <w:link w:val="Heading4Char"/>
-    <w:uiPriority w:val="9"/>
-    <w:semiHidden/>
-    <w:unhideWhenUsed/>
-    <w:qFormat/>
-    <w:rsid w:val="00A10FD9"/>
-    <w:pPr>
-      <w:keepNext/>
-      <w:keepLines/>
-      <w:spacing w:after="40" w:before="80"/>
-      <w:outlineLvl w:val="3"/>
-    </w:pPr>
-    <w:rPr>
-      <w:rFonts w:cstheme="majorBidi" w:eastAsiaTheme="majorEastAsia"/>
-      <w:i/>
-      <w:iCs/>
-      <w:color w:val="000000"/>
-    </w:rPr>
-  </w:style>
-  <w:style w:styleId="Heading5" w:type="paragraph">
-    <w:name w:val="heading 5"/>
-    <w:basedOn w:val="Normal"/>
-    <w:next w:val="BodyText"/>
-    <w:link w:val="Heading5Char"/>
-    <w:uiPriority w:val="9"/>
-    <w:semiHidden/>
-    <w:unhideWhenUsed/>
-    <w:qFormat/>
-    <w:rsid w:val="00A10FD9"/>
-    <w:pPr>
-      <w:keepNext/>
-      <w:keepLines/>
-      <w:spacing w:after="40" w:before="80"/>
-      <w:outlineLvl w:val="4"/>
-    </w:pPr>
-    <w:rPr>
-      <w:rFonts w:cstheme="majorBidi" w:eastAsiaTheme="majorEastAsia"/>
-      <w:color w:val="000000"/>
-    </w:rPr>
-  </w:style>
-  <w:style w:styleId="Heading6" w:type="paragraph">
-    <w:name w:val="heading 6"/>
-    <w:basedOn w:val="Normal"/>
-    <w:next w:val="BodyText"/>
-    <w:link w:val="Heading6Char"/>
-    <w:uiPriority w:val="9"/>
-    <w:semiHidden/>
-    <w:unhideWhenUsed/>
-    <w:qFormat/>
-    <w:rsid w:val="00A10FD9"/>
-    <w:pPr>
-      <w:keepNext/>
-      <w:keepLines/>
-      <w:spacing w:after="0" w:before="40"/>
-      <w:outlineLvl w:val="5"/>
-    </w:pPr>
-    <w:rPr>
-      <w:rFonts w:cstheme="majorBidi" w:eastAsiaTheme="majorEastAsia"/>
-      <w:i/>
-      <w:iCs/>
-      <w:color w:themeColor="text1" w:themeTint="A6" w:val="595959"/>
-    </w:rPr>
-  </w:style>
-  <w:style w:styleId="Heading7" w:type="paragraph">
-    <w:name w:val="heading 7"/>
-    <w:basedOn w:val="Normal"/>
-    <w:next w:val="BodyText"/>
-    <w:link w:val="Heading7Char"/>
-    <w:uiPriority w:val="9"/>
-    <w:semiHidden/>
-    <w:unhideWhenUsed/>
-    <w:qFormat/>
-    <w:rsid w:val="00A10FD9"/>
-    <w:pPr>
-      <w:keepNext/>
-      <w:keepLines/>
-      <w:spacing w:after="0" w:before="40"/>
-      <w:outlineLvl w:val="6"/>
-    </w:pPr>
-    <w:rPr>
-      <w:rFonts w:cstheme="majorBidi" w:eastAsiaTheme="majorEastAsia"/>
-      <w:color w:themeColor="text1" w:themeTint="A6" w:val="595959"/>
-    </w:rPr>
-  </w:style>
-  <w:style w:styleId="Heading8" w:type="paragraph">
-    <w:name w:val="heading 8"/>
-    <w:basedOn w:val="Normal"/>
-    <w:next w:val="BodyText"/>
-    <w:link w:val="Heading8Char"/>
-    <w:uiPriority w:val="9"/>
-    <w:semiHidden/>
-    <w:unhideWhenUsed/>
-    <w:qFormat/>
-    <w:rsid w:val="00A10FD9"/>
-    <w:pPr>
-      <w:keepNext/>
-      <w:keepLines/>
-      <w:spacing w:after="0"/>
-      <w:outlineLvl w:val="7"/>
-    </w:pPr>
-    <w:rPr>
-      <w:rFonts w:cstheme="majorBidi" w:eastAsiaTheme="majorEastAsia"/>
-      <w:i/>
-      <w:iCs/>
-      <w:color w:themeColor="text1" w:themeTint="D8" w:val="272727"/>
-    </w:rPr>
-  </w:style>
-  <w:style w:styleId="Heading9" w:type="paragraph">
-    <w:name w:val="heading 9"/>
-    <w:basedOn w:val="Normal"/>
-    <w:next w:val="BodyText"/>
-    <w:link w:val="Heading9Char"/>
-    <w:uiPriority w:val="9"/>
-    <w:semiHidden/>
-    <w:unhideWhenUsed/>
-    <w:qFormat/>
-    <w:rsid w:val="00A10FD9"/>
-    <w:pPr>
-      <w:keepNext/>
-      <w:keepLines/>
-      <w:spacing w:after="0"/>
-      <w:outlineLvl w:val="8"/>
-    </w:pPr>
-    <w:rPr>
-      <w:rFonts w:cstheme="majorBidi" w:eastAsiaTheme="majorEastAsia"/>
-      <w:color w:themeColor="text1" w:themeTint="D8" w:val="272727"/>
-    </w:rPr>
-  </w:style>
-  <w:style w:customStyle="1" w:styleId="Heading1Char" w:type="character">
+  </w:style>
+  <w:style w:type="character" w:customStyle="1" w:styleId="Heading1Char">
     <w:name w:val="Heading 1 Char"/>
     <w:basedOn w:val="DefaultParagraphFont"/>
     <w:link w:val="Heading1"/>
     <w:uiPriority w:val="9"/>
     <w:rsid w:val="00A10FD9"/>
     <w:rPr>
-      <w:rFonts w:ascii="Times New Roman" w:cs="Times New Roman" w:eastAsia="Times New Roman" w:hAnsi="Times New Roman"/>
+      <w:rFonts w:ascii="Times New Roman" w:eastAsia="Times New Roman" w:hAnsi="Times New Roman" w:cs="Times New Roman"/>
       <w:color w:val="000000"/>
       <w:sz w:val="40"/>
       <w:szCs w:val="40"/>
     </w:rPr>
   </w:style>
-  <w:style w:customStyle="1" w:styleId="Heading2Char" w:type="character">
+  <w:style w:type="character" w:customStyle="1" w:styleId="Heading2Char">
     <w:name w:val="Heading 2 Char"/>
     <w:basedOn w:val="DefaultParagraphFont"/>
     <w:link w:val="Heading2"/>
@@ -4415,13 +6400,13 @@
     <w:semiHidden/>
     <w:rsid w:val="00A10FD9"/>
     <w:rPr>
-      <w:rFonts w:ascii="Times New Roman" w:cs="Times New Roman" w:eastAsia="Times New Roman" w:hAnsi="Times New Roman"/>
+      <w:rFonts w:ascii="Times New Roman" w:eastAsia="Times New Roman" w:hAnsi="Times New Roman" w:cs="Times New Roman"/>
       <w:color w:val="000000"/>
       <w:sz w:val="32"/>
       <w:szCs w:val="32"/>
     </w:rPr>
   </w:style>
-  <w:style w:customStyle="1" w:styleId="Heading3Char" w:type="character">
+  <w:style w:type="character" w:customStyle="1" w:styleId="Heading3Char">
     <w:name w:val="Heading 3 Char"/>
     <w:basedOn w:val="DefaultParagraphFont"/>
     <w:link w:val="Heading3"/>
@@ -4429,13 +6414,13 @@
     <w:semiHidden/>
     <w:rsid w:val="00A10FD9"/>
     <w:rPr>
-      <w:rFonts w:cstheme="majorBidi" w:eastAsiaTheme="majorEastAsia"/>
+      <w:rFonts w:eastAsiaTheme="majorEastAsia" w:cstheme="majorBidi"/>
       <w:color w:val="000000"/>
       <w:sz w:val="28"/>
       <w:szCs w:val="28"/>
     </w:rPr>
   </w:style>
-  <w:style w:customStyle="1" w:styleId="Heading4Char" w:type="character">
+  <w:style w:type="character" w:customStyle="1" w:styleId="Heading4Char">
     <w:name w:val="Heading 4 Char"/>
     <w:basedOn w:val="DefaultParagraphFont"/>
     <w:link w:val="Heading4"/>
@@ -4443,13 +6428,13 @@
     <w:semiHidden/>
     <w:rsid w:val="00A10FD9"/>
     <w:rPr>
-      <w:rFonts w:cstheme="majorBidi" w:eastAsiaTheme="majorEastAsia"/>
+      <w:rFonts w:eastAsiaTheme="majorEastAsia" w:cstheme="majorBidi"/>
       <w:i/>
       <w:iCs/>
       <w:color w:val="000000"/>
     </w:rPr>
   </w:style>
-  <w:style w:customStyle="1" w:styleId="Heading5Char" w:type="character">
+  <w:style w:type="character" w:customStyle="1" w:styleId="Heading5Char">
     <w:name w:val="Heading 5 Char"/>
     <w:basedOn w:val="DefaultParagraphFont"/>
     <w:link w:val="Heading5"/>
@@ -4457,11 +6442,11 @@
     <w:semiHidden/>
     <w:rsid w:val="00A10FD9"/>
     <w:rPr>
-      <w:rFonts w:cstheme="majorBidi" w:eastAsiaTheme="majorEastAsia"/>
+      <w:rFonts w:eastAsiaTheme="majorEastAsia" w:cstheme="majorBidi"/>
       <w:color w:val="000000"/>
     </w:rPr>
   </w:style>
-  <w:style w:customStyle="1" w:styleId="Heading6Char" w:type="character">
+  <w:style w:type="character" w:customStyle="1" w:styleId="Heading6Char">
     <w:name w:val="Heading 6 Char"/>
     <w:basedOn w:val="DefaultParagraphFont"/>
     <w:link w:val="Heading6"/>
@@ -4469,13 +6454,13 @@
     <w:semiHidden/>
     <w:rsid w:val="00A10FD9"/>
     <w:rPr>
-      <w:rFonts w:cstheme="majorBidi" w:eastAsiaTheme="majorEastAsia"/>
+      <w:rFonts w:eastAsiaTheme="majorEastAsia" w:cstheme="majorBidi"/>
       <w:i/>
       <w:iCs/>
-      <w:color w:themeColor="text1" w:themeTint="A6" w:val="595959"/>
+      <w:color w:val="595959" w:themeColor="text1" w:themeTint="A6"/>
     </w:rPr>
   </w:style>
-  <w:style w:customStyle="1" w:styleId="Heading7Char" w:type="character">
+  <w:style w:type="character" w:customStyle="1" w:styleId="Heading7Char">
     <w:name w:val="Heading 7 Char"/>
     <w:basedOn w:val="DefaultParagraphFont"/>
     <w:link w:val="Heading7"/>
@@ -4483,11 +6468,11 @@
     <w:semiHidden/>
     <w:rsid w:val="00A10FD9"/>
     <w:rPr>
-      <w:rFonts w:cstheme="majorBidi" w:eastAsiaTheme="majorEastAsia"/>
-      <w:color w:themeColor="text1" w:themeTint="A6" w:val="595959"/>
+      <w:rFonts w:eastAsiaTheme="majorEastAsia" w:cstheme="majorBidi"/>
+      <w:color w:val="595959" w:themeColor="text1" w:themeTint="A6"/>
     </w:rPr>
   </w:style>
-  <w:style w:customStyle="1" w:styleId="Heading8Char" w:type="character">
+  <w:style w:type="character" w:customStyle="1" w:styleId="Heading8Char">
     <w:name w:val="Heading 8 Char"/>
     <w:basedOn w:val="DefaultParagraphFont"/>
     <w:link w:val="Heading8"/>
@@ -4495,13 +6480,13 @@
     <w:semiHidden/>
     <w:rsid w:val="00A10FD9"/>
     <w:rPr>
-      <w:rFonts w:cstheme="majorBidi" w:eastAsiaTheme="majorEastAsia"/>
+      <w:rFonts w:eastAsiaTheme="majorEastAsia" w:cstheme="majorBidi"/>
       <w:i/>
       <w:iCs/>
-      <w:color w:themeColor="text1" w:themeTint="D8" w:val="272727"/>
+      <w:color w:val="272727" w:themeColor="text1" w:themeTint="D8"/>
     </w:rPr>
   </w:style>
-  <w:style w:customStyle="1" w:styleId="Heading9Char" w:type="character">
+  <w:style w:type="character" w:customStyle="1" w:styleId="Heading9Char">
     <w:name w:val="Heading 9 Char"/>
     <w:basedOn w:val="DefaultParagraphFont"/>
     <w:link w:val="Heading9"/>
@@ -4509,11 +6494,11 @@
     <w:semiHidden/>
     <w:rsid w:val="00A10FD9"/>
     <w:rPr>
-      <w:rFonts w:cstheme="majorBidi" w:eastAsiaTheme="majorEastAsia"/>
-      <w:color w:themeColor="text1" w:themeTint="D8" w:val="272727"/>
+      <w:rFonts w:eastAsiaTheme="majorEastAsia" w:cstheme="majorBidi"/>
+      <w:color w:val="272727" w:themeColor="text1" w:themeTint="D8"/>
     </w:rPr>
   </w:style>
-  <w:style w:styleId="BlockText" w:type="paragraph">
+  <w:style w:type="paragraph" w:styleId="BlockText">
     <w:name w:val="Block Text"/>
     <w:basedOn w:val="BodyText"/>
     <w:next w:val="BodyText"/>
@@ -4521,19 +6506,18 @@
     <w:unhideWhenUsed/>
     <w:qFormat/>
     <w:pPr>
-      <w:spacing w:after="100" w:before="100"/>
-      <w:ind w:firstLine="0" w:left="480" w:right="480"/>
+      <w:spacing w:before="100" w:after="100"/>
+      <w:ind w:left="480" w:right="480"/>
     </w:pPr>
   </w:style>
-  <w:style w:styleId="FootnoteText" w:type="paragraph">
-    <w:name w:val="Footnote Text"/>
+  <w:style w:type="paragraph" w:styleId="FootnoteText">
+    <w:name w:val="footnote text"/>
     <w:basedOn w:val="Normal"/>
-    <w:next w:val="FootnoteText"/>
     <w:uiPriority w:val="9"/>
     <w:unhideWhenUsed/>
     <w:qFormat/>
   </w:style>
-  <w:style w:styleId="FootnoteBlockText" w:type="paragraph">
+  <w:style w:type="paragraph" w:customStyle="1" w:styleId="FootnoteBlockText">
     <w:name w:val="Footnote Block Text"/>
     <w:basedOn w:val="FootnoteText"/>
     <w:next w:val="FootnoteText"/>
@@ -4541,130 +6525,125 @@
     <w:unhideWhenUsed/>
     <w:qFormat/>
     <w:pPr>
-      <w:spacing w:after="100" w:before="100"/>
-      <w:ind w:firstLine="0" w:left="480" w:right="480"/>
+      <w:spacing w:before="100" w:after="100"/>
+      <w:ind w:left="480" w:right="480"/>
     </w:pPr>
   </w:style>
-  <w:style w:default="1" w:styleId="DefaultParagraphFont" w:type="character">
-    <w:name w:val="Default Paragraph Font"/>
-    <w:semiHidden/>
-    <w:unhideWhenUsed/>
-  </w:style>
-  <w:style w:default="1" w:styleId="Table" w:type="table">
+  <w:style w:type="table" w:customStyle="1" w:styleId="Table">
     <w:name w:val="Table"/>
-    <w:basedOn w:val="TableNormal"/>
-    <w:uiPriority w:val="0"/>
     <w:tblPr>
+      <w:tblInd w:w="0" w:type="dxa"/>
       <w:tblBorders>
-        <w:top w:color="000000" w:space="0" w:sz="4" w:val="single"/>
-        <w:left w:color="000000" w:space="0" w:sz="4" w:val="single"/>
-        <w:bottom w:color="000000" w:space="0" w:sz="4" w:val="single"/>
-        <w:right w:color="000000" w:space="0" w:sz="4" w:val="single"/>
-        <w:insideH w:color="000000" w:space="0" w:sz="4" w:val="single"/>
-        <w:insideV w:color="000000" w:space="0" w:sz="4" w:val="single"/>
+        <w:top w:val="single" w:sz="4" w:space="0" w:color="000000"/>
+        <w:left w:val="single" w:sz="4" w:space="0" w:color="000000"/>
+        <w:bottom w:val="single" w:sz="4" w:space="0" w:color="000000"/>
+        <w:right w:val="single" w:sz="4" w:space="0" w:color="000000"/>
+        <w:insideH w:val="single" w:sz="4" w:space="0" w:color="000000"/>
+        <w:insideV w:val="single" w:sz="4" w:space="0" w:color="000000"/>
       </w:tblBorders>
-      <w:tblInd w:type="dxa" w:w="0"/>
       <w:tblCellMar>
-        <w:top w:type="dxa" w:w="40"/>
-        <w:left w:type="dxa" w:w="108"/>
-        <w:bottom w:type="dxa" w:w="40"/>
-        <w:right w:type="dxa" w:w="108"/>
+        <w:top w:w="40" w:type="dxa"/>
+        <w:left w:w="108" w:type="dxa"/>
+        <w:bottom w:w="40" w:type="dxa"/>
+        <w:right w:w="108" w:type="dxa"/>
       </w:tblCellMar>
     </w:tblPr>
     <w:tblStylePr w:type="firstRow">
       <w:rPr>
-        <w:rFonts w:ascii="Times New Roman" w:cs="Times New Roman" w:eastAsia="Times New Roman" w:hAnsi="Times New Roman"/>
+        <w:rFonts w:ascii="Times New Roman" w:eastAsia="Times New Roman" w:hAnsi="Times New Roman" w:cs="Times New Roman"/>
         <w:b/>
         <w:color w:val="000000"/>
       </w:rPr>
+      <w:tblPr/>
       <w:tcPr>
-        <w:shd w:color="auto" w:fill="D9D9D9" w:val="clear"/>
+        <w:shd w:val="clear" w:color="auto" w:fill="D9D9D9"/>
         <w:vAlign w:val="center"/>
       </w:tcPr>
     </w:tblStylePr>
   </w:style>
-  <w:style w:customStyle="1" w:styleId="DefinitionTerm" w:type="paragraph">
+  <w:style w:type="paragraph" w:customStyle="1" w:styleId="DefinitionTerm">
     <w:name w:val="Definition Term"/>
     <w:basedOn w:val="Normal"/>
     <w:next w:val="Definition"/>
     <w:pPr>
       <w:keepNext/>
       <w:keepLines/>
-      <w:spacing w:after="0"/>
     </w:pPr>
     <w:rPr>
       <w:b/>
     </w:rPr>
   </w:style>
-  <w:style w:customStyle="1" w:styleId="Definition" w:type="paragraph">
+  <w:style w:type="paragraph" w:customStyle="1" w:styleId="Definition">
     <w:name w:val="Definition"/>
     <w:basedOn w:val="Normal"/>
   </w:style>
-  <w:style w:styleId="Caption" w:type="paragraph">
-    <w:name w:val="Caption"/>
+  <w:style w:type="paragraph" w:styleId="Caption">
+    <w:name w:val="caption"/>
     <w:basedOn w:val="Normal"/>
-    <w:link w:val="BodyTextChar"/>
+    <w:link w:val="CaptionChar"/>
     <w:pPr>
-      <w:spacing w:after="120" w:before="0"/>
+      <w:spacing w:before="0" w:after="120"/>
     </w:pPr>
     <w:rPr>
       <w:i/>
     </w:rPr>
   </w:style>
-  <w:style w:customStyle="1" w:styleId="TableCaption" w:type="paragraph">
+  <w:style w:type="paragraph" w:customStyle="1" w:styleId="TableCaption">
     <w:name w:val="Table Caption"/>
     <w:basedOn w:val="Caption"/>
     <w:pPr>
       <w:keepNext/>
     </w:pPr>
   </w:style>
-  <w:style w:customStyle="1" w:styleId="ImageCaption" w:type="paragraph">
+  <w:style w:type="paragraph" w:customStyle="1" w:styleId="ImageCaption">
     <w:name w:val="Image Caption"/>
     <w:basedOn w:val="Caption"/>
   </w:style>
-  <w:style w:customStyle="1" w:styleId="Figure" w:type="paragraph">
+  <w:style w:type="paragraph" w:customStyle="1" w:styleId="Figure">
     <w:name w:val="Figure"/>
     <w:basedOn w:val="Normal"/>
   </w:style>
-  <w:style w:customStyle="1" w:styleId="CaptionedFigure" w:type="paragraph">
+  <w:style w:type="paragraph" w:customStyle="1" w:styleId="CaptionedFigure">
     <w:name w:val="Captioned Figure"/>
     <w:basedOn w:val="Figure"/>
     <w:pPr>
       <w:keepNext/>
     </w:pPr>
   </w:style>
-  <w:style w:customStyle="1" w:styleId="BodyTextChar" w:type="character">
-    <w:name w:val="Body Text Char"/>
+  <w:style w:type="character" w:customStyle="1" w:styleId="CaptionChar">
+    <w:name w:val="Caption Char"/>
     <w:basedOn w:val="DefaultParagraphFont"/>
-    <w:link w:val="BodyText"/>
-  </w:style>
-  <w:style w:customStyle="1" w:styleId="VerbatimChar" w:type="character">
+    <w:link w:val="Caption"/>
+  </w:style>
+  <w:style w:type="character" w:customStyle="1" w:styleId="VerbatimChar">
     <w:name w:val="Verbatim Char"/>
-    <w:basedOn w:val="BodyTextChar"/>
+    <w:basedOn w:val="CaptionChar"/>
+    <w:link w:val="SourceCode"/>
     <w:rPr>
       <w:rFonts w:ascii="Consolas" w:hAnsi="Consolas"/>
       <w:sz w:val="22"/>
     </w:rPr>
   </w:style>
-  <w:style w:customStyle="1" w:styleId="SectionNumber" w:type="character">
+  <w:style w:type="character" w:customStyle="1" w:styleId="SectionNumber">
     <w:name w:val="Section Number"/>
-    <w:basedOn w:val="BodyTextChar"/>
-  </w:style>
-  <w:style w:styleId="FootnoteReference" w:type="character">
-    <w:name w:val="Footnote Reference"/>
-    <w:basedOn w:val="BodyTextChar"/>
+    <w:basedOn w:val="CaptionChar"/>
+  </w:style>
+  <w:style w:type="character" w:styleId="FootnoteReference">
+    <w:name w:val="footnote reference"/>
+    <w:basedOn w:val="CaptionChar"/>
     <w:rPr>
       <w:vertAlign w:val="superscript"/>
     </w:rPr>
   </w:style>
-  <w:style w:styleId="Hyperlink" w:type="character">
+  <w:style w:type="character" w:styleId="Hyperlink">
     <w:name w:val="Hyperlink"/>
-    <w:basedOn w:val="BodyTextChar"/>
+    <w:basedOn w:val="CaptionChar"/>
+    <w:uiPriority w:val="99"/>
     <w:rPr>
       <w:color w:val="000000"/>
     </w:rPr>
   </w:style>
-  <w:style w:styleId="TOCHeading" w:type="paragraph">
+  <w:style w:type="paragraph" w:styleId="TOCHeading">
     <w:name w:val="TOC Heading"/>
     <w:basedOn w:val="Heading1"/>
     <w:next w:val="BodyText"/>
@@ -4675,246 +6654,340 @@
       <w:spacing w:before="240" w:line="259" w:lineRule="auto"/>
       <w:outlineLvl w:val="9"/>
     </w:pPr>
-    <w:rPr>
-      <w:rFonts w:ascii="Times New Roman" w:cs="Times New Roman" w:eastAsia="Times New Roman" w:hAnsi="Times New Roman"/>
-      <w:b w:val="0"/>
-      <w:bCs w:val="0"/>
-      <w:color w:val="000000"/>
-    </w:rPr>
   </w:style>
   <w:style w:type="paragraph" w:customStyle="1" w:styleId="SourceCode">
     <w:name w:val="Source Code"/>
     <w:basedOn w:val="Normal"/>
     <w:link w:val="VerbatimChar"/>
     <w:pPr>
-      <w:wordWrap w:val="off"/>
+      <w:wordWrap w:val="0"/>
     </w:pPr>
   </w:style>
   <w:style w:type="character" w:customStyle="1" w:styleId="KeywordTok">
     <w:name w:val="KeywordTok"/>
     <w:basedOn w:val="VerbatimChar"/>
     <w:rPr>
+      <w:rFonts w:ascii="Consolas" w:hAnsi="Consolas"/>
       <w:b/>
       <w:color w:val="007020"/>
+      <w:sz w:val="22"/>
     </w:rPr>
   </w:style>
   <w:style w:type="character" w:customStyle="1" w:styleId="DataTypeTok">
     <w:name w:val="DataTypeTok"/>
     <w:basedOn w:val="VerbatimChar"/>
     <w:rPr>
+      <w:rFonts w:ascii="Consolas" w:hAnsi="Consolas"/>
       <w:color w:val="902000"/>
+      <w:sz w:val="22"/>
     </w:rPr>
   </w:style>
   <w:style w:type="character" w:customStyle="1" w:styleId="DecValTok">
     <w:name w:val="DecValTok"/>
     <w:basedOn w:val="VerbatimChar"/>
     <w:rPr>
-      <w:color w:val="40a070"/>
+      <w:rFonts w:ascii="Consolas" w:hAnsi="Consolas"/>
+      <w:color w:val="40A070"/>
+      <w:sz w:val="22"/>
     </w:rPr>
   </w:style>
   <w:style w:type="character" w:customStyle="1" w:styleId="BaseNTok">
     <w:name w:val="BaseNTok"/>
     <w:basedOn w:val="VerbatimChar"/>
     <w:rPr>
-      <w:color w:val="40a070"/>
+      <w:rFonts w:ascii="Consolas" w:hAnsi="Consolas"/>
+      <w:color w:val="40A070"/>
+      <w:sz w:val="22"/>
     </w:rPr>
   </w:style>
   <w:style w:type="character" w:customStyle="1" w:styleId="FloatTok">
     <w:name w:val="FloatTok"/>
     <w:basedOn w:val="VerbatimChar"/>
     <w:rPr>
-      <w:color w:val="40a070"/>
+      <w:rFonts w:ascii="Consolas" w:hAnsi="Consolas"/>
+      <w:color w:val="40A070"/>
+      <w:sz w:val="22"/>
     </w:rPr>
   </w:style>
   <w:style w:type="character" w:customStyle="1" w:styleId="ConstantTok">
     <w:name w:val="ConstantTok"/>
     <w:basedOn w:val="VerbatimChar"/>
     <w:rPr>
+      <w:rFonts w:ascii="Consolas" w:hAnsi="Consolas"/>
       <w:color w:val="880000"/>
+      <w:sz w:val="22"/>
     </w:rPr>
   </w:style>
   <w:style w:type="character" w:customStyle="1" w:styleId="CharTok">
     <w:name w:val="CharTok"/>
     <w:basedOn w:val="VerbatimChar"/>
     <w:rPr>
-      <w:color w:val="4070a0"/>
+      <w:rFonts w:ascii="Consolas" w:hAnsi="Consolas"/>
+      <w:color w:val="4070A0"/>
+      <w:sz w:val="22"/>
     </w:rPr>
   </w:style>
   <w:style w:type="character" w:customStyle="1" w:styleId="SpecialCharTok">
     <w:name w:val="SpecialCharTok"/>
     <w:basedOn w:val="VerbatimChar"/>
     <w:rPr>
-      <w:color w:val="4070a0"/>
+      <w:rFonts w:ascii="Consolas" w:hAnsi="Consolas"/>
+      <w:color w:val="4070A0"/>
+      <w:sz w:val="22"/>
     </w:rPr>
   </w:style>
   <w:style w:type="character" w:customStyle="1" w:styleId="StringTok">
     <w:name w:val="StringTok"/>
     <w:basedOn w:val="VerbatimChar"/>
     <w:rPr>
-      <w:color w:val="4070a0"/>
+      <w:rFonts w:ascii="Consolas" w:hAnsi="Consolas"/>
+      <w:color w:val="4070A0"/>
+      <w:sz w:val="22"/>
     </w:rPr>
   </w:style>
   <w:style w:type="character" w:customStyle="1" w:styleId="VerbatimStringTok">
     <w:name w:val="VerbatimStringTok"/>
     <w:basedOn w:val="VerbatimChar"/>
     <w:rPr>
-      <w:color w:val="4070a0"/>
+      <w:rFonts w:ascii="Consolas" w:hAnsi="Consolas"/>
+      <w:color w:val="4070A0"/>
+      <w:sz w:val="22"/>
     </w:rPr>
   </w:style>
   <w:style w:type="character" w:customStyle="1" w:styleId="SpecialStringTok">
     <w:name w:val="SpecialStringTok"/>
     <w:basedOn w:val="VerbatimChar"/>
     <w:rPr>
-      <w:color w:val="bb6688"/>
+      <w:rFonts w:ascii="Consolas" w:hAnsi="Consolas"/>
+      <w:color w:val="BB6688"/>
+      <w:sz w:val="22"/>
     </w:rPr>
   </w:style>
   <w:style w:type="character" w:customStyle="1" w:styleId="ImportTok">
     <w:name w:val="ImportTok"/>
     <w:basedOn w:val="VerbatimChar"/>
     <w:rPr>
+      <w:rFonts w:ascii="Consolas" w:hAnsi="Consolas"/>
       <w:b/>
       <w:color w:val="008000"/>
+      <w:sz w:val="22"/>
     </w:rPr>
   </w:style>
   <w:style w:type="character" w:customStyle="1" w:styleId="CommentTok">
     <w:name w:val="CommentTok"/>
     <w:basedOn w:val="VerbatimChar"/>
     <w:rPr>
+      <w:rFonts w:ascii="Consolas" w:hAnsi="Consolas"/>
       <w:i/>
-      <w:color w:val="60a0b0"/>
+      <w:color w:val="60A0B0"/>
+      <w:sz w:val="22"/>
     </w:rPr>
   </w:style>
   <w:style w:type="character" w:customStyle="1" w:styleId="DocumentationTok">
     <w:name w:val="DocumentationTok"/>
     <w:basedOn w:val="VerbatimChar"/>
     <w:rPr>
+      <w:rFonts w:ascii="Consolas" w:hAnsi="Consolas"/>
       <w:i/>
-      <w:color w:val="ba2121"/>
+      <w:color w:val="BA2121"/>
+      <w:sz w:val="22"/>
     </w:rPr>
   </w:style>
   <w:style w:type="character" w:customStyle="1" w:styleId="AnnotationTok">
     <w:name w:val="AnnotationTok"/>
     <w:basedOn w:val="VerbatimChar"/>
     <w:rPr>
+      <w:rFonts w:ascii="Consolas" w:hAnsi="Consolas"/>
       <w:b/>
       <w:i/>
-      <w:color w:val="60a0b0"/>
+      <w:color w:val="60A0B0"/>
+      <w:sz w:val="22"/>
     </w:rPr>
   </w:style>
   <w:style w:type="character" w:customStyle="1" w:styleId="CommentVarTok">
     <w:name w:val="CommentVarTok"/>
     <w:basedOn w:val="VerbatimChar"/>
     <w:rPr>
+      <w:rFonts w:ascii="Consolas" w:hAnsi="Consolas"/>
       <w:b/>
       <w:i/>
-      <w:color w:val="60a0b0"/>
+      <w:color w:val="60A0B0"/>
+      <w:sz w:val="22"/>
     </w:rPr>
   </w:style>
   <w:style w:type="character" w:customStyle="1" w:styleId="OtherTok">
     <w:name w:val="OtherTok"/>
     <w:basedOn w:val="VerbatimChar"/>
     <w:rPr>
+      <w:rFonts w:ascii="Consolas" w:hAnsi="Consolas"/>
       <w:color w:val="007020"/>
+      <w:sz w:val="22"/>
     </w:rPr>
   </w:style>
   <w:style w:type="character" w:customStyle="1" w:styleId="FunctionTok">
     <w:name w:val="FunctionTok"/>
     <w:basedOn w:val="VerbatimChar"/>
     <w:rPr>
-      <w:color w:val="06287e"/>
+      <w:rFonts w:ascii="Consolas" w:hAnsi="Consolas"/>
+      <w:color w:val="06287E"/>
+      <w:sz w:val="22"/>
     </w:rPr>
   </w:style>
   <w:style w:type="character" w:customStyle="1" w:styleId="VariableTok">
     <w:name w:val="VariableTok"/>
     <w:basedOn w:val="VerbatimChar"/>
     <w:rPr>
-      <w:color w:val="19177c"/>
+      <w:rFonts w:ascii="Consolas" w:hAnsi="Consolas"/>
+      <w:color w:val="19177C"/>
+      <w:sz w:val="22"/>
     </w:rPr>
   </w:style>
   <w:style w:type="character" w:customStyle="1" w:styleId="ControlFlowTok">
     <w:name w:val="ControlFlowTok"/>
     <w:basedOn w:val="VerbatimChar"/>
     <w:rPr>
+      <w:rFonts w:ascii="Consolas" w:hAnsi="Consolas"/>
       <w:b/>
       <w:color w:val="007020"/>
+      <w:sz w:val="22"/>
     </w:rPr>
   </w:style>
   <w:style w:type="character" w:customStyle="1" w:styleId="OperatorTok">
     <w:name w:val="OperatorTok"/>
     <w:basedOn w:val="VerbatimChar"/>
     <w:rPr>
+      <w:rFonts w:ascii="Consolas" w:hAnsi="Consolas"/>
       <w:color w:val="666666"/>
+      <w:sz w:val="22"/>
     </w:rPr>
   </w:style>
   <w:style w:type="character" w:customStyle="1" w:styleId="BuiltInTok">
     <w:name w:val="BuiltInTok"/>
     <w:basedOn w:val="VerbatimChar"/>
     <w:rPr>
+      <w:rFonts w:ascii="Consolas" w:hAnsi="Consolas"/>
       <w:color w:val="008000"/>
+      <w:sz w:val="22"/>
     </w:rPr>
   </w:style>
   <w:style w:type="character" w:customStyle="1" w:styleId="ExtensionTok">
     <w:name w:val="ExtensionTok"/>
     <w:basedOn w:val="VerbatimChar"/>
-    <w:rPr/>
+    <w:rPr>
+      <w:rFonts w:ascii="Consolas" w:hAnsi="Consolas"/>
+      <w:sz w:val="22"/>
+    </w:rPr>
   </w:style>
   <w:style w:type="character" w:customStyle="1" w:styleId="PreprocessorTok">
     <w:name w:val="PreprocessorTok"/>
     <w:basedOn w:val="VerbatimChar"/>
     <w:rPr>
-      <w:color w:val="bc7a00"/>
+      <w:rFonts w:ascii="Consolas" w:hAnsi="Consolas"/>
+      <w:color w:val="BC7A00"/>
+      <w:sz w:val="22"/>
     </w:rPr>
   </w:style>
   <w:style w:type="character" w:customStyle="1" w:styleId="AttributeTok">
     <w:name w:val="AttributeTok"/>
     <w:basedOn w:val="VerbatimChar"/>
     <w:rPr>
-      <w:color w:val="7d9029"/>
+      <w:rFonts w:ascii="Consolas" w:hAnsi="Consolas"/>
+      <w:color w:val="7D9029"/>
+      <w:sz w:val="22"/>
     </w:rPr>
   </w:style>
   <w:style w:type="character" w:customStyle="1" w:styleId="RegionMarkerTok">
     <w:name w:val="RegionMarkerTok"/>
     <w:basedOn w:val="VerbatimChar"/>
-    <w:rPr/>
+    <w:rPr>
+      <w:rFonts w:ascii="Consolas" w:hAnsi="Consolas"/>
+      <w:sz w:val="22"/>
+    </w:rPr>
   </w:style>
   <w:style w:type="character" w:customStyle="1" w:styleId="InformationTok">
     <w:name w:val="InformationTok"/>
     <w:basedOn w:val="VerbatimChar"/>
     <w:rPr>
+      <w:rFonts w:ascii="Consolas" w:hAnsi="Consolas"/>
       <w:b/>
       <w:i/>
-      <w:color w:val="60a0b0"/>
+      <w:color w:val="60A0B0"/>
+      <w:sz w:val="22"/>
     </w:rPr>
   </w:style>
   <w:style w:type="character" w:customStyle="1" w:styleId="WarningTok">
     <w:name w:val="WarningTok"/>
     <w:basedOn w:val="VerbatimChar"/>
     <w:rPr>
+      <w:rFonts w:ascii="Consolas" w:hAnsi="Consolas"/>
       <w:b/>
       <w:i/>
-      <w:color w:val="60a0b0"/>
+      <w:color w:val="60A0B0"/>
+      <w:sz w:val="22"/>
     </w:rPr>
   </w:style>
   <w:style w:type="character" w:customStyle="1" w:styleId="AlertTok">
     <w:name w:val="AlertTok"/>
     <w:basedOn w:val="VerbatimChar"/>
     <w:rPr>
+      <w:rFonts w:ascii="Consolas" w:hAnsi="Consolas"/>
       <w:b/>
-      <w:color w:val="ff0000"/>
+      <w:color w:val="FF0000"/>
+      <w:sz w:val="22"/>
     </w:rPr>
   </w:style>
   <w:style w:type="character" w:customStyle="1" w:styleId="ErrorTok">
     <w:name w:val="ErrorTok"/>
     <w:basedOn w:val="VerbatimChar"/>
     <w:rPr>
+      <w:rFonts w:ascii="Consolas" w:hAnsi="Consolas"/>
       <w:b/>
-      <w:color w:val="ff0000"/>
+      <w:color w:val="FF0000"/>
+      <w:sz w:val="22"/>
     </w:rPr>
   </w:style>
   <w:style w:type="character" w:customStyle="1" w:styleId="NormalTok">
     <w:name w:val="NormalTok"/>
     <w:basedOn w:val="VerbatimChar"/>
-    <w:rPr/>
+    <w:rPr>
+      <w:rFonts w:ascii="Consolas" w:hAnsi="Consolas"/>
+      <w:sz w:val="22"/>
+    </w:rPr>
+  </w:style>
+  <w:style w:type="paragraph" w:styleId="TOC1">
+    <w:name w:val="toc 1"/>
+    <w:basedOn w:val="Normal"/>
+    <w:next w:val="Normal"/>
+    <w:autoRedefine/>
+    <w:uiPriority w:val="39"/>
+    <w:rsid w:val="005A3886"/>
+    <w:pPr>
+      <w:spacing w:after="100"/>
+    </w:pPr>
+  </w:style>
+  <w:style w:type="paragraph" w:styleId="TOC2">
+    <w:name w:val="toc 2"/>
+    <w:basedOn w:val="Normal"/>
+    <w:next w:val="Normal"/>
+    <w:autoRedefine/>
+    <w:uiPriority w:val="39"/>
+    <w:rsid w:val="005A3886"/>
+    <w:pPr>
+      <w:spacing w:after="100"/>
+      <w:ind w:left="240"/>
+    </w:pPr>
+  </w:style>
+  <w:style w:type="paragraph" w:styleId="TOC3">
+    <w:name w:val="toc 3"/>
+    <w:basedOn w:val="Normal"/>
+    <w:next w:val="Normal"/>
+    <w:autoRedefine/>
+    <w:uiPriority w:val="39"/>
+    <w:rsid w:val="005A3886"/>
+    <w:pPr>
+      <w:spacing w:after="100"/>
+      <w:ind w:left="480"/>
+    </w:pPr>
   </w:style>
 </w:styles>
 </file>
